--- a/scripts/multitrack/README.docx
+++ b/scripts/multitrack/README.docx
@@ -8,9 +8,6 @@
         <w:pStyle w:val="Heading1"/>
       </w:pPr>
       <w:r>
-        <w:rPr>
-          <w:lang w:val="en"/>
-        </w:rPr>
         <w:t xml:space="preserve">constitution/scripts/multitrack — generic multi-track development engine</w:t>
       </w:r>
     </w:p>
@@ -22,122 +19,73 @@
         <w:rPr>
           <w:b/>
           <w:bCs/>
-          <w:lang w:val="en"/>
         </w:rPr>
         <w:t xml:space="preserve">Revision:</w:t>
       </w:r>
       <w:r>
-        <w:rPr>
-          <w:lang w:val="en"/>
-        </w:rPr>
-        <w:t xml:space="preserve"> </w:t>
-      </w:r>
-      <w:r>
-        <w:rPr>
-          <w:lang w:val="en"/>
-        </w:rPr>
+        <w:t xml:space="preserve"> </w:t>
+      </w:r>
+      <w:r>
         <w:t xml:space="preserve">2</w:t>
       </w:r>
       <w:r>
-        <w:rPr>
-          <w:lang w:val="en"/>
-        </w:rPr>
         <w:t xml:space="preserve"> </w:t>
       </w:r>
       <w:r>
         <w:rPr>
           <w:b/>
           <w:bCs/>
-          <w:lang w:val="en"/>
         </w:rPr>
         <w:t xml:space="preserve">Last modified:</w:t>
       </w:r>
       <w:r>
-        <w:rPr>
-          <w:lang w:val="en"/>
-        </w:rPr>
-        <w:t xml:space="preserve"> </w:t>
-      </w:r>
-      <w:r>
-        <w:rPr>
-          <w:lang w:val="en"/>
-        </w:rPr>
+        <w:t xml:space="preserve"> </w:t>
+      </w:r>
+      <w:r>
         <w:t xml:space="preserve">2026-07-03T23:20:00Z</w:t>
       </w:r>
       <w:r>
-        <w:rPr>
-          <w:lang w:val="en"/>
-        </w:rPr>
         <w:t xml:space="preserve"> </w:t>
       </w:r>
       <w:r>
         <w:rPr>
           <w:b/>
           <w:bCs/>
-          <w:lang w:val="en"/>
         </w:rPr>
         <w:t xml:space="preserve">Status:</w:t>
       </w:r>
       <w:r>
-        <w:rPr>
-          <w:lang w:val="en"/>
-        </w:rPr>
-        <w:t xml:space="preserve"> </w:t>
-      </w:r>
-      <w:r>
-        <w:rPr>
-          <w:lang w:val="en"/>
-        </w:rPr>
+        <w:t xml:space="preserve"> </w:t>
+      </w:r>
+      <w:r>
         <w:t xml:space="preserve">active</w:t>
       </w:r>
       <w:r>
-        <w:rPr>
-          <w:lang w:val="en"/>
-        </w:rPr>
         <w:t xml:space="preserve"> </w:t>
       </w:r>
       <w:r>
         <w:rPr>
           <w:b/>
           <w:bCs/>
-          <w:lang w:val="en"/>
         </w:rPr>
         <w:t xml:space="preserve">Classification:</w:t>
       </w:r>
       <w:r>
-        <w:rPr>
-          <w:lang w:val="en"/>
-        </w:rPr>
-        <w:t xml:space="preserve"> </w:t>
-      </w:r>
-      <w:r>
-        <w:rPr>
-          <w:lang w:val="en"/>
-        </w:rPr>
+        <w:t xml:space="preserve"> </w:t>
+      </w:r>
+      <w:r>
         <w:t xml:space="preserve">universal (§11.4.17) — project-agnostic engine; zero</w:t>
       </w:r>
       <w:r>
-        <w:rPr>
-          <w:lang w:val="en"/>
-        </w:rPr>
-        <w:t xml:space="preserve"> </w:t>
-      </w:r>
-      <w:r>
-        <w:rPr>
-          <w:lang w:val="en"/>
-        </w:rPr>
+        <w:t xml:space="preserve"> </w:t>
+      </w:r>
+      <w:r>
         <w:t xml:space="preserve">project-specific literals (no consumer hardware / vendor / host / package</w:t>
       </w:r>
       <w:r>
-        <w:rPr>
-          <w:lang w:val="en"/>
-        </w:rPr>
-        <w:t xml:space="preserve"> </w:t>
-      </w:r>
-      <w:r>
-        <w:rPr>
-          <w:lang w:val="en"/>
-        </w:rPr>
+        <w:t xml:space="preserve"> </w:t>
+      </w:r>
+      <w:r>
         <w:t xml:space="preserve">names anywhere in this directory, per §11.4.28(B)).</w:t>
       </w:r>
     </w:p>
@@ -146,81 +94,42 @@
         <w:pStyle w:val="BodyText"/>
       </w:pPr>
       <w:r>
-        <w:rPr>
-          <w:lang w:val="en"/>
-        </w:rPr>
         <w:t xml:space="preserve">Project-agnostic runtime for the §11.4.176 / §11.4.167 multi-track development</w:t>
       </w:r>
       <w:r>
-        <w:rPr>
-          <w:lang w:val="en"/>
-        </w:rPr>
-        <w:t xml:space="preserve"> </w:t>
-      </w:r>
-      <w:r>
-        <w:rPr>
-          <w:lang w:val="en"/>
-        </w:rPr>
+        <w:t xml:space="preserve"> </w:t>
+      </w:r>
+      <w:r>
         <w:t xml:space="preserve">system: worktree-per-alias resolution, the exactly-once claim registry</w:t>
       </w:r>
       <w:r>
-        <w:rPr>
-          <w:lang w:val="en"/>
-        </w:rPr>
-        <w:t xml:space="preserve"> </w:t>
-      </w:r>
-      <w:r>
-        <w:rPr>
-          <w:lang w:val="en"/>
-        </w:rPr>
+        <w:t xml:space="preserve"> </w:t>
+      </w:r>
+      <w:r>
         <w:t xml:space="preserve">(§11.4.176(A)), the capability-aware deadlock-proof device-lock (§11.4.176(B)),</w:t>
       </w:r>
       <w:r>
-        <w:rPr>
-          <w:lang w:val="en"/>
-        </w:rPr>
-        <w:t xml:space="preserve"> </w:t>
-      </w:r>
-      <w:r>
-        <w:rPr>
-          <w:lang w:val="en"/>
-        </w:rPr>
+        <w:t xml:space="preserve"> </w:t>
+      </w:r>
+      <w:r>
         <w:t xml:space="preserve">the orchestrator bind/fallback/cooldown lease, the cwd-hook contract, the</w:t>
       </w:r>
       <w:r>
-        <w:rPr>
-          <w:lang w:val="en"/>
-        </w:rPr>
-        <w:t xml:space="preserve"> </w:t>
-      </w:r>
-      <w:r>
-        <w:rPr>
-          <w:lang w:val="en"/>
-        </w:rPr>
+        <w:t xml:space="preserve"> </w:t>
+      </w:r>
+      <w:r>
         <w:t xml:space="preserve">single-builder rebuild queue, and the tmux launch entrypoint. Every consuming</w:t>
       </w:r>
       <w:r>
-        <w:rPr>
-          <w:lang w:val="en"/>
-        </w:rPr>
-        <w:t xml:space="preserve"> </w:t>
-      </w:r>
-      <w:r>
-        <w:rPr>
-          <w:lang w:val="en"/>
-        </w:rPr>
+        <w:t xml:space="preserve"> </w:t>
+      </w:r>
+      <w:r>
         <w:t xml:space="preserve">project inherits this directory verbatim (§11.4.28(B) decoupling, §11.4.35</w:t>
       </w:r>
       <w:r>
-        <w:rPr>
-          <w:lang w:val="en"/>
-        </w:rPr>
-        <w:t xml:space="preserve"> </w:t>
-      </w:r>
-      <w:r>
-        <w:rPr>
-          <w:lang w:val="en"/>
-        </w:rPr>
+        <w:t xml:space="preserve"> </w:t>
+      </w:r>
+      <w:r>
         <w:t xml:space="preserve">canonical-root) and supplies ONLY its own per-host config data.</w:t>
       </w:r>
     </w:p>
@@ -230,9 +139,6 @@
         <w:pStyle w:val="Heading2"/>
       </w:pPr>
       <w:r>
-        <w:rPr>
-          <w:lang w:val="en"/>
-        </w:rPr>
         <w:t xml:space="preserve">What lives here (GENERIC) vs what the consumer supplies (PROJECT DATA)</w:t>
       </w:r>
     </w:p>
@@ -257,9 +163,6 @@
               <w:pStyle w:val="Compact"/>
             </w:pPr>
             <w:r>
-              <w:rPr>
-                <w:lang w:val="en"/>
-              </w:rPr>
               <w:t xml:space="preserve">File</w:t>
             </w:r>
           </w:p>
@@ -271,9 +174,6 @@
               <w:pStyle w:val="Compact"/>
             </w:pPr>
             <w:r>
-              <w:rPr>
-                <w:lang w:val="en"/>
-              </w:rPr>
               <w:t xml:space="preserve">Role</w:t>
             </w:r>
           </w:p>
@@ -289,7 +189,6 @@
             <w:r>
               <w:rPr>
                 <w:rStyle w:val="VerbatimChar"/>
-                <w:lang w:val="en"/>
               </w:rPr>
               <w:t xml:space="preserve">multitrack_config.sh</w:t>
             </w:r>
@@ -302,203 +201,123 @@
               <w:pStyle w:val="Compact"/>
             </w:pPr>
             <w:r>
-              <w:rPr>
-                <w:lang w:val="en"/>
-              </w:rPr>
               <w:t xml:space="preserve">SOURCED library: per-host YAML loader + live-drive detect (by serial, §11.4.111) + protect-guard + track-plan. Provides</w:t>
             </w:r>
             <w:r>
-              <w:rPr>
-                <w:lang w:val="en"/>
-              </w:rPr>
-              <w:t xml:space="preserve"> </w:t>
-            </w:r>
-            <w:r>
-              <w:rPr>
-                <w:rStyle w:val="VerbatimChar"/>
-                <w:lang w:val="en"/>
+              <w:t xml:space="preserve"> </w:t>
+            </w:r>
+            <w:r>
+              <w:rPr>
+                <w:rStyle w:val="VerbatimChar"/>
               </w:rPr>
               <w:t xml:space="preserve">mt_repo_root</w:t>
             </w:r>
             <w:r>
-              <w:rPr>
-                <w:lang w:val="en"/>
-              </w:rPr>
-              <w:t xml:space="preserve"> </w:t>
-            </w:r>
-            <w:r>
-              <w:rPr>
-                <w:lang w:val="en"/>
-              </w:rPr>
+              <w:t xml:space="preserve"> </w:t>
+            </w:r>
+            <w:r>
               <w:t xml:space="preserve">/</w:t>
             </w:r>
             <w:r>
-              <w:rPr>
-                <w:lang w:val="en"/>
-              </w:rPr>
-              <w:t xml:space="preserve"> </w:t>
-            </w:r>
-            <w:r>
-              <w:rPr>
-                <w:rStyle w:val="VerbatimChar"/>
-                <w:lang w:val="en"/>
+              <w:t xml:space="preserve"> </w:t>
+            </w:r>
+            <w:r>
+              <w:rPr>
+                <w:rStyle w:val="VerbatimChar"/>
               </w:rPr>
               <w:t xml:space="preserve">mt_config_dir</w:t>
             </w:r>
             <w:r>
-              <w:rPr>
-                <w:lang w:val="en"/>
-              </w:rPr>
-              <w:t xml:space="preserve"> </w:t>
-            </w:r>
-            <w:r>
-              <w:rPr>
-                <w:lang w:val="en"/>
-              </w:rPr>
+              <w:t xml:space="preserve"> </w:t>
+            </w:r>
+            <w:r>
               <w:t xml:space="preserve">/</w:t>
             </w:r>
             <w:r>
-              <w:rPr>
-                <w:lang w:val="en"/>
-              </w:rPr>
-              <w:t xml:space="preserve"> </w:t>
-            </w:r>
-            <w:r>
-              <w:rPr>
-                <w:rStyle w:val="VerbatimChar"/>
-                <w:lang w:val="en"/>
+              <w:t xml:space="preserve"> </w:t>
+            </w:r>
+            <w:r>
+              <w:rPr>
+                <w:rStyle w:val="VerbatimChar"/>
               </w:rPr>
               <w:t xml:space="preserve">mt_config_file</w:t>
             </w:r>
             <w:r>
-              <w:rPr>
-                <w:lang w:val="en"/>
-              </w:rPr>
-              <w:t xml:space="preserve"> </w:t>
-            </w:r>
-            <w:r>
-              <w:rPr>
-                <w:lang w:val="en"/>
-              </w:rPr>
+              <w:t xml:space="preserve"> </w:t>
+            </w:r>
+            <w:r>
               <w:t xml:space="preserve">/</w:t>
             </w:r>
             <w:r>
-              <w:rPr>
-                <w:lang w:val="en"/>
-              </w:rPr>
-              <w:t xml:space="preserve"> </w:t>
-            </w:r>
-            <w:r>
-              <w:rPr>
-                <w:rStyle w:val="VerbatimChar"/>
-                <w:lang w:val="en"/>
+              <w:t xml:space="preserve"> </w:t>
+            </w:r>
+            <w:r>
+              <w:rPr>
+                <w:rStyle w:val="VerbatimChar"/>
               </w:rPr>
               <w:t xml:space="preserve">mt_resolve_host</w:t>
             </w:r>
             <w:r>
-              <w:rPr>
-                <w:lang w:val="en"/>
-              </w:rPr>
-              <w:t xml:space="preserve"> </w:t>
-            </w:r>
-            <w:r>
-              <w:rPr>
-                <w:lang w:val="en"/>
-              </w:rPr>
+              <w:t xml:space="preserve"> </w:t>
+            </w:r>
+            <w:r>
               <w:t xml:space="preserve">/</w:t>
             </w:r>
             <w:r>
-              <w:rPr>
-                <w:lang w:val="en"/>
-              </w:rPr>
-              <w:t xml:space="preserve"> </w:t>
-            </w:r>
-            <w:r>
-              <w:rPr>
-                <w:rStyle w:val="VerbatimChar"/>
-                <w:lang w:val="en"/>
+              <w:t xml:space="preserve"> </w:t>
+            </w:r>
+            <w:r>
+              <w:rPr>
+                <w:rStyle w:val="VerbatimChar"/>
               </w:rPr>
               <w:t xml:space="preserve">mt_load_config</w:t>
             </w:r>
             <w:r>
-              <w:rPr>
-                <w:lang w:val="en"/>
-              </w:rPr>
-              <w:t xml:space="preserve"> </w:t>
-            </w:r>
-            <w:r>
-              <w:rPr>
-                <w:lang w:val="en"/>
-              </w:rPr>
+              <w:t xml:space="preserve"> </w:t>
+            </w:r>
+            <w:r>
               <w:t xml:space="preserve">/</w:t>
             </w:r>
             <w:r>
-              <w:rPr>
-                <w:lang w:val="en"/>
-              </w:rPr>
-              <w:t xml:space="preserve"> </w:t>
-            </w:r>
-            <w:r>
-              <w:rPr>
-                <w:rStyle w:val="VerbatimChar"/>
-                <w:lang w:val="en"/>
+              <w:t xml:space="preserve"> </w:t>
+            </w:r>
+            <w:r>
+              <w:rPr>
+                <w:rStyle w:val="VerbatimChar"/>
               </w:rPr>
               <w:t xml:space="preserve">mt_load_pool</w:t>
             </w:r>
             <w:r>
-              <w:rPr>
-                <w:lang w:val="en"/>
-              </w:rPr>
-              <w:t xml:space="preserve"> </w:t>
-            </w:r>
-            <w:r>
-              <w:rPr>
-                <w:lang w:val="en"/>
-              </w:rPr>
+              <w:t xml:space="preserve"> </w:t>
+            </w:r>
+            <w:r>
               <w:t xml:space="preserve">+ the scalar/list accessors</w:t>
             </w:r>
             <w:r>
-              <w:rPr>
-                <w:lang w:val="en"/>
-              </w:rPr>
-              <w:t xml:space="preserve"> </w:t>
-            </w:r>
-            <w:r>
-              <w:rPr>
-                <w:rStyle w:val="VerbatimChar"/>
-                <w:lang w:val="en"/>
+              <w:t xml:space="preserve"> </w:t>
+            </w:r>
+            <w:r>
+              <w:rPr>
+                <w:rStyle w:val="VerbatimChar"/>
               </w:rPr>
               <w:t xml:space="preserve">mt_config_conductor</w:t>
             </w:r>
             <w:r>
-              <w:rPr>
-                <w:lang w:val="en"/>
-              </w:rPr>
-              <w:t xml:space="preserve"> </w:t>
-            </w:r>
-            <w:r>
-              <w:rPr>
-                <w:lang w:val="en"/>
-              </w:rPr>
+              <w:t xml:space="preserve"> </w:t>
+            </w:r>
+            <w:r>
               <w:t xml:space="preserve">/</w:t>
             </w:r>
             <w:r>
-              <w:rPr>
-                <w:lang w:val="en"/>
-              </w:rPr>
-              <w:t xml:space="preserve"> </w:t>
-            </w:r>
-            <w:r>
-              <w:rPr>
-                <w:rStyle w:val="VerbatimChar"/>
-                <w:lang w:val="en"/>
+              <w:t xml:space="preserve"> </w:t>
+            </w:r>
+            <w:r>
+              <w:rPr>
+                <w:rStyle w:val="VerbatimChar"/>
               </w:rPr>
               <w:t xml:space="preserve">mt_config_fallback_signatures</w:t>
             </w:r>
             <w:r>
-              <w:rPr>
-                <w:lang w:val="en"/>
-              </w:rPr>
               <w:t xml:space="preserve">.</w:t>
             </w:r>
           </w:p>
@@ -514,7 +333,6 @@
             <w:r>
               <w:rPr>
                 <w:rStyle w:val="VerbatimChar"/>
-                <w:lang w:val="en"/>
               </w:rPr>
               <w:t xml:space="preserve">multitrack.sh</w:t>
             </w:r>
@@ -527,47 +345,30 @@
               <w:pStyle w:val="Compact"/>
             </w:pPr>
             <w:r>
-              <w:rPr>
-                <w:lang w:val="en"/>
-              </w:rPr>
               <w:t xml:space="preserve">Entrypoint (</w:t>
             </w:r>
             <w:r>
               <w:rPr>
                 <w:rStyle w:val="VerbatimChar"/>
-                <w:lang w:val="en"/>
               </w:rPr>
               <w:t xml:space="preserve">status</w:t>
             </w:r>
             <w:r>
-              <w:rPr>
-                <w:lang w:val="en"/>
-              </w:rPr>
-              <w:t xml:space="preserve"> </w:t>
-            </w:r>
-            <w:r>
-              <w:rPr>
-                <w:lang w:val="en"/>
-              </w:rPr>
+              <w:t xml:space="preserve"> </w:t>
+            </w:r>
+            <w:r>
               <w:t xml:space="preserve">/</w:t>
             </w:r>
             <w:r>
-              <w:rPr>
-                <w:lang w:val="en"/>
-              </w:rPr>
-              <w:t xml:space="preserve"> </w:t>
-            </w:r>
-            <w:r>
-              <w:rPr>
-                <w:rStyle w:val="VerbatimChar"/>
-                <w:lang w:val="en"/>
+              <w:t xml:space="preserve"> </w:t>
+            </w:r>
+            <w:r>
+              <w:rPr>
+                <w:rStyle w:val="VerbatimChar"/>
               </w:rPr>
               <w:t xml:space="preserve">up</w:t>
             </w:r>
             <w:r>
-              <w:rPr>
-                <w:lang w:val="en"/>
-              </w:rPr>
               <w:t xml:space="preserve">).</w:t>
             </w:r>
           </w:p>
@@ -583,7 +384,6 @@
             <w:r>
               <w:rPr>
                 <w:rStyle w:val="VerbatimChar"/>
-                <w:lang w:val="en"/>
               </w:rPr>
               <w:t xml:space="preserve">multitrack_resolve_worktree.sh</w:t>
             </w:r>
@@ -596,85 +396,54 @@
               <w:pStyle w:val="Compact"/>
             </w:pPr>
             <w:r>
-              <w:rPr>
-                <w:lang w:val="en"/>
-              </w:rPr>
               <w:t xml:space="preserve">Alias → worktree resolution (</w:t>
             </w:r>
             <w:r>
               <w:rPr>
                 <w:rStyle w:val="VerbatimChar"/>
-                <w:lang w:val="en"/>
               </w:rPr>
               <w:t xml:space="preserve">resolve</w:t>
             </w:r>
             <w:r>
-              <w:rPr>
-                <w:lang w:val="en"/>
-              </w:rPr>
               <w:t xml:space="preserve">), alias → track resolution (</w:t>
             </w:r>
             <w:r>
               <w:rPr>
                 <w:rStyle w:val="VerbatimChar"/>
-                <w:lang w:val="en"/>
               </w:rPr>
               <w:t xml:space="preserve">track</w:t>
             </w:r>
             <w:r>
-              <w:rPr>
-                <w:lang w:val="en"/>
-              </w:rPr>
               <w:t xml:space="preserve">, used by bind-on-start), and the</w:t>
             </w:r>
             <w:r>
-              <w:rPr>
-                <w:lang w:val="en"/>
-              </w:rPr>
-              <w:t xml:space="preserve"> </w:t>
-            </w:r>
-            <w:r>
-              <w:rPr>
-                <w:rStyle w:val="VerbatimChar"/>
-                <w:lang w:val="en"/>
+              <w:t xml:space="preserve"> </w:t>
+            </w:r>
+            <w:r>
+              <w:rPr>
+                <w:rStyle w:val="VerbatimChar"/>
               </w:rPr>
               <w:t xml:space="preserve">map</w:t>
             </w:r>
             <w:r>
-              <w:rPr>
-                <w:lang w:val="en"/>
-              </w:rPr>
-              <w:t xml:space="preserve"> </w:t>
-            </w:r>
-            <w:r>
-              <w:rPr>
-                <w:lang w:val="en"/>
-              </w:rPr>
+              <w:t xml:space="preserve"> </w:t>
+            </w:r>
+            <w:r>
               <w:t xml:space="preserve">table. Honors the</w:t>
             </w:r>
             <w:r>
-              <w:rPr>
-                <w:lang w:val="en"/>
-              </w:rPr>
-              <w:t xml:space="preserve"> </w:t>
-            </w:r>
-            <w:r>
-              <w:rPr>
-                <w:rStyle w:val="VerbatimChar"/>
-                <w:lang w:val="en"/>
+              <w:t xml:space="preserve"> </w:t>
+            </w:r>
+            <w:r>
+              <w:rPr>
+                <w:rStyle w:val="VerbatimChar"/>
               </w:rPr>
               <w:t xml:space="preserve">conductor:</w:t>
             </w:r>
             <w:r>
-              <w:rPr>
-                <w:lang w:val="en"/>
-              </w:rPr>
-              <w:t xml:space="preserve"> </w:t>
-            </w:r>
-            <w:r>
-              <w:rPr>
-                <w:lang w:val="en"/>
-              </w:rPr>
+              <w:t xml:space="preserve"> </w:t>
+            </w:r>
+            <w:r>
               <w:t xml:space="preserve">key (conductor stays on /home), orchestrator binding (most-recent wins), else positional map.</w:t>
             </w:r>
           </w:p>
@@ -690,7 +459,6 @@
             <w:r>
               <w:rPr>
                 <w:rStyle w:val="VerbatimChar"/>
-                <w:lang w:val="en"/>
               </w:rPr>
               <w:t xml:space="preserve">multitrack_registry.sh</w:t>
             </w:r>
@@ -703,28 +471,18 @@
               <w:pStyle w:val="Compact"/>
             </w:pPr>
             <w:r>
-              <w:rPr>
-                <w:lang w:val="en"/>
-              </w:rPr>
               <w:t xml:space="preserve">flock TSV get/set over</w:t>
             </w:r>
             <w:r>
-              <w:rPr>
-                <w:lang w:val="en"/>
-              </w:rPr>
-              <w:t xml:space="preserve"> </w:t>
-            </w:r>
-            <w:r>
-              <w:rPr>
-                <w:rStyle w:val="VerbatimChar"/>
-                <w:lang w:val="en"/>
+              <w:t xml:space="preserve"> </w:t>
+            </w:r>
+            <w:r>
+              <w:rPr>
+                <w:rStyle w:val="VerbatimChar"/>
               </w:rPr>
               <w:t xml:space="preserve">&lt;repo&gt;/.ws_state/streams.tsv</w:t>
             </w:r>
             <w:r>
-              <w:rPr>
-                <w:lang w:val="en"/>
-              </w:rPr>
               <w:t xml:space="preserve">.</w:t>
             </w:r>
           </w:p>
@@ -740,7 +498,6 @@
             <w:r>
               <w:rPr>
                 <w:rStyle w:val="VerbatimChar"/>
-                <w:lang w:val="en"/>
               </w:rPr>
               <w:t xml:space="preserve">multitrack_claim.sh</w:t>
             </w:r>
@@ -753,9 +510,6 @@
               <w:pStyle w:val="Compact"/>
             </w:pPr>
             <w:r>
-              <w:rPr>
-                <w:lang w:val="en"/>
-              </w:rPr>
               <w:t xml:space="preserve">Exactly-once item→track claim + TTL reap (§11.4.176(A)).</w:t>
             </w:r>
           </w:p>
@@ -771,7 +525,6 @@
             <w:r>
               <w:rPr>
                 <w:rStyle w:val="VerbatimChar"/>
-                <w:lang w:val="en"/>
               </w:rPr>
               <w:t xml:space="preserve">multitrack_device_lock.sh</w:t>
             </w:r>
@@ -784,9 +537,6 @@
               <w:pStyle w:val="Compact"/>
             </w:pPr>
             <w:r>
-              <w:rPr>
-                <w:lang w:val="en"/>
-              </w:rPr>
               <w:t xml:space="preserve">Capability-aware deadlock-proof device-lock (§11.4.176(B)).</w:t>
             </w:r>
           </w:p>
@@ -802,7 +552,6 @@
             <w:r>
               <w:rPr>
                 <w:rStyle w:val="VerbatimChar"/>
-                <w:lang w:val="en"/>
               </w:rPr>
               <w:t xml:space="preserve">multitrack_cwd_hook.sh</w:t>
             </w:r>
@@ -815,59 +564,36 @@
               <w:pStyle w:val="Compact"/>
             </w:pPr>
             <w:r>
-              <w:rPr>
-                <w:lang w:val="en"/>
-              </w:rPr>
               <w:t xml:space="preserve">Thin toolkit adapter: resolves WHICH consumer project this invocation is for (§11.4.177, see below), prints the alias's bound worktree AND fires a best-effort, non-fatal, fully-detached</w:t>
             </w:r>
             <w:r>
-              <w:rPr>
-                <w:lang w:val="en"/>
-              </w:rPr>
-              <w:t xml:space="preserve"> </w:t>
-            </w:r>
-            <w:r>
-              <w:rPr>
-                <w:rStyle w:val="VerbatimChar"/>
-                <w:lang w:val="en"/>
+              <w:t xml:space="preserve"> </w:t>
+            </w:r>
+            <w:r>
+              <w:rPr>
+                <w:rStyle w:val="VerbatimChar"/>
               </w:rPr>
               <w:t xml:space="preserve">orchestrator bind</w:t>
             </w:r>
             <w:r>
-              <w:rPr>
-                <w:lang w:val="en"/>
-              </w:rPr>
-              <w:t xml:space="preserve"> </w:t>
-            </w:r>
-            <w:r>
-              <w:rPr>
-                <w:lang w:val="en"/>
-              </w:rPr>
+              <w:t xml:space="preserve"> </w:t>
+            </w:r>
+            <w:r>
               <w:t xml:space="preserve">(bind-on-start, §11.4.177), fallback monitor, AND constitution auto-sync for the resolved track (never for the conductor).</w:t>
             </w:r>
             <w:r>
-              <w:rPr>
-                <w:lang w:val="en"/>
-              </w:rPr>
-              <w:t xml:space="preserve"> </w:t>
-            </w:r>
-            <w:r>
-              <w:rPr>
-                <w:rStyle w:val="VerbatimChar"/>
-                <w:lang w:val="en"/>
+              <w:t xml:space="preserve"> </w:t>
+            </w:r>
+            <w:r>
+              <w:rPr>
+                <w:rStyle w:val="VerbatimChar"/>
               </w:rPr>
               <w:t xml:space="preserve">--consumer-root [alias]</w:t>
             </w:r>
             <w:r>
-              <w:rPr>
-                <w:lang w:val="en"/>
-              </w:rPr>
-              <w:t xml:space="preserve"> </w:t>
-            </w:r>
-            <w:r>
-              <w:rPr>
-                <w:lang w:val="en"/>
-              </w:rPr>
+              <w:t xml:space="preserve"> </w:t>
+            </w:r>
+            <w:r>
               <w:t xml:space="preserve">reports the resolved consumer + why.</w:t>
             </w:r>
           </w:p>
@@ -883,7 +609,6 @@
             <w:r>
               <w:rPr>
                 <w:rStyle w:val="VerbatimChar"/>
-                <w:lang w:val="en"/>
               </w:rPr>
               <w:t xml:space="preserve">multitrack_constitution_sync.sh</w:t>
             </w:r>
@@ -896,104 +621,64 @@
               <w:pStyle w:val="Compact"/>
             </w:pPr>
             <w:r>
-              <w:rPr>
-                <w:lang w:val="en"/>
-              </w:rPr>
               <w:t xml:space="preserve">§11.4.35 constitution auto-sync: on every track activation, ancestor-guarded</w:t>
             </w:r>
             <w:r>
-              <w:rPr>
-                <w:lang w:val="en"/>
-              </w:rPr>
               <w:t xml:space="preserve"> </w:t>
             </w:r>
             <w:r>
               <w:rPr>
                 <w:b/>
                 <w:bCs/>
-                <w:lang w:val="en"/>
               </w:rPr>
               <w:t xml:space="preserve">fast-forward-only</w:t>
             </w:r>
             <w:r>
-              <w:rPr>
-                <w:lang w:val="en"/>
-              </w:rPr>
-              <w:t xml:space="preserve"> </w:t>
-            </w:r>
-            <w:r>
-              <w:rPr>
-                <w:lang w:val="en"/>
-              </w:rPr>
+              <w:t xml:space="preserve"> </w:t>
+            </w:r>
+            <w:r>
               <w:t xml:space="preserve">advance of the activated worktree's</w:t>
             </w:r>
             <w:r>
-              <w:rPr>
-                <w:lang w:val="en"/>
-              </w:rPr>
-              <w:t xml:space="preserve"> </w:t>
-            </w:r>
-            <w:r>
-              <w:rPr>
-                <w:rStyle w:val="VerbatimChar"/>
-                <w:lang w:val="en"/>
+              <w:t xml:space="preserve"> </w:t>
+            </w:r>
+            <w:r>
+              <w:rPr>
+                <w:rStyle w:val="VerbatimChar"/>
               </w:rPr>
               <w:t xml:space="preserve">constitution/</w:t>
             </w:r>
             <w:r>
-              <w:rPr>
-                <w:lang w:val="en"/>
-              </w:rPr>
-              <w:t xml:space="preserve"> </w:t>
-            </w:r>
-            <w:r>
-              <w:rPr>
-                <w:lang w:val="en"/>
-              </w:rPr>
+              <w:t xml:space="preserve"> </w:t>
+            </w:r>
+            <w:r>
               <w:t xml:space="preserve">submodule to latest</w:t>
             </w:r>
             <w:r>
-              <w:rPr>
-                <w:lang w:val="en"/>
-              </w:rPr>
-              <w:t xml:space="preserve"> </w:t>
-            </w:r>
-            <w:r>
-              <w:rPr>
-                <w:rStyle w:val="VerbatimChar"/>
-                <w:lang w:val="en"/>
+              <w:t xml:space="preserve"> </w:t>
+            </w:r>
+            <w:r>
+              <w:rPr>
+                <w:rStyle w:val="VerbatimChar"/>
               </w:rPr>
               <w:t xml:space="preserve">&lt;remote&gt;/main</w:t>
             </w:r>
             <w:r>
-              <w:rPr>
-                <w:lang w:val="en"/>
-              </w:rPr>
-              <w:t xml:space="preserve"> </w:t>
-            </w:r>
-            <w:r>
-              <w:rPr>
-                <w:lang w:val="en"/>
-              </w:rPr>
+              <w:t xml:space="preserve"> </w:t>
+            </w:r>
+            <w:r>
               <w:t xml:space="preserve">(WIP-preserving, never force/reset/rewind; never</w:t>
             </w:r>
             <w:r>
-              <w:rPr>
-                <w:lang w:val="en"/>
-              </w:rPr>
-              <w:t xml:space="preserve"> </w:t>
-            </w:r>
-            <w:r>
-              <w:rPr>
-                <w:rStyle w:val="VerbatimChar"/>
-                <w:lang w:val="en"/>
+              <w:t xml:space="preserve"> </w:t>
+            </w:r>
+            <w:r>
+              <w:rPr>
+                <w:rStyle w:val="VerbatimChar"/>
               </w:rPr>
               <w:t xml:space="preserve">git submodule update</w:t>
             </w:r>
             <w:r>
-              <w:rPr>
-                <w:lang w:val="en"/>
-              </w:rPr>
               <w:t xml:space="preserve">). Keeps the constitution "always up to date with main, Everywhere!"</w:t>
             </w:r>
           </w:p>
@@ -1009,7 +694,6 @@
             <w:r>
               <w:rPr>
                 <w:rStyle w:val="VerbatimChar"/>
-                <w:lang w:val="en"/>
               </w:rPr>
               <w:t xml:space="preserve">multitrack_alias_orchestrator.sh</w:t>
             </w:r>
@@ -1022,9 +706,6 @@
               <w:pStyle w:val="Compact"/>
             </w:pPr>
             <w:r>
-              <w:rPr>
-                <w:lang w:val="en"/>
-              </w:rPr>
               <w:t xml:space="preserve">Alias↔track bind / fallback / cooldown lease.</w:t>
             </w:r>
           </w:p>
@@ -1040,7 +721,6 @@
             <w:r>
               <w:rPr>
                 <w:rStyle w:val="VerbatimChar"/>
-                <w:lang w:val="en"/>
               </w:rPr>
               <w:t xml:space="preserve">multitrack_build.sh</w:t>
             </w:r>
@@ -1053,9 +733,6 @@
               <w:pStyle w:val="Compact"/>
             </w:pPr>
             <w:r>
-              <w:rPr>
-                <w:lang w:val="en"/>
-              </w:rPr>
               <w:t xml:space="preserve">Single-builder FIFO rebuild queue.</w:t>
             </w:r>
           </w:p>
@@ -1067,64 +744,36 @@
         <w:pStyle w:val="BodyText"/>
       </w:pPr>
       <w:r>
-        <w:rPr>
-          <w:lang w:val="en"/>
-        </w:rPr>
         <w:t xml:space="preserve">The consumer supplies its per-host config file (the ONLY place project strings</w:t>
       </w:r>
       <w:r>
-        <w:rPr>
-          <w:lang w:val="en"/>
-        </w:rPr>
-        <w:t xml:space="preserve"> </w:t>
-      </w:r>
-      <w:r>
-        <w:rPr>
-          <w:lang w:val="en"/>
-        </w:rPr>
+        <w:t xml:space="preserve"> </w:t>
+      </w:r>
+      <w:r>
         <w:t xml:space="preserve">live): track→mount paths, project directory name, device serials + capabilities,</w:t>
       </w:r>
       <w:r>
-        <w:rPr>
-          <w:lang w:val="en"/>
-        </w:rPr>
-        <w:t xml:space="preserve"> </w:t>
-      </w:r>
-      <w:r>
-        <w:rPr>
-          <w:lang w:val="en"/>
-        </w:rPr>
+        <w:t xml:space="preserve"> </w:t>
+      </w:r>
+      <w:r>
         <w:t xml:space="preserve">the alias↔account map, priority/feature list. In the reference consumer that file</w:t>
       </w:r>
       <w:r>
-        <w:rPr>
-          <w:lang w:val="en"/>
-        </w:rPr>
-        <w:t xml:space="preserve"> </w:t>
-      </w:r>
-      <w:r>
-        <w:rPr>
-          <w:lang w:val="en"/>
-        </w:rPr>
+        <w:t xml:space="preserve"> </w:t>
+      </w:r>
+      <w:r>
         <w:t xml:space="preserve">is</w:t>
       </w:r>
       <w:r>
-        <w:rPr>
-          <w:lang w:val="en"/>
-        </w:rPr>
-        <w:t xml:space="preserve"> </w:t>
-      </w:r>
-      <w:r>
-        <w:rPr>
-          <w:rStyle w:val="VerbatimChar"/>
-          <w:lang w:val="en"/>
+        <w:t xml:space="preserve"> </w:t>
+      </w:r>
+      <w:r>
+        <w:rPr>
+          <w:rStyle w:val="VerbatimChar"/>
         </w:rPr>
         <w:t xml:space="preserve">config/multitrack/&lt;hostname&gt;.yaml</w:t>
       </w:r>
       <w:r>
-        <w:rPr>
-          <w:lang w:val="en"/>
-        </w:rPr>
         <w:t xml:space="preserve">.</w:t>
       </w:r>
     </w:p>
@@ -1135,9 +784,6 @@
         <w:pStyle w:val="Heading2"/>
       </w:pPr>
       <w:r>
-        <w:rPr>
-          <w:lang w:val="en"/>
-        </w:rPr>
         <w:t xml:space="preserve">Which consumer project? — the cwd-hook's consumer-root resolution (§11.4.177)</w:t>
       </w:r>
     </w:p>
@@ -1146,140 +792,80 @@
         <w:pStyle w:val="FirstParagraph"/>
       </w:pPr>
       <w:r>
-        <w:rPr>
-          <w:lang w:val="en"/>
-        </w:rPr>
         <w:t xml:space="preserve">Every engine entry point EXCEPT the cwd-hook runs from INSIDE a consumer</w:t>
       </w:r>
       <w:r>
-        <w:rPr>
-          <w:lang w:val="en"/>
-        </w:rPr>
-        <w:t xml:space="preserve"> </w:t>
-      </w:r>
-      <w:r>
-        <w:rPr>
-          <w:lang w:val="en"/>
-        </w:rPr>
+        <w:t xml:space="preserve"> </w:t>
+      </w:r>
+      <w:r>
         <w:t xml:space="preserve">checkout, so self-location (below) is the right answer for them. The cwd-hook is</w:t>
       </w:r>
       <w:r>
-        <w:rPr>
-          <w:lang w:val="en"/>
-        </w:rPr>
-        <w:t xml:space="preserve"> </w:t>
-      </w:r>
-      <w:r>
-        <w:rPr>
-          <w:lang w:val="en"/>
-        </w:rPr>
+        <w:t xml:space="preserve"> </w:t>
+      </w:r>
+      <w:r>
         <w:t xml:space="preserve">the exception: the toolkit invokes it only when cwd is</w:t>
       </w:r>
       <w:r>
-        <w:rPr>
-          <w:lang w:val="en"/>
-        </w:rPr>
         <w:t xml:space="preserve"> </w:t>
       </w:r>
       <w:r>
         <w:rPr>
           <w:b/>
           <w:bCs/>
-          <w:lang w:val="en"/>
         </w:rPr>
         <w:t xml:space="preserve">not</w:t>
       </w:r>
       <w:r>
-        <w:rPr>
-          <w:lang w:val="en"/>
-        </w:rPr>
-        <w:t xml:space="preserve"> </w:t>
-      </w:r>
-      <w:r>
-        <w:rPr>
-          <w:lang w:val="en"/>
-        </w:rPr>
+        <w:t xml:space="preserve"> </w:t>
+      </w:r>
+      <w:r>
         <w:t xml:space="preserve">a git repo, and it</w:t>
       </w:r>
       <w:r>
-        <w:rPr>
-          <w:lang w:val="en"/>
-        </w:rPr>
-        <w:t xml:space="preserve"> </w:t>
-      </w:r>
-      <w:r>
-        <w:rPr>
-          <w:lang w:val="en"/>
-        </w:rPr>
+        <w:t xml:space="preserve"> </w:t>
+      </w:r>
+      <w:r>
         <w:t xml:space="preserve">is customarily installed</w:t>
       </w:r>
       <w:r>
-        <w:rPr>
-          <w:lang w:val="en"/>
-        </w:rPr>
         <w:t xml:space="preserve"> </w:t>
       </w:r>
       <w:r>
         <w:rPr>
           <w:b/>
           <w:bCs/>
-          <w:lang w:val="en"/>
         </w:rPr>
         <w:t xml:space="preserve">once</w:t>
       </w:r>
       <w:r>
-        <w:rPr>
-          <w:lang w:val="en"/>
-        </w:rPr>
-        <w:t xml:space="preserve"> </w:t>
-      </w:r>
-      <w:r>
-        <w:rPr>
-          <w:lang w:val="en"/>
-        </w:rPr>
+        <w:t xml:space="preserve"> </w:t>
+      </w:r>
+      <w:r>
         <w:t xml:space="preserve">on a shared PATH. Self-location there answers a</w:t>
       </w:r>
       <w:r>
-        <w:rPr>
-          <w:lang w:val="en"/>
-        </w:rPr>
-        <w:t xml:space="preserve"> </w:t>
-      </w:r>
-      <w:r>
-        <w:rPr>
-          <w:lang w:val="en"/>
-        </w:rPr>
+        <w:t xml:space="preserve"> </w:t>
+      </w:r>
+      <w:r>
         <w:t xml:space="preserve">question it cannot know — it returns whichever checkout physically holds the</w:t>
       </w:r>
       <w:r>
-        <w:rPr>
-          <w:lang w:val="en"/>
-        </w:rPr>
-        <w:t xml:space="preserve"> </w:t>
-      </w:r>
-      <w:r>
-        <w:rPr>
-          <w:lang w:val="en"/>
-        </w:rPr>
+        <w:t xml:space="preserve"> </w:t>
+      </w:r>
+      <w:r>
         <w:t xml:space="preserve">engine, shadowing every sibling consumer on the host that ships its own</w:t>
       </w:r>
       <w:r>
-        <w:rPr>
-          <w:lang w:val="en"/>
-        </w:rPr>
-        <w:t xml:space="preserve"> </w:t>
-      </w:r>
-      <w:r>
-        <w:rPr>
-          <w:rStyle w:val="VerbatimChar"/>
-          <w:lang w:val="en"/>
+        <w:t xml:space="preserve"> </w:t>
+      </w:r>
+      <w:r>
+        <w:rPr>
+          <w:rStyle w:val="VerbatimChar"/>
         </w:rPr>
         <w:t xml:space="preserve">config/multitrack/</w:t>
       </w:r>
       <w:r>
-        <w:rPr>
-          <w:lang w:val="en"/>
-        </w:rPr>
         <w:t xml:space="preserve">.</w:t>
       </w:r>
     </w:p>
@@ -1290,57 +876,34 @@
       <w:r>
         <w:rPr>
           <w:rStyle w:val="VerbatimChar"/>
-          <w:lang w:val="en"/>
         </w:rPr>
         <w:t xml:space="preserve">multitrack_cwd_hook.sh</w:t>
       </w:r>
       <w:r>
-        <w:rPr>
-          <w:lang w:val="en"/>
-        </w:rPr>
-        <w:t xml:space="preserve"> </w:t>
-      </w:r>
-      <w:r>
-        <w:rPr>
-          <w:lang w:val="en"/>
-        </w:rPr>
+        <w:t xml:space="preserve"> </w:t>
+      </w:r>
+      <w:r>
         <w:t xml:space="preserve">therefore resolves the consumer root itself, first hit</w:t>
       </w:r>
       <w:r>
-        <w:rPr>
-          <w:lang w:val="en"/>
-        </w:rPr>
-        <w:t xml:space="preserve"> </w:t>
-      </w:r>
-      <w:r>
-        <w:rPr>
-          <w:lang w:val="en"/>
-        </w:rPr>
+        <w:t xml:space="preserve"> </w:t>
+      </w:r>
+      <w:r>
         <w:t xml:space="preserve">wins, and exports it as</w:t>
       </w:r>
       <w:r>
-        <w:rPr>
-          <w:lang w:val="en"/>
-        </w:rPr>
-        <w:t xml:space="preserve"> </w:t>
-      </w:r>
-      <w:r>
-        <w:rPr>
-          <w:rStyle w:val="VerbatimChar"/>
-          <w:lang w:val="en"/>
+        <w:t xml:space="preserve"> </w:t>
+      </w:r>
+      <w:r>
+        <w:rPr>
+          <w:rStyle w:val="VerbatimChar"/>
         </w:rPr>
         <w:t xml:space="preserve">MT_REPO_ROOT</w:t>
       </w:r>
       <w:r>
-        <w:rPr>
-          <w:lang w:val="en"/>
-        </w:rPr>
-        <w:t xml:space="preserve"> </w:t>
-      </w:r>
-      <w:r>
-        <w:rPr>
-          <w:lang w:val="en"/>
-        </w:rPr>
+        <w:t xml:space="preserve"> </w:t>
+      </w:r>
+      <w:r>
         <w:t xml:space="preserve">so the resolver's existing pin honours it:</w:t>
       </w:r>
     </w:p>
@@ -1366,9 +929,6 @@
               <w:pStyle w:val="Compact"/>
             </w:pPr>
             <w:r>
-              <w:rPr>
-                <w:lang w:val="en"/>
-              </w:rPr>
               <w:t xml:space="preserve">#</w:t>
             </w:r>
           </w:p>
@@ -1380,9 +940,6 @@
               <w:pStyle w:val="Compact"/>
             </w:pPr>
             <w:r>
-              <w:rPr>
-                <w:lang w:val="en"/>
-              </w:rPr>
               <w:t xml:space="preserve">Source</w:t>
             </w:r>
           </w:p>
@@ -1394,9 +951,6 @@
               <w:pStyle w:val="Compact"/>
             </w:pPr>
             <w:r>
-              <w:rPr>
-                <w:lang w:val="en"/>
-              </w:rPr>
               <w:t xml:space="preserve">Notes</w:t>
             </w:r>
           </w:p>
@@ -1410,9 +964,6 @@
               <w:pStyle w:val="Compact"/>
             </w:pPr>
             <w:r>
-              <w:rPr>
-                <w:lang w:val="en"/>
-              </w:rPr>
               <w:t xml:space="preserve">1</w:t>
             </w:r>
           </w:p>
@@ -1426,20 +977,13 @@
             <w:r>
               <w:rPr>
                 <w:rStyle w:val="VerbatimChar"/>
-                <w:lang w:val="en"/>
               </w:rPr>
               <w:t xml:space="preserve">MT_REPO_ROOT</w:t>
             </w:r>
             <w:r>
-              <w:rPr>
-                <w:lang w:val="en"/>
-              </w:rPr>
-              <w:t xml:space="preserve"> </w:t>
-            </w:r>
-            <w:r>
-              <w:rPr>
-                <w:lang w:val="en"/>
-              </w:rPr>
+              <w:t xml:space="preserve"> </w:t>
+            </w:r>
+            <w:r>
               <w:t xml:space="preserve">env</w:t>
             </w:r>
           </w:p>
@@ -1451,9 +995,6 @@
               <w:pStyle w:val="Compact"/>
             </w:pPr>
             <w:r>
-              <w:rPr>
-                <w:lang w:val="en"/>
-              </w:rPr>
               <w:t xml:space="preserve">explicit pin (operator / launcher / test seam)</w:t>
             </w:r>
           </w:p>
@@ -1467,9 +1008,6 @@
               <w:pStyle w:val="Compact"/>
             </w:pPr>
             <w:r>
-              <w:rPr>
-                <w:lang w:val="en"/>
-              </w:rPr>
               <w:t xml:space="preserve">2</w:t>
             </w:r>
           </w:p>
@@ -1481,9 +1019,6 @@
               <w:pStyle w:val="Compact"/>
             </w:pPr>
             <w:r>
-              <w:rPr>
-                <w:lang w:val="en"/>
-              </w:rPr>
               <w:t xml:space="preserve">invocation context</w:t>
             </w:r>
           </w:p>
@@ -1495,46 +1030,29 @@
               <w:pStyle w:val="Compact"/>
             </w:pPr>
             <w:r>
-              <w:rPr>
-                <w:lang w:val="en"/>
-              </w:rPr>
               <w:t xml:space="preserve">nearest ancestor of</w:t>
             </w:r>
             <w:r>
-              <w:rPr>
-                <w:lang w:val="en"/>
-              </w:rPr>
-              <w:t xml:space="preserve"> </w:t>
-            </w:r>
-            <w:r>
-              <w:rPr>
-                <w:rStyle w:val="VerbatimChar"/>
-                <w:lang w:val="en"/>
+              <w:t xml:space="preserve"> </w:t>
+            </w:r>
+            <w:r>
+              <w:rPr>
+                <w:rStyle w:val="VerbatimChar"/>
               </w:rPr>
               <w:t xml:space="preserve">$PWD</w:t>
             </w:r>
             <w:r>
-              <w:rPr>
-                <w:lang w:val="en"/>
-              </w:rPr>
-              <w:t xml:space="preserve"> </w:t>
-            </w:r>
-            <w:r>
-              <w:rPr>
-                <w:lang w:val="en"/>
-              </w:rPr>
+              <w:t xml:space="preserve"> </w:t>
+            </w:r>
+            <w:r>
               <w:t xml:space="preserve">carrying</w:t>
             </w:r>
             <w:r>
-              <w:rPr>
-                <w:lang w:val="en"/>
-              </w:rPr>
-              <w:t xml:space="preserve"> </w:t>
-            </w:r>
-            <w:r>
-              <w:rPr>
-                <w:rStyle w:val="VerbatimChar"/>
-                <w:lang w:val="en"/>
+              <w:t xml:space="preserve"> </w:t>
+            </w:r>
+            <w:r>
+              <w:rPr>
+                <w:rStyle w:val="VerbatimChar"/>
               </w:rPr>
               <w:t xml:space="preserve">config/multitrack/</w:t>
             </w:r>
@@ -1549,9 +1067,6 @@
               <w:pStyle w:val="Compact"/>
             </w:pPr>
             <w:r>
-              <w:rPr>
-                <w:lang w:val="en"/>
-              </w:rPr>
               <w:t xml:space="preserve">3</w:t>
             </w:r>
           </w:p>
@@ -1563,9 +1078,6 @@
               <w:pStyle w:val="Compact"/>
             </w:pPr>
             <w:r>
-              <w:rPr>
-                <w:lang w:val="en"/>
-              </w:rPr>
               <w:t xml:space="preserve">operator binding file</w:t>
             </w:r>
           </w:p>
@@ -1579,26 +1091,18 @@
             <w:r>
               <w:rPr>
                 <w:rStyle w:val="VerbatimChar"/>
-                <w:lang w:val="en"/>
               </w:rPr>
               <w:t xml:space="preserve">MT_CONSUMER_ROOTS</w:t>
             </w:r>
             <w:r>
-              <w:rPr>
-                <w:lang w:val="en"/>
-              </w:rPr>
               <w:t xml:space="preserve">, default</w:t>
             </w:r>
             <w:r>
-              <w:rPr>
-                <w:lang w:val="en"/>
-              </w:rPr>
-              <w:t xml:space="preserve"> </w:t>
-            </w:r>
-            <w:r>
-              <w:rPr>
-                <w:rStyle w:val="VerbatimChar"/>
-                <w:lang w:val="en"/>
+              <w:t xml:space="preserve"> </w:t>
+            </w:r>
+            <w:r>
+              <w:rPr>
+                <w:rStyle w:val="VerbatimChar"/>
               </w:rPr>
               <w:t xml:space="preserve">${XDG_CONFIG_HOME:-$HOME/.config}/multitrack/consumer_roots.conf</w:t>
             </w:r>
@@ -1613,9 +1117,6 @@
               <w:pStyle w:val="Compact"/>
             </w:pPr>
             <w:r>
-              <w:rPr>
-                <w:lang w:val="en"/>
-              </w:rPr>
               <w:t xml:space="preserve">4</w:t>
             </w:r>
           </w:p>
@@ -1630,7 +1131,6 @@
               <w:rPr>
                 <w:i/>
                 <w:iCs/>
-                <w:lang w:val="en"/>
               </w:rPr>
               <w:t xml:space="preserve">(nothing resolved)</w:t>
             </w:r>
@@ -1643,9 +1143,6 @@
               <w:pStyle w:val="Compact"/>
             </w:pPr>
             <w:r>
-              <w:rPr>
-                <w:lang w:val="en"/>
-              </w:rPr>
               <w:t xml:space="preserve">export nothing → resolver keeps its unchanged self-location behaviour</w:t>
             </w:r>
           </w:p>
@@ -1657,47 +1154,28 @@
         <w:pStyle w:val="BodyText"/>
       </w:pPr>
       <w:r>
-        <w:rPr>
-          <w:lang w:val="en"/>
-        </w:rPr>
         <w:t xml:space="preserve">Step 4 is the load-bearing back-compat guarantee: a host with no binding file and</w:t>
       </w:r>
       <w:r>
-        <w:rPr>
-          <w:lang w:val="en"/>
-        </w:rPr>
-        <w:t xml:space="preserve"> </w:t>
-      </w:r>
-      <w:r>
-        <w:rPr>
-          <w:lang w:val="en"/>
-        </w:rPr>
+        <w:t xml:space="preserve"> </w:t>
+      </w:r>
+      <w:r>
         <w:t xml:space="preserve">no cwd context behaves</w:t>
       </w:r>
       <w:r>
-        <w:rPr>
-          <w:lang w:val="en"/>
-        </w:rPr>
         <w:t xml:space="preserve"> </w:t>
       </w:r>
       <w:r>
         <w:rPr>
           <w:b/>
           <w:bCs/>
-          <w:lang w:val="en"/>
         </w:rPr>
         <w:t xml:space="preserve">exactly</w:t>
       </w:r>
       <w:r>
-        <w:rPr>
-          <w:lang w:val="en"/>
-        </w:rPr>
-        <w:t xml:space="preserve"> </w:t>
-      </w:r>
-      <w:r>
-        <w:rPr>
-          <w:lang w:val="en"/>
-        </w:rPr>
+        <w:t xml:space="preserve"> </w:t>
+      </w:r>
+      <w:r>
         <w:t xml:space="preserve">as before this resolution existed.</w:t>
       </w:r>
     </w:p>
@@ -1709,68 +1187,37 @@
         <w:rPr>
           <w:b/>
           <w:bCs/>
-          <w:lang w:val="en"/>
         </w:rPr>
         <w:t xml:space="preserve">Honest boundary (§11.4.6).</w:t>
       </w:r>
       <w:r>
-        <w:rPr>
-          <w:lang w:val="en"/>
-        </w:rPr>
-        <w:t xml:space="preserve"> </w:t>
-      </w:r>
-      <w:r>
-        <w:rPr>
-          <w:lang w:val="en"/>
-        </w:rPr>
+        <w:t xml:space="preserve"> </w:t>
+      </w:r>
+      <w:r>
         <w:t xml:space="preserve">When the hook fires there is, by construction, no</w:t>
       </w:r>
       <w:r>
-        <w:rPr>
-          <w:lang w:val="en"/>
-        </w:rPr>
-        <w:t xml:space="preserve"> </w:t>
-      </w:r>
-      <w:r>
-        <w:rPr>
-          <w:lang w:val="en"/>
-        </w:rPr>
+        <w:t xml:space="preserve"> </w:t>
+      </w:r>
+      <w:r>
         <w:t xml:space="preserve">cwd project context — so on a host running more than one consumer the</w:t>
       </w:r>
       <w:r>
-        <w:rPr>
-          <w:lang w:val="en"/>
-        </w:rPr>
-        <w:t xml:space="preserve"> </w:t>
-      </w:r>
-      <w:r>
-        <w:rPr>
-          <w:lang w:val="en"/>
-        </w:rPr>
+        <w:t xml:space="preserve"> </w:t>
+      </w:r>
+      <w:r>
         <w:t xml:space="preserve">alias→consumer mapping is host policy that nothing in-tree can derive. Step 3's</w:t>
       </w:r>
       <w:r>
-        <w:rPr>
-          <w:lang w:val="en"/>
-        </w:rPr>
-        <w:t xml:space="preserve"> </w:t>
-      </w:r>
-      <w:r>
-        <w:rPr>
-          <w:lang w:val="en"/>
-        </w:rPr>
+        <w:t xml:space="preserve"> </w:t>
+      </w:r>
+      <w:r>
         <w:t xml:space="preserve">operator-owned file is the minimal artifact that satisfies §11.4.177</w:t>
       </w:r>
       <w:r>
-        <w:rPr>
-          <w:lang w:val="en"/>
-        </w:rPr>
-        <w:t xml:space="preserve"> </w:t>
-      </w:r>
-      <w:r>
-        <w:rPr>
-          <w:lang w:val="en"/>
-        </w:rPr>
+        <w:t xml:space="preserve"> </w:t>
+      </w:r>
+      <w:r>
         <w:t xml:space="preserve">(project-agnostic tooling) and §11.4.187 (automatic, out-of-the-box) at once.</w:t>
       </w:r>
     </w:p>
@@ -1779,9 +1226,6 @@
         <w:pStyle w:val="BodyText"/>
       </w:pPr>
       <w:r>
-        <w:rPr>
-          <w:lang w:val="en"/>
-        </w:rPr>
         <w:t xml:space="preserve">Binding-file format — parsed, never sourced, so a typo can never execute:</w:t>
       </w:r>
     </w:p>
@@ -1792,7 +1236,6 @@
       <w:r>
         <w:rPr>
           <w:rStyle w:val="VerbatimChar"/>
-          <w:lang w:val="en"/>
         </w:rPr>
         <w:t xml:space="preserve"># ${XDG_CONFIG_HOME:-$HOME/.config}/multitrack/consumer_roots.conf</w:t>
       </w:r>
@@ -1802,7 +1245,6 @@
       <w:r>
         <w:rPr>
           <w:rStyle w:val="VerbatimChar"/>
-          <w:lang w:val="en"/>
         </w:rPr>
         <w:t xml:space="preserve">default  = /mnt/track1/my_project</w:t>
       </w:r>
@@ -1812,7 +1254,6 @@
       <w:r>
         <w:rPr>
           <w:rStyle w:val="VerbatimChar"/>
-          <w:lang w:val="en"/>
         </w:rPr>
         <w:t xml:space="preserve">claude2  = /mnt/track1/other_project     # alias key beats `default`</w:t>
       </w:r>
@@ -1822,60 +1263,37 @@
         <w:pStyle w:val="FirstParagraph"/>
       </w:pPr>
       <w:r>
-        <w:rPr>
-          <w:lang w:val="en"/>
-        </w:rPr>
         <w:t xml:space="preserve">A named path that does not carry</w:t>
       </w:r>
       <w:r>
-        <w:rPr>
-          <w:lang w:val="en"/>
-        </w:rPr>
-        <w:t xml:space="preserve"> </w:t>
-      </w:r>
-      <w:r>
-        <w:rPr>
-          <w:rStyle w:val="VerbatimChar"/>
-          <w:lang w:val="en"/>
+        <w:t xml:space="preserve"> </w:t>
+      </w:r>
+      <w:r>
+        <w:rPr>
+          <w:rStyle w:val="VerbatimChar"/>
         </w:rPr>
         <w:t xml:space="preserve">config/multitrack/</w:t>
       </w:r>
       <w:r>
-        <w:rPr>
-          <w:lang w:val="en"/>
-        </w:rPr>
-        <w:t xml:space="preserve"> </w:t>
-      </w:r>
-      <w:r>
-        <w:rPr>
-          <w:lang w:val="en"/>
-        </w:rPr>
+        <w:t xml:space="preserve"> </w:t>
+      </w:r>
+      <w:r>
         <w:t xml:space="preserve">is reported on stderr and</w:t>
       </w:r>
       <w:r>
-        <w:rPr>
-          <w:lang w:val="en"/>
-        </w:rPr>
         <w:t xml:space="preserve"> </w:t>
       </w:r>
       <w:r>
         <w:rPr>
           <w:b/>
           <w:bCs/>
-          <w:lang w:val="en"/>
         </w:rPr>
         <w:t xml:space="preserve">ignored</w:t>
       </w:r>
       <w:r>
-        <w:rPr>
-          <w:lang w:val="en"/>
-        </w:rPr>
-        <w:t xml:space="preserve"> </w:t>
-      </w:r>
-      <w:r>
-        <w:rPr>
-          <w:lang w:val="en"/>
-        </w:rPr>
+        <w:t xml:space="preserve"> </w:t>
+      </w:r>
+      <w:r>
         <w:t xml:space="preserve">— never silently trusted (§11.4.6). Diagnose with:</w:t>
       </w:r>
     </w:p>
@@ -1886,7 +1304,6 @@
       <w:r>
         <w:rPr>
           <w:rStyle w:val="VerbatimChar"/>
-          <w:lang w:val="en"/>
         </w:rPr>
         <w:t xml:space="preserve">multitrack_cwd_hook.sh --consumer-root &lt;alias&gt;</w:t>
       </w:r>
@@ -1899,143 +1316,82 @@
         <w:rPr>
           <w:b/>
           <w:bCs/>
-          <w:lang w:val="en"/>
         </w:rPr>
         <w:t xml:space="preserve">Installation note (§11.4.177).</w:t>
       </w:r>
       <w:r>
-        <w:rPr>
-          <w:lang w:val="en"/>
-        </w:rPr>
-        <w:t xml:space="preserve"> </w:t>
-      </w:r>
-      <w:r>
-        <w:rPr>
-          <w:lang w:val="en"/>
-        </w:rPr>
+        <w:t xml:space="preserve"> </w:t>
+      </w:r>
+      <w:r>
         <w:t xml:space="preserve">Resolution being project-agnostic is only</w:t>
       </w:r>
       <w:r>
-        <w:rPr>
-          <w:lang w:val="en"/>
-        </w:rPr>
-        <w:t xml:space="preserve"> </w:t>
-      </w:r>
-      <w:r>
-        <w:rPr>
-          <w:lang w:val="en"/>
-        </w:rPr>
+        <w:t xml:space="preserve"> </w:t>
+      </w:r>
+      <w:r>
         <w:t xml:space="preserve">half the rule. The shared PATH entry itself must not live inside a consumer</w:t>
       </w:r>
       <w:r>
-        <w:rPr>
-          <w:lang w:val="en"/>
-        </w:rPr>
-        <w:t xml:space="preserve"> </w:t>
-      </w:r>
-      <w:r>
-        <w:rPr>
-          <w:lang w:val="en"/>
-        </w:rPr>
+        <w:t xml:space="preserve"> </w:t>
+      </w:r>
+      <w:r>
         <w:t xml:space="preserve">checkout — a symlink from</w:t>
       </w:r>
       <w:r>
-        <w:rPr>
-          <w:lang w:val="en"/>
-        </w:rPr>
-        <w:t xml:space="preserve"> </w:t>
-      </w:r>
-      <w:r>
-        <w:rPr>
-          <w:rStyle w:val="VerbatimChar"/>
-          <w:lang w:val="en"/>
+        <w:t xml:space="preserve"> </w:t>
+      </w:r>
+      <w:r>
+        <w:rPr>
+          <w:rStyle w:val="VerbatimChar"/>
         </w:rPr>
         <w:t xml:space="preserve">~/.local/bin/</w:t>
       </w:r>
       <w:r>
-        <w:rPr>
-          <w:lang w:val="en"/>
-        </w:rPr>
-        <w:t xml:space="preserve"> </w:t>
-      </w:r>
-      <w:r>
-        <w:rPr>
-          <w:lang w:val="en"/>
-        </w:rPr>
+        <w:t xml:space="preserve"> </w:t>
+      </w:r>
+      <w:r>
         <w:t xml:space="preserve">into one project's tree couples every</w:t>
       </w:r>
       <w:r>
-        <w:rPr>
-          <w:lang w:val="en"/>
-        </w:rPr>
-        <w:t xml:space="preserve"> </w:t>
-      </w:r>
-      <w:r>
-        <w:rPr>
-          <w:lang w:val="en"/>
-        </w:rPr>
+        <w:t xml:space="preserve"> </w:t>
+      </w:r>
+      <w:r>
         <w:t xml:space="preserve">project's tooling availability and version to that one checkout. Install the</w:t>
       </w:r>
       <w:r>
-        <w:rPr>
-          <w:lang w:val="en"/>
-        </w:rPr>
-        <w:t xml:space="preserve"> </w:t>
-      </w:r>
-      <w:r>
-        <w:rPr>
-          <w:lang w:val="en"/>
-        </w:rPr>
+        <w:t xml:space="preserve"> </w:t>
+      </w:r>
+      <w:r>
         <w:t xml:space="preserve">engine from a location outside every consumer, or use the toolkit's per-project</w:t>
       </w:r>
       <w:r>
-        <w:rPr>
-          <w:lang w:val="en"/>
-        </w:rPr>
-        <w:t xml:space="preserve"> </w:t>
-      </w:r>
-      <w:r>
-        <w:rPr>
-          <w:rStyle w:val="VerbatimChar"/>
-          <w:lang w:val="en"/>
+        <w:t xml:space="preserve"> </w:t>
+      </w:r>
+      <w:r>
+        <w:rPr>
+          <w:rStyle w:val="VerbatimChar"/>
         </w:rPr>
         <w:t xml:space="preserve">&lt;dir&gt;/.claude-cwd-hook</w:t>
       </w:r>
       <w:r>
-        <w:rPr>
-          <w:lang w:val="en"/>
-        </w:rPr>
-        <w:t xml:space="preserve"> </w:t>
-      </w:r>
-      <w:r>
-        <w:rPr>
-          <w:lang w:val="en"/>
-        </w:rPr>
+        <w:t xml:space="preserve"> </w:t>
+      </w:r>
+      <w:r>
         <w:t xml:space="preserve">/</w:t>
       </w:r>
       <w:r>
-        <w:rPr>
-          <w:lang w:val="en"/>
-        </w:rPr>
-        <w:t xml:space="preserve"> </w:t>
-      </w:r>
-      <w:r>
-        <w:rPr>
-          <w:rStyle w:val="VerbatimChar"/>
-          <w:lang w:val="en"/>
+        <w:t xml:space="preserve"> </w:t>
+      </w:r>
+      <w:r>
+        <w:rPr>
+          <w:rStyle w:val="VerbatimChar"/>
         </w:rPr>
         <w:t xml:space="preserve">CMA_CWD_HOOK</w:t>
       </w:r>
       <w:r>
-        <w:rPr>
-          <w:lang w:val="en"/>
-        </w:rPr>
-        <w:t xml:space="preserve"> </w:t>
-      </w:r>
-      <w:r>
-        <w:rPr>
-          <w:lang w:val="en"/>
-        </w:rPr>
+        <w:t xml:space="preserve"> </w:t>
+      </w:r>
+      <w:r>
         <w:t xml:space="preserve">seams.</w:t>
       </w:r>
     </w:p>
@@ -2046,9 +1402,6 @@
         <w:pStyle w:val="Heading2"/>
       </w:pPr>
       <w:r>
-        <w:rPr>
-          <w:lang w:val="en"/>
-        </w:rPr>
         <w:t xml:space="preserve">Config contract — how a generic script finds project config</w:t>
       </w:r>
     </w:p>
@@ -2057,9 +1410,6 @@
         <w:pStyle w:val="FirstParagraph"/>
       </w:pPr>
       <w:r>
-        <w:rPr>
-          <w:lang w:val="en"/>
-        </w:rPr>
         <w:t xml:space="preserve">A generic script self-locates BOTH roots with zero hardcoding:</w:t>
       </w:r>
     </w:p>
@@ -2075,162 +1425,94 @@
         <w:rPr>
           <w:b/>
           <w:bCs/>
-          <w:lang w:val="en"/>
         </w:rPr>
         <w:t xml:space="preserve">Constitution root</w:t>
       </w:r>
       <w:r>
-        <w:rPr>
-          <w:lang w:val="en"/>
-        </w:rPr>
-        <w:t xml:space="preserve"> </w:t>
-      </w:r>
-      <w:r>
-        <w:rPr>
-          <w:lang w:val="en"/>
-        </w:rPr>
+        <w:t xml:space="preserve"> </w:t>
+      </w:r>
+      <w:r>
         <w:t xml:space="preserve">— via</w:t>
       </w:r>
       <w:r>
-        <w:rPr>
-          <w:lang w:val="en"/>
-        </w:rPr>
-        <w:t xml:space="preserve"> </w:t>
-      </w:r>
-      <w:r>
-        <w:rPr>
-          <w:rStyle w:val="VerbatimChar"/>
-          <w:lang w:val="en"/>
+        <w:t xml:space="preserve"> </w:t>
+      </w:r>
+      <w:r>
+        <w:rPr>
+          <w:rStyle w:val="VerbatimChar"/>
         </w:rPr>
         <w:t xml:space="preserve">constitution/find_constitution.sh</w:t>
       </w:r>
       <w:r>
-        <w:rPr>
-          <w:lang w:val="en"/>
-        </w:rPr>
-        <w:t xml:space="preserve"> </w:t>
-      </w:r>
-      <w:r>
-        <w:rPr>
-          <w:lang w:val="en"/>
-        </w:rPr>
+        <w:t xml:space="preserve"> </w:t>
+      </w:r>
+      <w:r>
         <w:t xml:space="preserve">(honors an</w:t>
       </w:r>
       <w:r>
-        <w:rPr>
-          <w:lang w:val="en"/>
-        </w:rPr>
-        <w:t xml:space="preserve"> </w:t>
-      </w:r>
-      <w:r>
-        <w:rPr>
-          <w:lang w:val="en"/>
-        </w:rPr>
+        <w:t xml:space="preserve"> </w:t>
+      </w:r>
+      <w:r>
         <w:t xml:space="preserve">explicit</w:t>
       </w:r>
       <w:r>
-        <w:rPr>
-          <w:lang w:val="en"/>
-        </w:rPr>
-        <w:t xml:space="preserve"> </w:t>
-      </w:r>
-      <w:r>
-        <w:rPr>
-          <w:rStyle w:val="VerbatimChar"/>
-          <w:lang w:val="en"/>
+        <w:t xml:space="preserve"> </w:t>
+      </w:r>
+      <w:r>
+        <w:rPr>
+          <w:rStyle w:val="VerbatimChar"/>
         </w:rPr>
         <w:t xml:space="preserve">CONSTITUTION_DIR</w:t>
       </w:r>
       <w:r>
-        <w:rPr>
-          <w:lang w:val="en"/>
-        </w:rPr>
-        <w:t xml:space="preserve"> </w:t>
-      </w:r>
-      <w:r>
-        <w:rPr>
-          <w:lang w:val="en"/>
-        </w:rPr>
+        <w:t xml:space="preserve"> </w:t>
+      </w:r>
+      <w:r>
         <w:t xml:space="preserve">override, else walks up for</w:t>
       </w:r>
       <w:r>
-        <w:rPr>
-          <w:lang w:val="en"/>
-        </w:rPr>
-        <w:t xml:space="preserve"> </w:t>
-      </w:r>
-      <w:r>
-        <w:rPr>
-          <w:rStyle w:val="VerbatimChar"/>
-          <w:lang w:val="en"/>
+        <w:t xml:space="preserve"> </w:t>
+      </w:r>
+      <w:r>
+        <w:rPr>
+          <w:rStyle w:val="VerbatimChar"/>
         </w:rPr>
         <w:t xml:space="preserve">constitution/Constitution.md</w:t>
       </w:r>
       <w:r>
-        <w:rPr>
-          <w:lang w:val="en"/>
-        </w:rPr>
-        <w:t xml:space="preserve"> </w:t>
-      </w:r>
-      <w:r>
-        <w:rPr>
-          <w:lang w:val="en"/>
-        </w:rPr>
+        <w:t xml:space="preserve"> </w:t>
+      </w:r>
+      <w:r>
         <w:t xml:space="preserve">/</w:t>
       </w:r>
       <w:r>
-        <w:rPr>
-          <w:lang w:val="en"/>
-        </w:rPr>
-        <w:t xml:space="preserve"> </w:t>
-      </w:r>
-      <w:r>
-        <w:rPr>
-          <w:rStyle w:val="VerbatimChar"/>
-          <w:lang w:val="en"/>
+        <w:t xml:space="preserve"> </w:t>
+      </w:r>
+      <w:r>
+        <w:rPr>
+          <w:rStyle w:val="VerbatimChar"/>
         </w:rPr>
         <w:t xml:space="preserve">submodules/constitution/Constitution.md</w:t>
       </w:r>
       <w:r>
-        <w:rPr>
-          <w:lang w:val="en"/>
-        </w:rPr>
         <w:t xml:space="preserve">,</w:t>
       </w:r>
       <w:r>
-        <w:rPr>
-          <w:lang w:val="en"/>
-        </w:rPr>
-        <w:t xml:space="preserve"> </w:t>
-      </w:r>
-      <w:r>
-        <w:rPr>
-          <w:lang w:val="en"/>
-        </w:rPr>
+        <w:t xml:space="preserve"> </w:t>
+      </w:r>
+      <w:r>
         <w:t xml:space="preserve">else follows the git superproject pointer). These scripts do not need it at</w:t>
       </w:r>
       <w:r>
-        <w:rPr>
-          <w:lang w:val="en"/>
-        </w:rPr>
-        <w:t xml:space="preserve"> </w:t>
-      </w:r>
-      <w:r>
-        <w:rPr>
-          <w:lang w:val="en"/>
-        </w:rPr>
+        <w:t xml:space="preserve"> </w:t>
+      </w:r>
+      <w:r>
         <w:t xml:space="preserve">runtime (they are self-contained), but it is the canonical self-location</w:t>
       </w:r>
       <w:r>
-        <w:rPr>
-          <w:lang w:val="en"/>
-        </w:rPr>
-        <w:t xml:space="preserve"> </w:t>
-      </w:r>
-      <w:r>
-        <w:rPr>
-          <w:lang w:val="en"/>
-        </w:rPr>
+        <w:t xml:space="preserve"> </w:t>
+      </w:r>
+      <w:r>
         <w:t xml:space="preserve">primitive when a caller needs the constitution root.</w:t>
       </w:r>
     </w:p>
@@ -2246,77 +1528,49 @@
         <w:rPr>
           <w:b/>
           <w:bCs/>
-          <w:lang w:val="en"/>
         </w:rPr>
         <w:t xml:space="preserve">Project/repo root</w:t>
       </w:r>
       <w:r>
-        <w:rPr>
-          <w:lang w:val="en"/>
-        </w:rPr>
-        <w:t xml:space="preserve"> </w:t>
-      </w:r>
-      <w:r>
-        <w:rPr>
-          <w:lang w:val="en"/>
-        </w:rPr>
+        <w:t xml:space="preserve"> </w:t>
+      </w:r>
+      <w:r>
         <w:t xml:space="preserve">—</w:t>
       </w:r>
       <w:r>
-        <w:rPr>
-          <w:lang w:val="en"/>
-        </w:rPr>
-        <w:t xml:space="preserve"> </w:t>
-      </w:r>
-      <w:r>
-        <w:rPr>
-          <w:rStyle w:val="VerbatimChar"/>
-          <w:lang w:val="en"/>
+        <w:t xml:space="preserve"> </w:t>
+      </w:r>
+      <w:r>
+        <w:rPr>
+          <w:rStyle w:val="VerbatimChar"/>
         </w:rPr>
         <w:t xml:space="preserve">MT_REPO_ROOT</w:t>
       </w:r>
       <w:r>
-        <w:rPr>
-          <w:lang w:val="en"/>
-        </w:rPr>
-        <w:t xml:space="preserve"> </w:t>
-      </w:r>
-      <w:r>
-        <w:rPr>
-          <w:lang w:val="en"/>
-        </w:rPr>
+        <w:t xml:space="preserve"> </w:t>
+      </w:r>
+      <w:r>
         <w:t xml:space="preserve">(explicit override) else the script's</w:t>
       </w:r>
       <w:r>
-        <w:rPr>
-          <w:lang w:val="en"/>
-        </w:rPr>
-        <w:t xml:space="preserve"> </w:t>
-      </w:r>
-      <w:r>
-        <w:rPr>
-          <w:rStyle w:val="VerbatimChar"/>
-          <w:lang w:val="en"/>
+        <w:t xml:space="preserve"> </w:t>
+      </w:r>
+      <w:r>
+        <w:rPr>
+          <w:rStyle w:val="VerbatimChar"/>
         </w:rPr>
         <w:t xml:space="preserve">../..</w:t>
       </w:r>
       <w:r>
-        <w:rPr>
-          <w:lang w:val="en"/>
-        </w:rPr>
         <w:t xml:space="preserve">.</w:t>
       </w:r>
       <w:r>
-        <w:rPr>
-          <w:lang w:val="en"/>
-        </w:rPr>
         <w:t xml:space="preserve"> </w:t>
       </w:r>
       <w:r>
         <w:rPr>
           <w:b/>
           <w:bCs/>
-          <w:lang w:val="en"/>
         </w:rPr>
         <w:t xml:space="preserve">Because these scripts live at</w:t>
       </w:r>
@@ -2324,7 +1578,6 @@
         <w:rPr>
           <w:b/>
           <w:bCs/>
-          <w:lang w:val="en"/>
         </w:rPr>
         <w:t xml:space="preserve"> </w:t>
       </w:r>
@@ -2333,7 +1586,6 @@
           <w:rStyle w:val="VerbatimChar"/>
           <w:b/>
           <w:bCs/>
-          <w:lang w:val="en"/>
         </w:rPr>
         <w:t xml:space="preserve">constitution/scripts/multitrack/</w:t>
       </w:r>
@@ -2341,7 +1593,6 @@
         <w:rPr>
           <w:b/>
           <w:bCs/>
-          <w:lang w:val="en"/>
         </w:rPr>
         <w:t xml:space="preserve">,</w:t>
       </w:r>
@@ -2349,7 +1600,6 @@
         <w:rPr>
           <w:b/>
           <w:bCs/>
-          <w:lang w:val="en"/>
         </w:rPr>
         <w:t xml:space="preserve"> </w:t>
       </w:r>
@@ -2357,7 +1607,6 @@
         <w:rPr>
           <w:b/>
           <w:bCs/>
-          <w:lang w:val="en"/>
         </w:rPr>
         <w:t xml:space="preserve">their</w:t>
       </w:r>
@@ -2365,7 +1614,6 @@
         <w:rPr>
           <w:b/>
           <w:bCs/>
-          <w:lang w:val="en"/>
         </w:rPr>
         <w:t xml:space="preserve"> </w:t>
       </w:r>
@@ -2374,7 +1622,6 @@
           <w:rStyle w:val="VerbatimChar"/>
           <w:b/>
           <w:bCs/>
-          <w:lang w:val="en"/>
         </w:rPr>
         <w:t xml:space="preserve">../..</w:t>
       </w:r>
@@ -2382,7 +1629,6 @@
         <w:rPr>
           <w:b/>
           <w:bCs/>
-          <w:lang w:val="en"/>
         </w:rPr>
         <w:t xml:space="preserve"> </w:t>
       </w:r>
@@ -2390,7 +1636,6 @@
         <w:rPr>
           <w:b/>
           <w:bCs/>
-          <w:lang w:val="en"/>
         </w:rPr>
         <w:t xml:space="preserve">resolves to the constitution submodule, NOT the consuming</w:t>
       </w:r>
@@ -2398,7 +1643,6 @@
         <w:rPr>
           <w:b/>
           <w:bCs/>
-          <w:lang w:val="en"/>
         </w:rPr>
         <w:t xml:space="preserve"> </w:t>
       </w:r>
@@ -2406,126 +1650,76 @@
         <w:rPr>
           <w:b/>
           <w:bCs/>
-          <w:lang w:val="en"/>
         </w:rPr>
         <w:t xml:space="preserve">project.</w:t>
       </w:r>
       <w:r>
-        <w:rPr>
-          <w:lang w:val="en"/>
-        </w:rPr>
-        <w:t xml:space="preserve"> </w:t>
-      </w:r>
-      <w:r>
-        <w:rPr>
-          <w:lang w:val="en"/>
-        </w:rPr>
+        <w:t xml:space="preserve"> </w:t>
+      </w:r>
+      <w:r>
         <w:t xml:space="preserve">A consumer therefore MUST set</w:t>
       </w:r>
       <w:r>
-        <w:rPr>
-          <w:lang w:val="en"/>
-        </w:rPr>
-        <w:t xml:space="preserve"> </w:t>
-      </w:r>
-      <w:r>
-        <w:rPr>
-          <w:rStyle w:val="VerbatimChar"/>
-          <w:lang w:val="en"/>
+        <w:t xml:space="preserve"> </w:t>
+      </w:r>
+      <w:r>
+        <w:rPr>
+          <w:rStyle w:val="VerbatimChar"/>
         </w:rPr>
         <w:t xml:space="preserve">MT_REPO_ROOT</w:t>
       </w:r>
       <w:r>
-        <w:rPr>
-          <w:lang w:val="en"/>
-        </w:rPr>
-        <w:t xml:space="preserve"> </w:t>
-      </w:r>
-      <w:r>
-        <w:rPr>
-          <w:lang w:val="en"/>
-        </w:rPr>
+        <w:t xml:space="preserve"> </w:t>
+      </w:r>
+      <w:r>
         <w:t xml:space="preserve">(or the explicit</w:t>
       </w:r>
       <w:r>
-        <w:rPr>
-          <w:lang w:val="en"/>
-        </w:rPr>
-        <w:t xml:space="preserve"> </w:t>
-      </w:r>
-      <w:r>
-        <w:rPr>
-          <w:rStyle w:val="VerbatimChar"/>
-          <w:lang w:val="en"/>
+        <w:t xml:space="preserve"> </w:t>
+      </w:r>
+      <w:r>
+        <w:rPr>
+          <w:rStyle w:val="VerbatimChar"/>
         </w:rPr>
         <w:t xml:space="preserve">MT_CONFIG</w:t>
       </w:r>
       <w:r>
-        <w:rPr>
-          <w:lang w:val="en"/>
-        </w:rPr>
-        <w:t xml:space="preserve"> </w:t>
-      </w:r>
-      <w:r>
-        <w:rPr>
-          <w:lang w:val="en"/>
-        </w:rPr>
+        <w:t xml:space="preserve"> </w:t>
+      </w:r>
+      <w:r>
         <w:t xml:space="preserve">full path) so config,</w:t>
       </w:r>
       <w:r>
-        <w:rPr>
-          <w:lang w:val="en"/>
-        </w:rPr>
-        <w:t xml:space="preserve"> </w:t>
-      </w:r>
-      <w:r>
-        <w:rPr>
-          <w:rStyle w:val="VerbatimChar"/>
-          <w:lang w:val="en"/>
+        <w:t xml:space="preserve"> </w:t>
+      </w:r>
+      <w:r>
+        <w:rPr>
+          <w:rStyle w:val="VerbatimChar"/>
         </w:rPr>
         <w:t xml:space="preserve">.ws_state</w:t>
       </w:r>
       <w:r>
-        <w:rPr>
-          <w:lang w:val="en"/>
-        </w:rPr>
         <w:t xml:space="preserve">, and the tmp namespace resolve</w:t>
       </w:r>
       <w:r>
-        <w:rPr>
-          <w:lang w:val="en"/>
-        </w:rPr>
-        <w:t xml:space="preserve"> </w:t>
-      </w:r>
-      <w:r>
-        <w:rPr>
-          <w:lang w:val="en"/>
-        </w:rPr>
+        <w:t xml:space="preserve"> </w:t>
+      </w:r>
+      <w:r>
         <w:t xml:space="preserve">against the project, not the constitution. The reference launcher exports</w:t>
       </w:r>
       <w:r>
-        <w:rPr>
-          <w:lang w:val="en"/>
-        </w:rPr>
-        <w:t xml:space="preserve"> </w:t>
-      </w:r>
-      <w:r>
-        <w:rPr>
-          <w:rStyle w:val="VerbatimChar"/>
-          <w:lang w:val="en"/>
+        <w:t xml:space="preserve"> </w:t>
+      </w:r>
+      <w:r>
+        <w:rPr>
+          <w:rStyle w:val="VerbatimChar"/>
         </w:rPr>
         <w:t xml:space="preserve">MT_REPO_ROOT</w:t>
       </w:r>
       <w:r>
-        <w:rPr>
-          <w:lang w:val="en"/>
-        </w:rPr>
-        <w:t xml:space="preserve"> </w:t>
-      </w:r>
-      <w:r>
-        <w:rPr>
-          <w:lang w:val="en"/>
-        </w:rPr>
+        <w:t xml:space="preserve"> </w:t>
+      </w:r>
+      <w:r>
         <w:t xml:space="preserve">for every invocation.</w:t>
       </w:r>
     </w:p>
@@ -2541,45 +1735,28 @@
         <w:rPr>
           <w:b/>
           <w:bCs/>
-          <w:lang w:val="en"/>
         </w:rPr>
         <w:t xml:space="preserve">Per-host config file</w:t>
       </w:r>
       <w:r>
-        <w:rPr>
-          <w:lang w:val="en"/>
-        </w:rPr>
-        <w:t xml:space="preserve"> </w:t>
-      </w:r>
-      <w:r>
-        <w:rPr>
-          <w:lang w:val="en"/>
-        </w:rPr>
+        <w:t xml:space="preserve"> </w:t>
+      </w:r>
+      <w:r>
         <w:t xml:space="preserve">— resolved by</w:t>
       </w:r>
       <w:r>
-        <w:rPr>
-          <w:lang w:val="en"/>
-        </w:rPr>
-        <w:t xml:space="preserve"> </w:t>
-      </w:r>
-      <w:r>
-        <w:rPr>
-          <w:rStyle w:val="VerbatimChar"/>
-          <w:lang w:val="en"/>
+        <w:t xml:space="preserve"> </w:t>
+      </w:r>
+      <w:r>
+        <w:rPr>
+          <w:rStyle w:val="VerbatimChar"/>
         </w:rPr>
         <w:t xml:space="preserve">multitrack_config.sh</w:t>
       </w:r>
       <w:r>
-        <w:rPr>
-          <w:lang w:val="en"/>
-        </w:rPr>
-        <w:t xml:space="preserve"> </w:t>
-      </w:r>
-      <w:r>
-        <w:rPr>
-          <w:lang w:val="en"/>
-        </w:rPr>
+        <w:t xml:space="preserve"> </w:t>
+      </w:r>
+      <w:r>
         <w:t xml:space="preserve">as:</w:t>
       </w:r>
     </w:p>
@@ -2594,20 +1771,13 @@
       <w:r>
         <w:rPr>
           <w:rStyle w:val="VerbatimChar"/>
-          <w:lang w:val="en"/>
         </w:rPr>
         <w:t xml:space="preserve">MT_CONFIG</w:t>
       </w:r>
       <w:r>
-        <w:rPr>
-          <w:lang w:val="en"/>
-        </w:rPr>
-        <w:t xml:space="preserve"> </w:t>
-      </w:r>
-      <w:r>
-        <w:rPr>
-          <w:lang w:val="en"/>
-        </w:rPr>
+        <w:t xml:space="preserve"> </w:t>
+      </w:r>
+      <w:r>
         <w:t xml:space="preserve">— explicit full path to a config file (wins), else</w:t>
       </w:r>
     </w:p>
@@ -2622,201 +1792,121 @@
       <w:r>
         <w:rPr>
           <w:rStyle w:val="VerbatimChar"/>
-          <w:lang w:val="en"/>
         </w:rPr>
         <w:t xml:space="preserve">$MT_CONFIG_DIR/&lt;host&gt;.yaml</w:t>
       </w:r>
       <w:r>
-        <w:rPr>
-          <w:lang w:val="en"/>
-        </w:rPr>
-        <w:t xml:space="preserve"> </w:t>
-      </w:r>
-      <w:r>
-        <w:rPr>
-          <w:lang w:val="en"/>
-        </w:rPr>
+        <w:t xml:space="preserve"> </w:t>
+      </w:r>
+      <w:r>
         <w:t xml:space="preserve">— where</w:t>
       </w:r>
       <w:r>
-        <w:rPr>
-          <w:lang w:val="en"/>
-        </w:rPr>
-        <w:t xml:space="preserve"> </w:t>
-      </w:r>
-      <w:r>
-        <w:rPr>
-          <w:rStyle w:val="VerbatimChar"/>
-          <w:lang w:val="en"/>
+        <w:t xml:space="preserve"> </w:t>
+      </w:r>
+      <w:r>
+        <w:rPr>
+          <w:rStyle w:val="VerbatimChar"/>
         </w:rPr>
         <w:t xml:space="preserve">MT_CONFIG_DIR</w:t>
       </w:r>
       <w:r>
-        <w:rPr>
-          <w:lang w:val="en"/>
-        </w:rPr>
-        <w:t xml:space="preserve"> </w:t>
-      </w:r>
-      <w:r>
-        <w:rPr>
-          <w:lang w:val="en"/>
-        </w:rPr>
+        <w:t xml:space="preserve"> </w:t>
+      </w:r>
+      <w:r>
         <w:t xml:space="preserve">defaults to</w:t>
       </w:r>
       <w:r>
-        <w:rPr>
-          <w:lang w:val="en"/>
-        </w:rPr>
-        <w:t xml:space="preserve"> </w:t>
-      </w:r>
-      <w:r>
-        <w:rPr>
-          <w:rStyle w:val="VerbatimChar"/>
-          <w:lang w:val="en"/>
+        <w:t xml:space="preserve"> </w:t>
+      </w:r>
+      <w:r>
+        <w:rPr>
+          <w:rStyle w:val="VerbatimChar"/>
         </w:rPr>
         <w:t xml:space="preserve">$(mt_repo_root)/config/multitrack</w:t>
       </w:r>
       <w:r>
-        <w:rPr>
-          <w:lang w:val="en"/>
-        </w:rPr>
-        <w:t xml:space="preserve"> </w:t>
-      </w:r>
-      <w:r>
-        <w:rPr>
-          <w:lang w:val="en"/>
-        </w:rPr>
+        <w:t xml:space="preserve"> </w:t>
+      </w:r>
+      <w:r>
         <w:t xml:space="preserve">and</w:t>
       </w:r>
       <w:r>
-        <w:rPr>
-          <w:lang w:val="en"/>
-        </w:rPr>
-        <w:t xml:space="preserve"> </w:t>
-      </w:r>
-      <w:r>
-        <w:rPr>
-          <w:rStyle w:val="VerbatimChar"/>
-          <w:lang w:val="en"/>
+        <w:t xml:space="preserve"> </w:t>
+      </w:r>
+      <w:r>
+        <w:rPr>
+          <w:rStyle w:val="VerbatimChar"/>
         </w:rPr>
         <w:t xml:space="preserve">&lt;host&gt;</w:t>
       </w:r>
       <w:r>
-        <w:rPr>
-          <w:lang w:val="en"/>
-        </w:rPr>
-        <w:t xml:space="preserve"> </w:t>
-      </w:r>
-      <w:r>
-        <w:rPr>
-          <w:lang w:val="en"/>
-        </w:rPr>
+        <w:t xml:space="preserve"> </w:t>
+      </w:r>
+      <w:r>
         <w:t xml:space="preserve">=</w:t>
       </w:r>
       <w:r>
-        <w:rPr>
-          <w:lang w:val="en"/>
-        </w:rPr>
-        <w:t xml:space="preserve"> </w:t>
-      </w:r>
-      <w:r>
-        <w:rPr>
-          <w:rStyle w:val="VerbatimChar"/>
-          <w:lang w:val="en"/>
+        <w:t xml:space="preserve"> </w:t>
+      </w:r>
+      <w:r>
+        <w:rPr>
+          <w:rStyle w:val="VerbatimChar"/>
         </w:rPr>
         <w:t xml:space="preserve">MT_HOST</w:t>
       </w:r>
       <w:r>
-        <w:rPr>
-          <w:lang w:val="en"/>
-        </w:rPr>
-        <w:t xml:space="preserve"> </w:t>
-      </w:r>
-      <w:r>
-        <w:rPr>
-          <w:lang w:val="en"/>
-        </w:rPr>
+        <w:t xml:space="preserve"> </w:t>
+      </w:r>
+      <w:r>
         <w:t xml:space="preserve">else the</w:t>
       </w:r>
       <w:r>
-        <w:rPr>
-          <w:lang w:val="en"/>
-        </w:rPr>
-        <w:t xml:space="preserve"> </w:t>
-      </w:r>
-      <w:r>
-        <w:rPr>
-          <w:lang w:val="en"/>
-        </w:rPr>
+        <w:t xml:space="preserve"> </w:t>
+      </w:r>
+      <w:r>
         <w:t xml:space="preserve">system hostname (</w:t>
       </w:r>
       <w:r>
         <w:rPr>
           <w:rStyle w:val="VerbatimChar"/>
-          <w:lang w:val="en"/>
         </w:rPr>
         <w:t xml:space="preserve">/etc/hostname</w:t>
       </w:r>
       <w:r>
-        <w:rPr>
-          <w:lang w:val="en"/>
-        </w:rPr>
         <w:t xml:space="preserve">, else the first 16 of the machine-id).</w:t>
       </w:r>
       <w:r>
-        <w:rPr>
-          <w:lang w:val="en"/>
-        </w:rPr>
-        <w:t xml:space="preserve"> </w:t>
-      </w:r>
-      <w:r>
-        <w:rPr>
-          <w:lang w:val="en"/>
-        </w:rPr>
+        <w:t xml:space="preserve"> </w:t>
+      </w:r>
+      <w:r>
         <w:t xml:space="preserve">An unreadable</w:t>
       </w:r>
       <w:r>
-        <w:rPr>
-          <w:lang w:val="en"/>
-        </w:rPr>
-        <w:t xml:space="preserve"> </w:t>
-      </w:r>
-      <w:r>
-        <w:rPr>
-          <w:rStyle w:val="VerbatimChar"/>
-          <w:lang w:val="en"/>
+        <w:t xml:space="preserve"> </w:t>
+      </w:r>
+      <w:r>
+        <w:rPr>
+          <w:rStyle w:val="VerbatimChar"/>
         </w:rPr>
         <w:t xml:space="preserve">&lt;hostname&gt;.yaml</w:t>
       </w:r>
       <w:r>
-        <w:rPr>
-          <w:lang w:val="en"/>
-        </w:rPr>
-        <w:t xml:space="preserve"> </w:t>
-      </w:r>
-      <w:r>
-        <w:rPr>
-          <w:lang w:val="en"/>
-        </w:rPr>
+        <w:t xml:space="preserve"> </w:t>
+      </w:r>
+      <w:r>
         <w:t xml:space="preserve">falls back to</w:t>
       </w:r>
       <w:r>
-        <w:rPr>
-          <w:lang w:val="en"/>
-        </w:rPr>
-        <w:t xml:space="preserve"> </w:t>
-      </w:r>
-      <w:r>
-        <w:rPr>
-          <w:rStyle w:val="VerbatimChar"/>
-          <w:lang w:val="en"/>
+        <w:t xml:space="preserve"> </w:t>
+      </w:r>
+      <w:r>
+        <w:rPr>
+          <w:rStyle w:val="VerbatimChar"/>
         </w:rPr>
         <w:t xml:space="preserve">&lt;machine-id-16&gt;.yaml</w:t>
       </w:r>
       <w:r>
-        <w:rPr>
-          <w:lang w:val="en"/>
-        </w:rPr>
         <w:t xml:space="preserve">.</w:t>
       </w:r>
     </w:p>
@@ -2825,48 +1915,31 @@
         <w:pStyle w:val="FirstParagraph"/>
       </w:pPr>
       <w:r>
-        <w:rPr>
-          <w:lang w:val="en"/>
-        </w:rPr>
         <w:t xml:space="preserve">Schema:</w:t>
       </w:r>
       <w:r>
-        <w:rPr>
-          <w:lang w:val="en"/>
-        </w:rPr>
-        <w:t xml:space="preserve"> </w:t>
-      </w:r>
-      <w:r>
-        <w:rPr>
-          <w:rStyle w:val="VerbatimChar"/>
-          <w:lang w:val="en"/>
+        <w:t xml:space="preserve"> </w:t>
+      </w:r>
+      <w:r>
+        <w:rPr>
+          <w:rStyle w:val="VerbatimChar"/>
         </w:rPr>
         <w:t xml:space="preserve">schema_version: 1</w:t>
       </w:r>
       <w:r>
-        <w:rPr>
-          <w:lang w:val="en"/>
-        </w:rPr>
         <w:t xml:space="preserve">,</w:t>
       </w:r>
       <w:r>
-        <w:rPr>
-          <w:lang w:val="en"/>
-        </w:rPr>
         <w:t xml:space="preserve"> </w:t>
       </w:r>
       <w:r>
         <w:rPr>
           <w:b/>
           <w:bCs/>
-          <w:lang w:val="en"/>
         </w:rPr>
         <w:t xml:space="preserve">one file per host</w:t>
       </w:r>
       <w:r>
-        <w:rPr>
-          <w:lang w:val="en"/>
-        </w:rPr>
         <w:t xml:space="preserve">.</w:t>
       </w:r>
     </w:p>
@@ -2876,34 +1949,21 @@
         <w:pStyle w:val="Heading3"/>
       </w:pPr>
       <w:r>
-        <w:rPr>
-          <w:lang w:val="en"/>
-        </w:rPr>
         <w:t xml:space="preserve">The</w:t>
       </w:r>
       <w:r>
-        <w:rPr>
-          <w:lang w:val="en"/>
-        </w:rPr>
-        <w:t xml:space="preserve"> </w:t>
-      </w:r>
-      <w:r>
-        <w:rPr>
-          <w:rStyle w:val="VerbatimChar"/>
-          <w:lang w:val="en"/>
+        <w:t xml:space="preserve"> </w:t>
+      </w:r>
+      <w:r>
+        <w:rPr>
+          <w:rStyle w:val="VerbatimChar"/>
         </w:rPr>
         <w:t xml:space="preserve">MT_*</w:t>
       </w:r>
       <w:r>
-        <w:rPr>
-          <w:lang w:val="en"/>
-        </w:rPr>
-        <w:t xml:space="preserve"> </w:t>
-      </w:r>
-      <w:r>
-        <w:rPr>
-          <w:lang w:val="en"/>
-        </w:rPr>
+        <w:t xml:space="preserve"> </w:t>
+      </w:r>
+      <w:r>
         <w:t xml:space="preserve">environment contract (retained verbatim, no renames)</w:t>
       </w:r>
     </w:p>
@@ -2929,9 +1989,6 @@
               <w:pStyle w:val="Compact"/>
             </w:pPr>
             <w:r>
-              <w:rPr>
-                <w:lang w:val="en"/>
-              </w:rPr>
               <w:t xml:space="preserve">Env</w:t>
             </w:r>
           </w:p>
@@ -2943,9 +2000,6 @@
               <w:pStyle w:val="Compact"/>
             </w:pPr>
             <w:r>
-              <w:rPr>
-                <w:lang w:val="en"/>
-              </w:rPr>
               <w:t xml:space="preserve">Meaning</w:t>
             </w:r>
           </w:p>
@@ -2957,9 +2011,6 @@
               <w:pStyle w:val="Compact"/>
             </w:pPr>
             <w:r>
-              <w:rPr>
-                <w:lang w:val="en"/>
-              </w:rPr>
               <w:t xml:space="preserve">Default</w:t>
             </w:r>
           </w:p>
@@ -2975,7 +2026,6 @@
             <w:r>
               <w:rPr>
                 <w:rStyle w:val="VerbatimChar"/>
-                <w:lang w:val="en"/>
               </w:rPr>
               <w:t xml:space="preserve">MT_REPO_ROOT</w:t>
             </w:r>
@@ -2988,9 +2038,6 @@
               <w:pStyle w:val="Compact"/>
             </w:pPr>
             <w:r>
-              <w:rPr>
-                <w:lang w:val="en"/>
-              </w:rPr>
               <w:t xml:space="preserve">project/repo root</w:t>
             </w:r>
           </w:p>
@@ -3002,34 +2049,21 @@
               <w:pStyle w:val="Compact"/>
             </w:pPr>
             <w:r>
-              <w:rPr>
-                <w:lang w:val="en"/>
-              </w:rPr>
               <w:t xml:space="preserve">script</w:t>
             </w:r>
             <w:r>
-              <w:rPr>
-                <w:lang w:val="en"/>
-              </w:rPr>
-              <w:t xml:space="preserve"> </w:t>
-            </w:r>
-            <w:r>
-              <w:rPr>
-                <w:rStyle w:val="VerbatimChar"/>
-                <w:lang w:val="en"/>
+              <w:t xml:space="preserve"> </w:t>
+            </w:r>
+            <w:r>
+              <w:rPr>
+                <w:rStyle w:val="VerbatimChar"/>
               </w:rPr>
               <w:t xml:space="preserve">../..</w:t>
             </w:r>
             <w:r>
-              <w:rPr>
-                <w:lang w:val="en"/>
-              </w:rPr>
-              <w:t xml:space="preserve"> </w:t>
-            </w:r>
-            <w:r>
-              <w:rPr>
-                <w:lang w:val="en"/>
-              </w:rPr>
+              <w:t xml:space="preserve"> </w:t>
+            </w:r>
+            <w:r>
               <w:t xml:space="preserve">(⇒ set this from the constitution location)</w:t>
             </w:r>
           </w:p>
@@ -3045,7 +2079,6 @@
             <w:r>
               <w:rPr>
                 <w:rStyle w:val="VerbatimChar"/>
-                <w:lang w:val="en"/>
               </w:rPr>
               <w:t xml:space="preserve">MT_CONFIG</w:t>
             </w:r>
@@ -3058,9 +2091,6 @@
               <w:pStyle w:val="Compact"/>
             </w:pPr>
             <w:r>
-              <w:rPr>
-                <w:lang w:val="en"/>
-              </w:rPr>
               <w:t xml:space="preserve">explicit config-file path (overrides host resolution)</w:t>
             </w:r>
           </w:p>
@@ -3072,9 +2102,6 @@
               <w:pStyle w:val="Compact"/>
             </w:pPr>
             <w:r>
-              <w:rPr>
-                <w:lang w:val="en"/>
-              </w:rPr>
               <w:t xml:space="preserve">—</w:t>
             </w:r>
           </w:p>
@@ -3090,7 +2117,6 @@
             <w:r>
               <w:rPr>
                 <w:rStyle w:val="VerbatimChar"/>
-                <w:lang w:val="en"/>
               </w:rPr>
               <w:t xml:space="preserve">MT_CONFIG_DIR</w:t>
             </w:r>
@@ -3103,9 +2129,6 @@
               <w:pStyle w:val="Compact"/>
             </w:pPr>
             <w:r>
-              <w:rPr>
-                <w:lang w:val="en"/>
-              </w:rPr>
               <w:t xml:space="preserve">per-host config directory</w:t>
             </w:r>
           </w:p>
@@ -3119,7 +2142,6 @@
             <w:r>
               <w:rPr>
                 <w:rStyle w:val="VerbatimChar"/>
-                <w:lang w:val="en"/>
               </w:rPr>
               <w:t xml:space="preserve">$(mt_repo_root)/config/multitrack</w:t>
             </w:r>
@@ -3136,7 +2158,6 @@
             <w:r>
               <w:rPr>
                 <w:rStyle w:val="VerbatimChar"/>
-                <w:lang w:val="en"/>
               </w:rPr>
               <w:t xml:space="preserve">MT_HOST</w:t>
             </w:r>
@@ -3149,21 +2170,14 @@
               <w:pStyle w:val="Compact"/>
             </w:pPr>
             <w:r>
-              <w:rPr>
-                <w:lang w:val="en"/>
-              </w:rPr>
               <w:t xml:space="preserve">host key for</w:t>
             </w:r>
             <w:r>
-              <w:rPr>
-                <w:lang w:val="en"/>
-              </w:rPr>
-              <w:t xml:space="preserve"> </w:t>
-            </w:r>
-            <w:r>
-              <w:rPr>
-                <w:rStyle w:val="VerbatimChar"/>
-                <w:lang w:val="en"/>
+              <w:t xml:space="preserve"> </w:t>
+            </w:r>
+            <w:r>
+              <w:rPr>
+                <w:rStyle w:val="VerbatimChar"/>
               </w:rPr>
               <w:t xml:space="preserve">&lt;host&gt;.yaml</w:t>
             </w:r>
@@ -3176,9 +2190,6 @@
               <w:pStyle w:val="Compact"/>
             </w:pPr>
             <w:r>
-              <w:rPr>
-                <w:lang w:val="en"/>
-              </w:rPr>
               <w:t xml:space="preserve">system hostname → machine-id-16</w:t>
             </w:r>
           </w:p>
@@ -3194,7 +2205,6 @@
             <w:r>
               <w:rPr>
                 <w:rStyle w:val="VerbatimChar"/>
-                <w:lang w:val="en"/>
               </w:rPr>
               <w:t xml:space="preserve">MT_ALIAS_DIR</w:t>
             </w:r>
@@ -3207,9 +2217,6 @@
               <w:pStyle w:val="Compact"/>
             </w:pPr>
             <w:r>
-              <w:rPr>
-                <w:lang w:val="en"/>
-              </w:rPr>
               <w:t xml:space="preserve">orchestrator runtime dir (bindings/cooldowns/events)</w:t>
             </w:r>
           </w:p>
@@ -3223,7 +2230,6 @@
             <w:r>
               <w:rPr>
                 <w:rStyle w:val="VerbatimChar"/>
-                <w:lang w:val="en"/>
               </w:rPr>
               <w:t xml:space="preserve">${XDG_RUNTIME_DIR:-/tmp}/$(basename "$MT_REPO_ROOT")/multitrack/aliasorch</w:t>
             </w:r>
@@ -3240,7 +2246,6 @@
             <w:r>
               <w:rPr>
                 <w:rStyle w:val="VerbatimChar"/>
-                <w:lang w:val="en"/>
               </w:rPr>
               <w:t xml:space="preserve">MT_LOCK_DIR</w:t>
             </w:r>
@@ -3253,9 +2258,6 @@
               <w:pStyle w:val="Compact"/>
             </w:pPr>
             <w:r>
-              <w:rPr>
-                <w:lang w:val="en"/>
-              </w:rPr>
               <w:t xml:space="preserve">device-lock runtime dir</w:t>
             </w:r>
           </w:p>
@@ -3269,7 +2271,6 @@
             <w:r>
               <w:rPr>
                 <w:rStyle w:val="VerbatimChar"/>
-                <w:lang w:val="en"/>
               </w:rPr>
               <w:t xml:space="preserve">${XDG_RUNTIME_DIR:-/tmp}/$(basename "$MT_REPO_ROOT")/multitrack/devicelock</w:t>
             </w:r>
@@ -3286,7 +2287,6 @@
             <w:r>
               <w:rPr>
                 <w:rStyle w:val="VerbatimChar"/>
-                <w:lang w:val="en"/>
               </w:rPr>
               <w:t xml:space="preserve">MT_REGISTRY_LOCK</w:t>
             </w:r>
@@ -3299,9 +2299,6 @@
               <w:pStyle w:val="Compact"/>
             </w:pPr>
             <w:r>
-              <w:rPr>
-                <w:lang w:val="en"/>
-              </w:rPr>
               <w:t xml:space="preserve">streams-registry flock</w:t>
             </w:r>
           </w:p>
@@ -3315,7 +2312,6 @@
             <w:r>
               <w:rPr>
                 <w:rStyle w:val="VerbatimChar"/>
-                <w:lang w:val="en"/>
               </w:rPr>
               <w:t xml:space="preserve">${XDG_RUNTIME_DIR:-/tmp}/$(basename "$MT_REPO_ROOT")/multitrack/registry.lock</w:t>
             </w:r>
@@ -3332,7 +2328,6 @@
             <w:r>
               <w:rPr>
                 <w:rStyle w:val="VerbatimChar"/>
-                <w:lang w:val="en"/>
               </w:rPr>
               <w:t xml:space="preserve">MT_STREAMS_TSV</w:t>
             </w:r>
@@ -3345,9 +2340,6 @@
               <w:pStyle w:val="Compact"/>
             </w:pPr>
             <w:r>
-              <w:rPr>
-                <w:lang w:val="en"/>
-              </w:rPr>
               <w:t xml:space="preserve">streams registry TSV</w:t>
             </w:r>
           </w:p>
@@ -3361,7 +2353,6 @@
             <w:r>
               <w:rPr>
                 <w:rStyle w:val="VerbatimChar"/>
-                <w:lang w:val="en"/>
               </w:rPr>
               <w:t xml:space="preserve">$MT_REPO_ROOT/.ws_state/streams.tsv</w:t>
             </w:r>
@@ -3378,7 +2369,6 @@
             <w:r>
               <w:rPr>
                 <w:rStyle w:val="VerbatimChar"/>
-                <w:lang w:val="en"/>
               </w:rPr>
               <w:t xml:space="preserve">MT_WS_STATE</w:t>
             </w:r>
@@ -3391,9 +2381,6 @@
               <w:pStyle w:val="Compact"/>
             </w:pPr>
             <w:r>
-              <w:rPr>
-                <w:lang w:val="en"/>
-              </w:rPr>
               <w:t xml:space="preserve">per-repo state dir</w:t>
             </w:r>
           </w:p>
@@ -3407,7 +2394,6 @@
             <w:r>
               <w:rPr>
                 <w:rStyle w:val="VerbatimChar"/>
-                <w:lang w:val="en"/>
               </w:rPr>
               <w:t xml:space="preserve">$MT_REPO_ROOT/.ws_state</w:t>
             </w:r>
@@ -3424,7 +2410,6 @@
             <w:r>
               <w:rPr>
                 <w:rStyle w:val="VerbatimChar"/>
-                <w:lang w:val="en"/>
               </w:rPr>
               <w:t xml:space="preserve">MT_WORKTREE_SUBDIR</w:t>
             </w:r>
@@ -3437,9 +2422,6 @@
               <w:pStyle w:val="Compact"/>
             </w:pPr>
             <w:r>
-              <w:rPr>
-                <w:lang w:val="en"/>
-              </w:rPr>
               <w:t xml:space="preserve">worktree subdir under a track mount</w:t>
             </w:r>
           </w:p>
@@ -3453,7 +2435,6 @@
             <w:r>
               <w:rPr>
                 <w:rStyle w:val="VerbatimChar"/>
-                <w:lang w:val="en"/>
               </w:rPr>
               <w:t xml:space="preserve">$(basename "$MT_REPO_ROOT")</w:t>
             </w:r>
@@ -3470,7 +2451,6 @@
             <w:r>
               <w:rPr>
                 <w:rStyle w:val="VerbatimChar"/>
-                <w:lang w:val="en"/>
               </w:rPr>
               <w:t xml:space="preserve">MT_ALIAS_ROSTER</w:t>
             </w:r>
@@ -3483,22 +2463,15 @@
               <w:pStyle w:val="Compact"/>
             </w:pPr>
             <w:r>
-              <w:rPr>
-                <w:lang w:val="en"/>
-              </w:rPr>
               <w:t xml:space="preserve">alias roster override (</w:t>
             </w:r>
             <w:r>
               <w:rPr>
                 <w:rStyle w:val="VerbatimChar"/>
-                <w:lang w:val="en"/>
               </w:rPr>
               <w:t xml:space="preserve">name:kind,...</w:t>
             </w:r>
             <w:r>
-              <w:rPr>
-                <w:lang w:val="en"/>
-              </w:rPr>
               <w:t xml:space="preserve">)</w:t>
             </w:r>
           </w:p>
@@ -3510,34 +2483,21 @@
               <w:pStyle w:val="Compact"/>
             </w:pPr>
             <w:r>
-              <w:rPr>
-                <w:lang w:val="en"/>
-              </w:rPr>
               <w:t xml:space="preserve">config</w:t>
             </w:r>
             <w:r>
-              <w:rPr>
-                <w:lang w:val="en"/>
-              </w:rPr>
-              <w:t xml:space="preserve"> </w:t>
-            </w:r>
-            <w:r>
-              <w:rPr>
-                <w:rStyle w:val="VerbatimChar"/>
-                <w:lang w:val="en"/>
+              <w:t xml:space="preserve"> </w:t>
+            </w:r>
+            <w:r>
+              <w:rPr>
+                <w:rStyle w:val="VerbatimChar"/>
               </w:rPr>
               <w:t xml:space="preserve">aliases:</w:t>
             </w:r>
             <w:r>
-              <w:rPr>
-                <w:lang w:val="en"/>
-              </w:rPr>
-              <w:t xml:space="preserve"> </w:t>
-            </w:r>
-            <w:r>
-              <w:rPr>
-                <w:lang w:val="en"/>
-              </w:rPr>
+              <w:t xml:space="preserve"> </w:t>
+            </w:r>
+            <w:r>
               <w:t xml:space="preserve">block, else built-in</w:t>
             </w:r>
           </w:p>
@@ -3553,7 +2513,6 @@
             <w:r>
               <w:rPr>
                 <w:rStyle w:val="VerbatimChar"/>
-                <w:lang w:val="en"/>
               </w:rPr>
               <w:t xml:space="preserve">MT_BUILD_COMMAND</w:t>
             </w:r>
@@ -3566,34 +2525,21 @@
               <w:pStyle w:val="Compact"/>
             </w:pPr>
             <w:r>
-              <w:rPr>
-                <w:lang w:val="en"/>
-              </w:rPr>
               <w:t xml:space="preserve">build command string (the</w:t>
             </w:r>
             <w:r>
-              <w:rPr>
-                <w:lang w:val="en"/>
-              </w:rPr>
-              <w:t xml:space="preserve"> </w:t>
-            </w:r>
-            <w:r>
-              <w:rPr>
-                <w:rStyle w:val="VerbatimChar"/>
-                <w:lang w:val="en"/>
+              <w:t xml:space="preserve"> </w:t>
+            </w:r>
+            <w:r>
+              <w:rPr>
+                <w:rStyle w:val="VerbatimChar"/>
               </w:rPr>
               <w:t xml:space="preserve">build.command</w:t>
             </w:r>
             <w:r>
-              <w:rPr>
-                <w:lang w:val="en"/>
-              </w:rPr>
-              <w:t xml:space="preserve"> </w:t>
-            </w:r>
-            <w:r>
-              <w:rPr>
-                <w:lang w:val="en"/>
-              </w:rPr>
+              <w:t xml:space="preserve"> </w:t>
+            </w:r>
+            <w:r>
               <w:t xml:space="preserve">config key)</w:t>
             </w:r>
           </w:p>
@@ -3605,46 +2551,29 @@
               <w:pStyle w:val="Compact"/>
             </w:pPr>
             <w:r>
-              <w:rPr>
-                <w:lang w:val="en"/>
-              </w:rPr>
               <w:t xml:space="preserve">auto-detect</w:t>
             </w:r>
             <w:r>
-              <w:rPr>
-                <w:lang w:val="en"/>
-              </w:rPr>
-              <w:t xml:space="preserve"> </w:t>
-            </w:r>
-            <w:r>
-              <w:rPr>
-                <w:rStyle w:val="VerbatimChar"/>
-                <w:lang w:val="en"/>
+              <w:t xml:space="preserve"> </w:t>
+            </w:r>
+            <w:r>
+              <w:rPr>
+                <w:rStyle w:val="VerbatimChar"/>
               </w:rPr>
               <w:t xml:space="preserve">scripts/build_maxres.sh</w:t>
             </w:r>
             <w:r>
-              <w:rPr>
-                <w:lang w:val="en"/>
-              </w:rPr>
-              <w:t xml:space="preserve"> </w:t>
-            </w:r>
-            <w:r>
-              <w:rPr>
-                <w:lang w:val="en"/>
-              </w:rPr>
+              <w:t xml:space="preserve"> </w:t>
+            </w:r>
+            <w:r>
               <w:t xml:space="preserve">else</w:t>
             </w:r>
             <w:r>
-              <w:rPr>
-                <w:lang w:val="en"/>
-              </w:rPr>
-              <w:t xml:space="preserve"> </w:t>
-            </w:r>
-            <w:r>
-              <w:rPr>
-                <w:rStyle w:val="VerbatimChar"/>
-                <w:lang w:val="en"/>
+              <w:t xml:space="preserve"> </w:t>
+            </w:r>
+            <w:r>
+              <w:rPr>
+                <w:rStyle w:val="VerbatimChar"/>
               </w:rPr>
               <w:t xml:space="preserve">scripts/build.sh</w:t>
             </w:r>
@@ -3661,7 +2590,6 @@
             <w:r>
               <w:rPr>
                 <w:rStyle w:val="VerbatimChar"/>
-                <w:lang w:val="en"/>
               </w:rPr>
               <w:t xml:space="preserve">MT_BUILD_MIN_FREE_GB</w:t>
             </w:r>
@@ -3674,34 +2602,21 @@
               <w:pStyle w:val="Compact"/>
             </w:pPr>
             <w:r>
-              <w:rPr>
-                <w:lang w:val="en"/>
-              </w:rPr>
               <w:t xml:space="preserve">pre-build free-space floor (the</w:t>
             </w:r>
             <w:r>
-              <w:rPr>
-                <w:lang w:val="en"/>
-              </w:rPr>
-              <w:t xml:space="preserve"> </w:t>
-            </w:r>
-            <w:r>
-              <w:rPr>
-                <w:rStyle w:val="VerbatimChar"/>
-                <w:lang w:val="en"/>
+              <w:t xml:space="preserve"> </w:t>
+            </w:r>
+            <w:r>
+              <w:rPr>
+                <w:rStyle w:val="VerbatimChar"/>
               </w:rPr>
               <w:t xml:space="preserve">build.min_free_gb</w:t>
             </w:r>
             <w:r>
-              <w:rPr>
-                <w:lang w:val="en"/>
-              </w:rPr>
-              <w:t xml:space="preserve"> </w:t>
-            </w:r>
-            <w:r>
-              <w:rPr>
-                <w:lang w:val="en"/>
-              </w:rPr>
+              <w:t xml:space="preserve"> </w:t>
+            </w:r>
+            <w:r>
               <w:t xml:space="preserve">config key)</w:t>
             </w:r>
           </w:p>
@@ -3715,7 +2630,6 @@
             <w:r>
               <w:rPr>
                 <w:rStyle w:val="VerbatimChar"/>
-                <w:lang w:val="en"/>
               </w:rPr>
               <w:t xml:space="preserve">158</w:t>
             </w:r>
@@ -3732,107 +2646,66 @@
             <w:r>
               <w:rPr>
                 <w:rStyle w:val="VerbatimChar"/>
-                <w:lang w:val="en"/>
               </w:rPr>
               <w:t xml:space="preserve">MT_LOCK_WAIT</w:t>
             </w:r>
             <w:r>
-              <w:rPr>
-                <w:lang w:val="en"/>
-              </w:rPr>
-              <w:t xml:space="preserve"> </w:t>
-            </w:r>
-            <w:r>
-              <w:rPr>
-                <w:lang w:val="en"/>
-              </w:rPr>
+              <w:t xml:space="preserve"> </w:t>
+            </w:r>
+            <w:r>
               <w:t xml:space="preserve">/</w:t>
             </w:r>
             <w:r>
-              <w:rPr>
-                <w:lang w:val="en"/>
-              </w:rPr>
-              <w:t xml:space="preserve"> </w:t>
-            </w:r>
-            <w:r>
-              <w:rPr>
-                <w:rStyle w:val="VerbatimChar"/>
-                <w:lang w:val="en"/>
+              <w:t xml:space="preserve"> </w:t>
+            </w:r>
+            <w:r>
+              <w:rPr>
+                <w:rStyle w:val="VerbatimChar"/>
               </w:rPr>
               <w:t xml:space="preserve">MT_DEFAULT_TTL</w:t>
             </w:r>
             <w:r>
-              <w:rPr>
-                <w:lang w:val="en"/>
-              </w:rPr>
-              <w:t xml:space="preserve"> </w:t>
-            </w:r>
-            <w:r>
-              <w:rPr>
-                <w:lang w:val="en"/>
-              </w:rPr>
+              <w:t xml:space="preserve"> </w:t>
+            </w:r>
+            <w:r>
               <w:t xml:space="preserve">/</w:t>
             </w:r>
             <w:r>
-              <w:rPr>
-                <w:lang w:val="en"/>
-              </w:rPr>
-              <w:t xml:space="preserve"> </w:t>
-            </w:r>
-            <w:r>
-              <w:rPr>
-                <w:rStyle w:val="VerbatimChar"/>
-                <w:lang w:val="en"/>
+              <w:t xml:space="preserve"> </w:t>
+            </w:r>
+            <w:r>
+              <w:rPr>
+                <w:rStyle w:val="VerbatimChar"/>
               </w:rPr>
               <w:t xml:space="preserve">MT_CLAIM_TTL</w:t>
             </w:r>
             <w:r>
-              <w:rPr>
-                <w:lang w:val="en"/>
-              </w:rPr>
-              <w:t xml:space="preserve"> </w:t>
-            </w:r>
-            <w:r>
-              <w:rPr>
-                <w:lang w:val="en"/>
-              </w:rPr>
+              <w:t xml:space="preserve"> </w:t>
+            </w:r>
+            <w:r>
               <w:t xml:space="preserve">/</w:t>
             </w:r>
             <w:r>
-              <w:rPr>
-                <w:lang w:val="en"/>
-              </w:rPr>
-              <w:t xml:space="preserve"> </w:t>
-            </w:r>
-            <w:r>
-              <w:rPr>
-                <w:rStyle w:val="VerbatimChar"/>
-                <w:lang w:val="en"/>
+              <w:t xml:space="preserve"> </w:t>
+            </w:r>
+            <w:r>
+              <w:rPr>
+                <w:rStyle w:val="VerbatimChar"/>
               </w:rPr>
               <w:t xml:space="preserve">MT_ALIAS_TTL</w:t>
             </w:r>
             <w:r>
-              <w:rPr>
-                <w:lang w:val="en"/>
-              </w:rPr>
-              <w:t xml:space="preserve"> </w:t>
-            </w:r>
-            <w:r>
-              <w:rPr>
-                <w:lang w:val="en"/>
-              </w:rPr>
+              <w:t xml:space="preserve"> </w:t>
+            </w:r>
+            <w:r>
               <w:t xml:space="preserve">/</w:t>
             </w:r>
             <w:r>
-              <w:rPr>
-                <w:lang w:val="en"/>
-              </w:rPr>
-              <w:t xml:space="preserve"> </w:t>
-            </w:r>
-            <w:r>
-              <w:rPr>
-                <w:rStyle w:val="VerbatimChar"/>
-                <w:lang w:val="en"/>
+              <w:t xml:space="preserve"> </w:t>
+            </w:r>
+            <w:r>
+              <w:rPr>
+                <w:rStyle w:val="VerbatimChar"/>
               </w:rPr>
               <w:t xml:space="preserve">MT_COOLDOWN</w:t>
             </w:r>
@@ -3845,9 +2718,6 @@
               <w:pStyle w:val="Compact"/>
             </w:pPr>
             <w:r>
-              <w:rPr>
-                <w:lang w:val="en"/>
-              </w:rPr>
               <w:t xml:space="preserve">flock/lease timers</w:t>
             </w:r>
           </w:p>
@@ -3859,9 +2729,6 @@
               <w:pStyle w:val="Compact"/>
             </w:pPr>
             <w:r>
-              <w:rPr>
-                <w:lang w:val="en"/>
-              </w:rPr>
               <w:t xml:space="preserve">see each script header</w:t>
             </w:r>
           </w:p>
@@ -3876,7 +2743,6 @@
         <w:rPr>
           <w:b/>
           <w:bCs/>
-          <w:lang w:val="en"/>
         </w:rPr>
         <w:t xml:space="preserve">No</w:t>
       </w:r>
@@ -3884,7 +2750,6 @@
         <w:rPr>
           <w:b/>
           <w:bCs/>
-          <w:lang w:val="en"/>
         </w:rPr>
         <w:t xml:space="preserve"> </w:t>
       </w:r>
@@ -3893,7 +2758,6 @@
           <w:rStyle w:val="VerbatimChar"/>
           <w:b/>
           <w:bCs/>
-          <w:lang w:val="en"/>
         </w:rPr>
         <w:t xml:space="preserve">MT_*</w:t>
       </w:r>
@@ -3901,7 +2765,6 @@
         <w:rPr>
           <w:b/>
           <w:bCs/>
-          <w:lang w:val="en"/>
         </w:rPr>
         <w:t xml:space="preserve"> </w:t>
       </w:r>
@@ -3909,32 +2772,19 @@
         <w:rPr>
           <w:b/>
           <w:bCs/>
-          <w:lang w:val="en"/>
         </w:rPr>
         <w:t xml:space="preserve">var was renamed</w:t>
       </w:r>
       <w:r>
-        <w:rPr>
-          <w:lang w:val="en"/>
-        </w:rPr>
-        <w:t xml:space="preserve"> </w:t>
-      </w:r>
-      <w:r>
-        <w:rPr>
-          <w:lang w:val="en"/>
-        </w:rPr>
+        <w:t xml:space="preserve"> </w:t>
+      </w:r>
+      <w:r>
         <w:t xml:space="preserve">when this engine was lifted from the reference</w:t>
       </w:r>
       <w:r>
-        <w:rPr>
-          <w:lang w:val="en"/>
-        </w:rPr>
-        <w:t xml:space="preserve"> </w:t>
-      </w:r>
-      <w:r>
-        <w:rPr>
-          <w:lang w:val="en"/>
-        </w:rPr>
+        <w:t xml:space="preserve"> </w:t>
+      </w:r>
+      <w:r>
         <w:t xml:space="preserve">consumer — a rename would break the live host and every paired test (§11.4.6).</w:t>
       </w:r>
     </w:p>
@@ -3945,28 +2795,18 @@
         <w:pStyle w:val="Heading3"/>
       </w:pPr>
       <w:r>
-        <w:rPr>
-          <w:lang w:val="en"/>
-        </w:rPr>
         <w:t xml:space="preserve">Consumer config keys (in</w:t>
       </w:r>
       <w:r>
-        <w:rPr>
-          <w:lang w:val="en"/>
-        </w:rPr>
-        <w:t xml:space="preserve"> </w:t>
-      </w:r>
-      <w:r>
-        <w:rPr>
-          <w:rStyle w:val="VerbatimChar"/>
-          <w:lang w:val="en"/>
+        <w:t xml:space="preserve"> </w:t>
+      </w:r>
+      <w:r>
+        <w:rPr>
+          <w:rStyle w:val="VerbatimChar"/>
         </w:rPr>
         <w:t xml:space="preserve">config/multitrack/&lt;host&gt;.yaml</w:t>
       </w:r>
       <w:r>
-        <w:rPr>
-          <w:lang w:val="en"/>
-        </w:rPr>
         <w:t xml:space="preserve">)</w:t>
       </w:r>
     </w:p>
@@ -3975,179 +2815,109 @@
         <w:pStyle w:val="FirstParagraph"/>
       </w:pPr>
       <w:r>
-        <w:rPr>
-          <w:lang w:val="en"/>
-        </w:rPr>
         <w:t xml:space="preserve">Beyond</w:t>
       </w:r>
       <w:r>
-        <w:rPr>
-          <w:lang w:val="en"/>
-        </w:rPr>
-        <w:t xml:space="preserve"> </w:t>
-      </w:r>
-      <w:r>
-        <w:rPr>
-          <w:rStyle w:val="VerbatimChar"/>
-          <w:lang w:val="en"/>
+        <w:t xml:space="preserve"> </w:t>
+      </w:r>
+      <w:r>
+        <w:rPr>
+          <w:rStyle w:val="VerbatimChar"/>
         </w:rPr>
         <w:t xml:space="preserve">host</w:t>
       </w:r>
       <w:r>
-        <w:rPr>
-          <w:lang w:val="en"/>
-        </w:rPr>
-        <w:t xml:space="preserve"> </w:t>
-      </w:r>
-      <w:r>
-        <w:rPr>
-          <w:lang w:val="en"/>
-        </w:rPr>
+        <w:t xml:space="preserve"> </w:t>
+      </w:r>
+      <w:r>
         <w:t xml:space="preserve">/</w:t>
       </w:r>
       <w:r>
-        <w:rPr>
-          <w:lang w:val="en"/>
-        </w:rPr>
-        <w:t xml:space="preserve"> </w:t>
-      </w:r>
-      <w:r>
-        <w:rPr>
-          <w:rStyle w:val="VerbatimChar"/>
-          <w:lang w:val="en"/>
+        <w:t xml:space="preserve"> </w:t>
+      </w:r>
+      <w:r>
+        <w:rPr>
+          <w:rStyle w:val="VerbatimChar"/>
         </w:rPr>
         <w:t xml:space="preserve">protected_drives</w:t>
       </w:r>
       <w:r>
-        <w:rPr>
-          <w:lang w:val="en"/>
-        </w:rPr>
-        <w:t xml:space="preserve"> </w:t>
-      </w:r>
-      <w:r>
-        <w:rPr>
-          <w:lang w:val="en"/>
-        </w:rPr>
+        <w:t xml:space="preserve"> </w:t>
+      </w:r>
+      <w:r>
         <w:t xml:space="preserve">/</w:t>
       </w:r>
       <w:r>
-        <w:rPr>
-          <w:lang w:val="en"/>
-        </w:rPr>
-        <w:t xml:space="preserve"> </w:t>
-      </w:r>
-      <w:r>
-        <w:rPr>
-          <w:rStyle w:val="VerbatimChar"/>
-          <w:lang w:val="en"/>
+        <w:t xml:space="preserve"> </w:t>
+      </w:r>
+      <w:r>
+        <w:rPr>
+          <w:rStyle w:val="VerbatimChar"/>
         </w:rPr>
         <w:t xml:space="preserve">tracks</w:t>
       </w:r>
       <w:r>
-        <w:rPr>
-          <w:lang w:val="en"/>
-        </w:rPr>
-        <w:t xml:space="preserve"> </w:t>
-      </w:r>
-      <w:r>
-        <w:rPr>
-          <w:lang w:val="en"/>
-        </w:rPr>
+        <w:t xml:space="preserve"> </w:t>
+      </w:r>
+      <w:r>
         <w:t xml:space="preserve">/</w:t>
       </w:r>
       <w:r>
-        <w:rPr>
-          <w:lang w:val="en"/>
-        </w:rPr>
-        <w:t xml:space="preserve"> </w:t>
-      </w:r>
-      <w:r>
-        <w:rPr>
-          <w:rStyle w:val="VerbatimChar"/>
-          <w:lang w:val="en"/>
+        <w:t xml:space="preserve"> </w:t>
+      </w:r>
+      <w:r>
+        <w:rPr>
+          <w:rStyle w:val="VerbatimChar"/>
         </w:rPr>
         <w:t xml:space="preserve">device_pool</w:t>
       </w:r>
       <w:r>
-        <w:rPr>
-          <w:lang w:val="en"/>
-        </w:rPr>
-        <w:t xml:space="preserve"> </w:t>
-      </w:r>
-      <w:r>
-        <w:rPr>
-          <w:lang w:val="en"/>
-        </w:rPr>
+        <w:t xml:space="preserve"> </w:t>
+      </w:r>
+      <w:r>
         <w:t xml:space="preserve">/</w:t>
       </w:r>
       <w:r>
-        <w:rPr>
-          <w:lang w:val="en"/>
-        </w:rPr>
-        <w:t xml:space="preserve"> </w:t>
-      </w:r>
-      <w:r>
-        <w:rPr>
-          <w:rStyle w:val="VerbatimChar"/>
-          <w:lang w:val="en"/>
+        <w:t xml:space="preserve"> </w:t>
+      </w:r>
+      <w:r>
+        <w:rPr>
+          <w:rStyle w:val="VerbatimChar"/>
         </w:rPr>
         <w:t xml:space="preserve">lease_policy</w:t>
       </w:r>
       <w:r>
-        <w:rPr>
-          <w:lang w:val="en"/>
-        </w:rPr>
-        <w:t xml:space="preserve"> </w:t>
-      </w:r>
-      <w:r>
-        <w:rPr>
-          <w:lang w:val="en"/>
-        </w:rPr>
+        <w:t xml:space="preserve"> </w:t>
+      </w:r>
+      <w:r>
         <w:t xml:space="preserve">/</w:t>
       </w:r>
       <w:r>
-        <w:rPr>
-          <w:lang w:val="en"/>
-        </w:rPr>
-        <w:t xml:space="preserve"> </w:t>
-      </w:r>
-      <w:r>
-        <w:rPr>
-          <w:rStyle w:val="VerbatimChar"/>
-          <w:lang w:val="en"/>
+        <w:t xml:space="preserve"> </w:t>
+      </w:r>
+      <w:r>
+        <w:rPr>
+          <w:rStyle w:val="VerbatimChar"/>
         </w:rPr>
         <w:t xml:space="preserve">aliases</w:t>
       </w:r>
       <w:r>
-        <w:rPr>
-          <w:lang w:val="en"/>
-        </w:rPr>
         <w:t xml:space="preserve">, the config carries two OPTIONAL keys read by the engine. Both are</w:t>
       </w:r>
       <w:r>
-        <w:rPr>
-          <w:lang w:val="en"/>
-        </w:rPr>
         <w:t xml:space="preserve"> </w:t>
       </w:r>
       <w:r>
         <w:rPr>
           <w:b/>
           <w:bCs/>
-          <w:lang w:val="en"/>
         </w:rPr>
         <w:t xml:space="preserve">consumer data</w:t>
       </w:r>
       <w:r>
-        <w:rPr>
-          <w:lang w:val="en"/>
-        </w:rPr>
-        <w:t xml:space="preserve"> </w:t>
-      </w:r>
-      <w:r>
-        <w:rPr>
-          <w:lang w:val="en"/>
-        </w:rPr>
+        <w:t xml:space="preserve"> </w:t>
+      </w:r>
+      <w:r>
         <w:t xml:space="preserve">(§11.4.28(B)) — the engine never hardcodes their values.</w:t>
       </w:r>
     </w:p>
@@ -4174,9 +2944,6 @@
               <w:pStyle w:val="Compact"/>
             </w:pPr>
             <w:r>
-              <w:rPr>
-                <w:lang w:val="en"/>
-              </w:rPr>
               <w:t xml:space="preserve">Key</w:t>
             </w:r>
           </w:p>
@@ -4188,9 +2955,6 @@
               <w:pStyle w:val="Compact"/>
             </w:pPr>
             <w:r>
-              <w:rPr>
-                <w:lang w:val="en"/>
-              </w:rPr>
               <w:t xml:space="preserve">Shape</w:t>
             </w:r>
           </w:p>
@@ -4202,9 +2966,6 @@
               <w:pStyle w:val="Compact"/>
             </w:pPr>
             <w:r>
-              <w:rPr>
-                <w:lang w:val="en"/>
-              </w:rPr>
               <w:t xml:space="preserve">Read by</w:t>
             </w:r>
           </w:p>
@@ -4216,9 +2977,6 @@
               <w:pStyle w:val="Compact"/>
             </w:pPr>
             <w:r>
-              <w:rPr>
-                <w:lang w:val="en"/>
-              </w:rPr>
               <w:t xml:space="preserve">Meaning</w:t>
             </w:r>
           </w:p>
@@ -4234,7 +2992,6 @@
             <w:r>
               <w:rPr>
                 <w:rStyle w:val="VerbatimChar"/>
-                <w:lang w:val="en"/>
               </w:rPr>
               <w:t xml:space="preserve">conductor:</w:t>
             </w:r>
@@ -4247,9 +3004,6 @@
               <w:pStyle w:val="Compact"/>
             </w:pPr>
             <w:r>
-              <w:rPr>
-                <w:lang w:val="en"/>
-              </w:rPr>
               <w:t xml:space="preserve">top-level scalar (alias name)</w:t>
             </w:r>
           </w:p>
@@ -4263,20 +3017,13 @@
             <w:r>
               <w:rPr>
                 <w:rStyle w:val="VerbatimChar"/>
-                <w:lang w:val="en"/>
               </w:rPr>
               <w:t xml:space="preserve">mt_config_conductor</w:t>
             </w:r>
             <w:r>
-              <w:rPr>
-                <w:lang w:val="en"/>
-              </w:rPr>
-              <w:t xml:space="preserve"> </w:t>
-            </w:r>
-            <w:r>
-              <w:rPr>
-                <w:lang w:val="en"/>
-              </w:rPr>
+              <w:t xml:space="preserve"> </w:t>
+            </w:r>
+            <w:r>
               <w:t xml:space="preserve">→ the resolver</w:t>
             </w:r>
           </w:p>
@@ -4288,123 +3035,76 @@
               <w:pStyle w:val="Compact"/>
             </w:pPr>
             <w:r>
-              <w:rPr>
-                <w:lang w:val="en"/>
-              </w:rPr>
               <w:t xml:space="preserve">§11.4.177 auto-conductor. The named alias is NEVER worktree-bound — its session stays on the shared</w:t>
             </w:r>
             <w:r>
-              <w:rPr>
-                <w:lang w:val="en"/>
-              </w:rPr>
-              <w:t xml:space="preserve"> </w:t>
-            </w:r>
-            <w:r>
-              <w:rPr>
-                <w:rStyle w:val="VerbatimChar"/>
-                <w:lang w:val="en"/>
+              <w:t xml:space="preserve"> </w:t>
+            </w:r>
+            <w:r>
+              <w:rPr>
+                <w:rStyle w:val="VerbatimChar"/>
               </w:rPr>
               <w:t xml:space="preserve">/home</w:t>
             </w:r>
             <w:r>
-              <w:rPr>
-                <w:lang w:val="en"/>
-              </w:rPr>
-              <w:t xml:space="preserve"> </w:t>
-            </w:r>
-            <w:r>
-              <w:rPr>
-                <w:lang w:val="en"/>
-              </w:rPr>
+              <w:t xml:space="preserve"> </w:t>
+            </w:r>
+            <w:r>
               <w:t xml:space="preserve">checkout (</w:t>
             </w:r>
             <w:r>
               <w:rPr>
                 <w:rStyle w:val="VerbatimChar"/>
-                <w:lang w:val="en"/>
               </w:rPr>
               <w:t xml:space="preserve">resolve</w:t>
             </w:r>
             <w:r>
-              <w:rPr>
-                <w:lang w:val="en"/>
-              </w:rPr>
-              <w:t xml:space="preserve"> </w:t>
-            </w:r>
-            <w:r>
-              <w:rPr>
-                <w:lang w:val="en"/>
-              </w:rPr>
+              <w:t xml:space="preserve"> </w:t>
+            </w:r>
+            <w:r>
               <w:t xml:space="preserve">prints nothing / exit 0, and bind-on-start never binds it).</w:t>
             </w:r>
             <w:r>
-              <w:rPr>
-                <w:lang w:val="en"/>
-              </w:rPr>
               <w:t xml:space="preserve"> </w:t>
             </w:r>
             <w:r>
               <w:rPr>
                 <w:b/>
                 <w:bCs/>
-                <w:lang w:val="en"/>
               </w:rPr>
               <w:t xml:space="preserve">Empty string (default) ⇒ no alias is special-cased</w:t>
             </w:r>
             <w:r>
-              <w:rPr>
-                <w:lang w:val="en"/>
-              </w:rPr>
-              <w:t xml:space="preserve"> </w:t>
-            </w:r>
-            <w:r>
-              <w:rPr>
-                <w:lang w:val="en"/>
-              </w:rPr>
+              <w:t xml:space="preserve"> </w:t>
+            </w:r>
+            <w:r>
               <w:t xml:space="preserve">(the</w:t>
             </w:r>
             <w:r>
-              <w:rPr>
-                <w:lang w:val="en"/>
-              </w:rPr>
-              <w:t xml:space="preserve"> </w:t>
-            </w:r>
-            <w:r>
-              <w:rPr>
-                <w:rStyle w:val="VerbatimChar"/>
-                <w:lang w:val="en"/>
+              <w:t xml:space="preserve"> </w:t>
+            </w:r>
+            <w:r>
+              <w:rPr>
+                <w:rStyle w:val="VerbatimChar"/>
               </w:rPr>
               <w:t xml:space="preserve">/home</w:t>
             </w:r>
             <w:r>
-              <w:rPr>
-                <w:lang w:val="en"/>
-              </w:rPr>
-              <w:t xml:space="preserve"> </w:t>
-            </w:r>
-            <w:r>
-              <w:rPr>
-                <w:lang w:val="en"/>
-              </w:rPr>
+              <w:t xml:space="preserve"> </w:t>
+            </w:r>
+            <w:r>
               <w:t xml:space="preserve">session is simply whichever session is unbound). Consumer-overridable (e.g.</w:t>
             </w:r>
             <w:r>
-              <w:rPr>
-                <w:lang w:val="en"/>
-              </w:rPr>
-              <w:t xml:space="preserve"> </w:t>
-            </w:r>
-            <w:r>
-              <w:rPr>
-                <w:rStyle w:val="VerbatimChar"/>
-                <w:lang w:val="en"/>
+              <w:t xml:space="preserve"> </w:t>
+            </w:r>
+            <w:r>
+              <w:rPr>
+                <w:rStyle w:val="VerbatimChar"/>
               </w:rPr>
               <w:t xml:space="preserve">conductor: claude3</w:t>
             </w:r>
             <w:r>
-              <w:rPr>
-                <w:lang w:val="en"/>
-              </w:rPr>
               <w:t xml:space="preserve">, or a provider alias to dedicate a conductor account).</w:t>
             </w:r>
           </w:p>
@@ -4420,7 +3120,6 @@
             <w:r>
               <w:rPr>
                 <w:rStyle w:val="VerbatimChar"/>
-                <w:lang w:val="en"/>
               </w:rPr>
               <w:t xml:space="preserve">fallback.signatures:</w:t>
             </w:r>
@@ -4433,21 +3132,14 @@
               <w:pStyle w:val="Compact"/>
             </w:pPr>
             <w:r>
-              <w:rPr>
-                <w:lang w:val="en"/>
-              </w:rPr>
               <w:t xml:space="preserve">block-style list under a top-level</w:t>
             </w:r>
             <w:r>
-              <w:rPr>
-                <w:lang w:val="en"/>
-              </w:rPr>
-              <w:t xml:space="preserve"> </w:t>
-            </w:r>
-            <w:r>
-              <w:rPr>
-                <w:rStyle w:val="VerbatimChar"/>
-                <w:lang w:val="en"/>
+              <w:t xml:space="preserve"> </w:t>
+            </w:r>
+            <w:r>
+              <w:rPr>
+                <w:rStyle w:val="VerbatimChar"/>
               </w:rPr>
               <w:t xml:space="preserve">fallback:</w:t>
             </w:r>
@@ -4462,20 +3154,13 @@
             <w:r>
               <w:rPr>
                 <w:rStyle w:val="VerbatimChar"/>
-                <w:lang w:val="en"/>
               </w:rPr>
               <w:t xml:space="preserve">mt_config_fallback_signatures</w:t>
             </w:r>
             <w:r>
-              <w:rPr>
-                <w:lang w:val="en"/>
-              </w:rPr>
-              <w:t xml:space="preserve"> </w:t>
-            </w:r>
-            <w:r>
-              <w:rPr>
-                <w:lang w:val="en"/>
-              </w:rPr>
+              <w:t xml:space="preserve"> </w:t>
+            </w:r>
+            <w:r>
               <w:t xml:space="preserve">→ the (PWU-4) rate-limit monitor</w:t>
             </w:r>
           </w:p>
@@ -4487,79 +3172,49 @@
               <w:pStyle w:val="Compact"/>
             </w:pPr>
             <w:r>
-              <w:rPr>
-                <w:lang w:val="en"/>
-              </w:rPr>
               <w:t xml:space="preserve">§11.4.177 auto-fallback. The rate-limit transcript signatures the monitor matches to detect a usage/quota limit and trigger</w:t>
             </w:r>
             <w:r>
-              <w:rPr>
-                <w:lang w:val="en"/>
-              </w:rPr>
-              <w:t xml:space="preserve"> </w:t>
-            </w:r>
-            <w:r>
-              <w:rPr>
-                <w:rStyle w:val="VerbatimChar"/>
-                <w:lang w:val="en"/>
+              <w:t xml:space="preserve"> </w:t>
+            </w:r>
+            <w:r>
+              <w:rPr>
+                <w:rStyle w:val="VerbatimChar"/>
               </w:rPr>
               <w:t xml:space="preserve">orchestrator fallback</w:t>
             </w:r>
             <w:r>
-              <w:rPr>
-                <w:lang w:val="en"/>
-              </w:rPr>
               <w:t xml:space="preserve">. Surrounding single/double quotes are stripped (values that themselves contain</w:t>
             </w:r>
             <w:r>
-              <w:rPr>
-                <w:lang w:val="en"/>
-              </w:rPr>
-              <w:t xml:space="preserve"> </w:t>
-            </w:r>
-            <w:r>
-              <w:rPr>
-                <w:rStyle w:val="VerbatimChar"/>
-                <w:lang w:val="en"/>
+              <w:t xml:space="preserve"> </w:t>
+            </w:r>
+            <w:r>
+              <w:rPr>
+                <w:rStyle w:val="VerbatimChar"/>
               </w:rPr>
               <w:t xml:space="preserve">"</w:t>
             </w:r>
             <w:r>
-              <w:rPr>
-                <w:lang w:val="en"/>
-              </w:rPr>
-              <w:t xml:space="preserve"> </w:t>
-            </w:r>
-            <w:r>
-              <w:rPr>
-                <w:lang w:val="en"/>
-              </w:rPr>
+              <w:t xml:space="preserve"> </w:t>
+            </w:r>
+            <w:r>
               <w:t xml:space="preserve">are single-quoted in YAML).</w:t>
             </w:r>
             <w:r>
-              <w:rPr>
-                <w:lang w:val="en"/>
-              </w:rPr>
               <w:t xml:space="preserve"> </w:t>
             </w:r>
             <w:r>
               <w:rPr>
                 <w:b/>
                 <w:bCs/>
-                <w:lang w:val="en"/>
               </w:rPr>
               <w:t xml:space="preserve">Consumer-overridable</w:t>
             </w:r>
             <w:r>
-              <w:rPr>
-                <w:lang w:val="en"/>
-              </w:rPr>
-              <w:t xml:space="preserve"> </w:t>
-            </w:r>
-            <w:r>
-              <w:rPr>
-                <w:lang w:val="en"/>
-              </w:rPr>
+              <w:t xml:space="preserve"> </w:t>
+            </w:r>
+            <w:r>
               <w:t xml:space="preserve">— a future rate-limit wording change is a one-line pin here, not a code change. Empty/absent ⇒ no signatures (the monitor decides its own default).</w:t>
             </w:r>
           </w:p>
@@ -4571,21 +3226,12 @@
         <w:pStyle w:val="BodyText"/>
       </w:pPr>
       <w:r>
-        <w:rPr>
-          <w:lang w:val="en"/>
-        </w:rPr>
         <w:t xml:space="preserve">Reference-consumer seed (both keys are consumer data, so they live in the</w:t>
       </w:r>
       <w:r>
-        <w:rPr>
-          <w:lang w:val="en"/>
-        </w:rPr>
-        <w:t xml:space="preserve"> </w:t>
-      </w:r>
-      <w:r>
-        <w:rPr>
-          <w:lang w:val="en"/>
-        </w:rPr>
+        <w:t xml:space="preserve"> </w:t>
+      </w:r>
+      <w:r>
         <w:t xml:space="preserve">project config, never in this engine):</w:t>
       </w:r>
     </w:p>
@@ -4721,9 +3367,6 @@
         <w:pStyle w:val="Heading3"/>
       </w:pPr>
       <w:r>
-        <w:rPr>
-          <w:lang w:val="en"/>
-        </w:rPr>
         <w:t xml:space="preserve">Runtime namespace derivation</w:t>
       </w:r>
     </w:p>
@@ -4732,152 +3375,90 @@
         <w:pStyle w:val="FirstParagraph"/>
       </w:pPr>
       <w:r>
-        <w:rPr>
-          <w:lang w:val="en"/>
-        </w:rPr>
         <w:t xml:space="preserve">The tmp runtime dirs (</w:t>
       </w:r>
       <w:r>
         <w:rPr>
           <w:rStyle w:val="VerbatimChar"/>
-          <w:lang w:val="en"/>
         </w:rPr>
         <w:t xml:space="preserve">aliasorch</w:t>
       </w:r>
       <w:r>
-        <w:rPr>
-          <w:lang w:val="en"/>
-        </w:rPr>
-        <w:t xml:space="preserve"> </w:t>
-      </w:r>
-      <w:r>
-        <w:rPr>
-          <w:lang w:val="en"/>
-        </w:rPr>
+        <w:t xml:space="preserve"> </w:t>
+      </w:r>
+      <w:r>
         <w:t xml:space="preserve">/</w:t>
       </w:r>
       <w:r>
-        <w:rPr>
-          <w:lang w:val="en"/>
-        </w:rPr>
-        <w:t xml:space="preserve"> </w:t>
-      </w:r>
-      <w:r>
-        <w:rPr>
-          <w:rStyle w:val="VerbatimChar"/>
-          <w:lang w:val="en"/>
+        <w:t xml:space="preserve"> </w:t>
+      </w:r>
+      <w:r>
+        <w:rPr>
+          <w:rStyle w:val="VerbatimChar"/>
         </w:rPr>
         <w:t xml:space="preserve">devicelock</w:t>
       </w:r>
       <w:r>
-        <w:rPr>
-          <w:lang w:val="en"/>
-        </w:rPr>
-        <w:t xml:space="preserve"> </w:t>
-      </w:r>
-      <w:r>
-        <w:rPr>
-          <w:lang w:val="en"/>
-        </w:rPr>
+        <w:t xml:space="preserve"> </w:t>
+      </w:r>
+      <w:r>
         <w:t xml:space="preserve">/</w:t>
       </w:r>
       <w:r>
-        <w:rPr>
-          <w:lang w:val="en"/>
-        </w:rPr>
-        <w:t xml:space="preserve"> </w:t>
-      </w:r>
-      <w:r>
-        <w:rPr>
-          <w:rStyle w:val="VerbatimChar"/>
-          <w:lang w:val="en"/>
+        <w:t xml:space="preserve"> </w:t>
+      </w:r>
+      <w:r>
+        <w:rPr>
+          <w:rStyle w:val="VerbatimChar"/>
         </w:rPr>
         <w:t xml:space="preserve">registry.lock</w:t>
       </w:r>
       <w:r>
-        <w:rPr>
-          <w:lang w:val="en"/>
-        </w:rPr>
         <w:t xml:space="preserve">) derive their</w:t>
       </w:r>
       <w:r>
-        <w:rPr>
-          <w:lang w:val="en"/>
-        </w:rPr>
-        <w:t xml:space="preserve"> </w:t>
-      </w:r>
-      <w:r>
-        <w:rPr>
-          <w:lang w:val="en"/>
-        </w:rPr>
+        <w:t xml:space="preserve"> </w:t>
+      </w:r>
+      <w:r>
         <w:t xml:space="preserve">top-level namespace from</w:t>
       </w:r>
       <w:r>
-        <w:rPr>
-          <w:lang w:val="en"/>
-        </w:rPr>
-        <w:t xml:space="preserve"> </w:t>
-      </w:r>
-      <w:r>
-        <w:rPr>
-          <w:rStyle w:val="VerbatimChar"/>
-          <w:lang w:val="en"/>
+        <w:t xml:space="preserve"> </w:t>
+      </w:r>
+      <w:r>
+        <w:rPr>
+          <w:rStyle w:val="VerbatimChar"/>
         </w:rPr>
         <w:t xml:space="preserve">$(basename "$MT_REPO_ROOT")</w:t>
       </w:r>
       <w:r>
-        <w:rPr>
-          <w:lang w:val="en"/>
-        </w:rPr>
-        <w:t xml:space="preserve"> </w:t>
-      </w:r>
-      <w:r>
-        <w:rPr>
-          <w:lang w:val="en"/>
-        </w:rPr>
+        <w:t xml:space="preserve"> </w:t>
+      </w:r>
+      <w:r>
         <w:t xml:space="preserve">(via</w:t>
       </w:r>
       <w:r>
-        <w:rPr>
-          <w:lang w:val="en"/>
-        </w:rPr>
-        <w:t xml:space="preserve"> </w:t>
-      </w:r>
-      <w:r>
-        <w:rPr>
-          <w:rStyle w:val="VerbatimChar"/>
-          <w:lang w:val="en"/>
+        <w:t xml:space="preserve"> </w:t>
+      </w:r>
+      <w:r>
+        <w:rPr>
+          <w:rStyle w:val="VerbatimChar"/>
         </w:rPr>
         <w:t xml:space="preserve">mt_repo_root</w:t>
       </w:r>
       <w:r>
-        <w:rPr>
-          <w:lang w:val="en"/>
-        </w:rPr>
         <w:t xml:space="preserve">), so a</w:t>
       </w:r>
       <w:r>
-        <w:rPr>
-          <w:lang w:val="en"/>
-        </w:rPr>
-        <w:t xml:space="preserve"> </w:t>
-      </w:r>
-      <w:r>
-        <w:rPr>
-          <w:lang w:val="en"/>
-        </w:rPr>
+        <w:t xml:space="preserve"> </w:t>
+      </w:r>
+      <w:r>
         <w:t xml:space="preserve">consumer's runtime state is namespaced by its own project directory name — no</w:t>
       </w:r>
       <w:r>
-        <w:rPr>
-          <w:lang w:val="en"/>
-        </w:rPr>
-        <w:t xml:space="preserve"> </w:t>
-      </w:r>
-      <w:r>
-        <w:rPr>
-          <w:lang w:val="en"/>
-        </w:rPr>
+        <w:t xml:space="preserve"> </w:t>
+      </w:r>
+      <w:r>
         <w:t xml:space="preserve">project literal is baked into the engine.</w:t>
       </w:r>
     </w:p>
@@ -4889,9 +3470,6 @@
         <w:pStyle w:val="Heading2"/>
       </w:pPr>
       <w:r>
-        <w:rPr>
-          <w:lang w:val="en"/>
-        </w:rPr>
         <w:t xml:space="preserve">Quick start (consumer)</w:t>
       </w:r>
     </w:p>
@@ -5081,9 +3659,6 @@
         <w:pStyle w:val="Heading2"/>
       </w:pPr>
       <w:r>
-        <w:rPr>
-          <w:lang w:val="en"/>
-        </w:rPr>
         <w:t xml:space="preserve">Default single-track mode — multitrack works on EVERY host (§11.4.187)</w:t>
       </w:r>
     </w:p>
@@ -5095,65 +3670,41 @@
         <w:rPr>
           <w:b/>
           <w:bCs/>
-          <w:lang w:val="en"/>
         </w:rPr>
         <w:t xml:space="preserve">You do not need a per-host config to use this engine.</w:t>
       </w:r>
       <w:r>
-        <w:rPr>
-          <w:lang w:val="en"/>
-        </w:rPr>
-        <w:t xml:space="preserve"> </w:t>
-      </w:r>
-      <w:r>
-        <w:rPr>
-          <w:lang w:val="en"/>
-        </w:rPr>
+        <w:t xml:space="preserve"> </w:t>
+      </w:r>
+      <w:r>
         <w:t xml:space="preserve">A host with no</w:t>
       </w:r>
       <w:r>
-        <w:rPr>
-          <w:lang w:val="en"/>
-        </w:rPr>
-        <w:t xml:space="preserve"> </w:t>
-      </w:r>
-      <w:r>
-        <w:rPr>
-          <w:rStyle w:val="VerbatimChar"/>
-          <w:lang w:val="en"/>
+        <w:t xml:space="preserve"> </w:t>
+      </w:r>
+      <w:r>
+        <w:rPr>
+          <w:rStyle w:val="VerbatimChar"/>
         </w:rPr>
         <w:t xml:space="preserve">config/multitrack/&lt;hostname&gt;.yaml</w:t>
       </w:r>
       <w:r>
-        <w:rPr>
-          <w:lang w:val="en"/>
-        </w:rPr>
-        <w:t xml:space="preserve"> </w:t>
-      </w:r>
-      <w:r>
-        <w:rPr>
-          <w:lang w:val="en"/>
-        </w:rPr>
+        <w:t xml:space="preserve"> </w:t>
+      </w:r>
+      <w:r>
         <w:t xml:space="preserve">runs in</w:t>
       </w:r>
       <w:r>
-        <w:rPr>
-          <w:lang w:val="en"/>
-        </w:rPr>
         <w:t xml:space="preserve"> </w:t>
       </w:r>
       <w:r>
         <w:rPr>
           <w:b/>
           <w:bCs/>
-          <w:lang w:val="en"/>
         </w:rPr>
         <w:t xml:space="preserve">default single-track mode</w:t>
       </w:r>
       <w:r>
-        <w:rPr>
-          <w:lang w:val="en"/>
-        </w:rPr>
         <w:t xml:space="preserve">:</w:t>
       </w:r>
     </w:p>
@@ -5196,9 +3747,6 @@
               <w:pStyle w:val="Compact"/>
             </w:pPr>
             <w:r>
-              <w:rPr>
-                <w:lang w:val="en"/>
-              </w:rPr>
               <w:t xml:space="preserve">tracks</w:t>
             </w:r>
           </w:p>
@@ -5210,22 +3758,15 @@
               <w:pStyle w:val="Compact"/>
             </w:pPr>
             <w:r>
-              <w:rPr>
-                <w:lang w:val="en"/>
-              </w:rPr>
               <w:t xml:space="preserve">exactly</w:t>
             </w:r>
             <w:r>
-              <w:rPr>
-                <w:lang w:val="en"/>
-              </w:rPr>
               <w:t xml:space="preserve"> </w:t>
             </w:r>
             <w:r>
               <w:rPr>
                 <w:b/>
                 <w:bCs/>
-                <w:lang w:val="en"/>
               </w:rPr>
               <w:t xml:space="preserve">one</w:t>
             </w:r>
@@ -5240,9 +3781,6 @@
               <w:pStyle w:val="Compact"/>
             </w:pPr>
             <w:r>
-              <w:rPr>
-                <w:lang w:val="en"/>
-              </w:rPr>
               <w:t xml:space="preserve">track-1</w:t>
             </w:r>
           </w:p>
@@ -5254,29 +3792,19 @@
               <w:pStyle w:val="Compact"/>
             </w:pPr>
             <w:r>
-              <w:rPr>
-                <w:lang w:val="en"/>
-              </w:rPr>
               <w:t xml:space="preserve">the</w:t>
             </w:r>
             <w:r>
-              <w:rPr>
-                <w:lang w:val="en"/>
-              </w:rPr>
               <w:t xml:space="preserve"> </w:t>
             </w:r>
             <w:r>
               <w:rPr>
                 <w:b/>
                 <w:bCs/>
-                <w:lang w:val="en"/>
               </w:rPr>
               <w:t xml:space="preserve">invocation project root</w:t>
             </w:r>
             <w:r>
-              <w:rPr>
-                <w:lang w:val="en"/>
-              </w:rPr>
               <w:t xml:space="preserve">, used as-is</w:t>
             </w:r>
           </w:p>
@@ -5290,9 +3818,6 @@
               <w:pStyle w:val="Compact"/>
             </w:pPr>
             <w:r>
-              <w:rPr>
-                <w:lang w:val="en"/>
-              </w:rPr>
               <w:t xml:space="preserve">worktrees</w:t>
             </w:r>
           </w:p>
@@ -5304,35 +3829,22 @@
               <w:pStyle w:val="Compact"/>
             </w:pPr>
             <w:r>
-              <w:rPr>
-                <w:lang w:val="en"/>
-              </w:rPr>
               <w:t xml:space="preserve">none — the project root</w:t>
             </w:r>
             <w:r>
-              <w:rPr>
-                <w:lang w:val="en"/>
-              </w:rPr>
               <w:t xml:space="preserve"> </w:t>
             </w:r>
             <w:r>
               <w:rPr>
                 <w:i/>
                 <w:iCs/>
-                <w:lang w:val="en"/>
               </w:rPr>
               <w:t xml:space="preserve">is</w:t>
             </w:r>
             <w:r>
-              <w:rPr>
-                <w:lang w:val="en"/>
-              </w:rPr>
-              <w:t xml:space="preserve"> </w:t>
-            </w:r>
-            <w:r>
-              <w:rPr>
-                <w:lang w:val="en"/>
-              </w:rPr>
+              <w:t xml:space="preserve"> </w:t>
+            </w:r>
+            <w:r>
               <w:t xml:space="preserve">the track</w:t>
             </w:r>
           </w:p>
@@ -5346,9 +3858,6 @@
               <w:pStyle w:val="Compact"/>
             </w:pPr>
             <w:r>
-              <w:rPr>
-                <w:lang w:val="en"/>
-              </w:rPr>
               <w:t xml:space="preserve">drives</w:t>
             </w:r>
           </w:p>
@@ -5360,9 +3869,6 @@
               <w:pStyle w:val="Compact"/>
             </w:pPr>
             <w:r>
-              <w:rPr>
-                <w:lang w:val="en"/>
-              </w:rPr>
               <w:t xml:space="preserve">none — track-1 is a plain directory, not a mounted volume</w:t>
             </w:r>
           </w:p>
@@ -5376,9 +3882,6 @@
               <w:pStyle w:val="Compact"/>
             </w:pPr>
             <w:r>
-              <w:rPr>
-                <w:lang w:val="en"/>
-              </w:rPr>
               <w:t xml:space="preserve">notice</w:t>
             </w:r>
           </w:p>
@@ -5390,9 +3893,6 @@
               <w:pStyle w:val="Compact"/>
             </w:pPr>
             <w:r>
-              <w:rPr>
-                <w:lang w:val="en"/>
-              </w:rPr>
               <w:t xml:space="preserve">printed loudly on stderr on every activation</w:t>
             </w:r>
           </w:p>
@@ -5404,41 +3904,25 @@
         <w:pStyle w:val="BodyText"/>
       </w:pPr>
       <w:r>
-        <w:rPr>
-          <w:lang w:val="en"/>
-        </w:rPr>
         <w:t xml:space="preserve">Multiple tracks are opt-in: you add them</w:t>
       </w:r>
       <w:r>
-        <w:rPr>
-          <w:lang w:val="en"/>
-        </w:rPr>
         <w:t xml:space="preserve"> </w:t>
       </w:r>
       <w:r>
         <w:rPr>
           <w:b/>
           <w:bCs/>
-          <w:lang w:val="en"/>
         </w:rPr>
         <w:t xml:space="preserve">only when explicitly required</w:t>
       </w:r>
       <w:r>
-        <w:rPr>
-          <w:lang w:val="en"/>
-        </w:rPr>
         <w:t xml:space="preserve">, by</w:t>
       </w:r>
       <w:r>
-        <w:rPr>
-          <w:lang w:val="en"/>
-        </w:rPr>
-        <w:t xml:space="preserve"> </w:t>
-      </w:r>
-      <w:r>
-        <w:rPr>
-          <w:lang w:val="en"/>
-        </w:rPr>
+        <w:t xml:space="preserve"> </w:t>
+      </w:r>
+      <w:r>
         <w:t xml:space="preserve">authoring the per-host config below.</w:t>
       </w:r>
     </w:p>
@@ -5448,9 +3932,6 @@
         <w:pStyle w:val="Heading3"/>
       </w:pPr>
       <w:r>
-        <w:rPr>
-          <w:lang w:val="en"/>
-        </w:rPr>
         <w:t xml:space="preserve">Why this is not a §11.4.6 violation</w:t>
       </w:r>
     </w:p>
@@ -5459,60 +3940,37 @@
         <w:pStyle w:val="FirstParagraph"/>
       </w:pPr>
       <w:r>
-        <w:rPr>
-          <w:lang w:val="en"/>
-        </w:rPr>
         <w:t xml:space="preserve">Host</w:t>
       </w:r>
       <w:r>
-        <w:rPr>
-          <w:lang w:val="en"/>
-        </w:rPr>
         <w:t xml:space="preserve"> </w:t>
       </w:r>
       <w:r>
         <w:rPr>
           <w:i/>
           <w:iCs/>
-          <w:lang w:val="en"/>
         </w:rPr>
         <w:t xml:space="preserve">data</w:t>
       </w:r>
       <w:r>
-        <w:rPr>
-          <w:lang w:val="en"/>
-        </w:rPr>
-        <w:t xml:space="preserve"> </w:t>
-      </w:r>
-      <w:r>
-        <w:rPr>
-          <w:lang w:val="en"/>
-        </w:rPr>
+        <w:t xml:space="preserve"> </w:t>
+      </w:r>
+      <w:r>
         <w:t xml:space="preserve">— mount paths, drive serials, alias→track maps — genuinely cannot be</w:t>
       </w:r>
       <w:r>
-        <w:rPr>
-          <w:lang w:val="en"/>
-        </w:rPr>
-        <w:t xml:space="preserve"> </w:t>
-      </w:r>
-      <w:r>
-        <w:rPr>
-          <w:lang w:val="en"/>
-        </w:rPr>
+        <w:t xml:space="preserve"> </w:t>
+      </w:r>
+      <w:r>
         <w:t xml:space="preserve">guessed, and the engine still refuses to invent any of it. But</w:t>
       </w:r>
       <w:r>
-        <w:rPr>
-          <w:lang w:val="en"/>
-        </w:rPr>
         <w:t xml:space="preserve"> </w:t>
       </w:r>
       <w:r>
         <w:rPr>
           <w:i/>
           <w:iCs/>
-          <w:lang w:val="en"/>
         </w:rPr>
         <w:t xml:space="preserve">"Track 1 is the</w:t>
       </w:r>
@@ -5520,7 +3978,6 @@
         <w:rPr>
           <w:i/>
           <w:iCs/>
-          <w:lang w:val="en"/>
         </w:rPr>
         <w:t xml:space="preserve"> </w:t>
       </w:r>
@@ -5528,33 +3985,22 @@
         <w:rPr>
           <w:i/>
           <w:iCs/>
-          <w:lang w:val="en"/>
         </w:rPr>
         <w:t xml:space="preserve">project root you are standing in"</w:t>
       </w:r>
       <w:r>
-        <w:rPr>
-          <w:lang w:val="en"/>
-        </w:rPr>
-        <w:t xml:space="preserve"> </w:t>
-      </w:r>
-      <w:r>
-        <w:rPr>
-          <w:lang w:val="en"/>
-        </w:rPr>
+        <w:t xml:space="preserve"> </w:t>
+      </w:r>
+      <w:r>
         <w:t xml:space="preserve">is not invented data: it is a</w:t>
       </w:r>
       <w:r>
-        <w:rPr>
-          <w:lang w:val="en"/>
-        </w:rPr>
         <w:t xml:space="preserve"> </w:t>
       </w:r>
       <w:r>
         <w:rPr>
           <w:b/>
           <w:bCs/>
-          <w:lang w:val="en"/>
         </w:rPr>
         <w:t xml:space="preserve">defined</w:t>
       </w:r>
@@ -5562,7 +4008,6 @@
         <w:rPr>
           <w:b/>
           <w:bCs/>
-          <w:lang w:val="en"/>
         </w:rPr>
         <w:t xml:space="preserve"> </w:t>
       </w:r>
@@ -5570,50 +4015,28 @@
         <w:rPr>
           <w:b/>
           <w:bCs/>
-          <w:lang w:val="en"/>
         </w:rPr>
         <w:t xml:space="preserve">default</w:t>
       </w:r>
       <w:r>
-        <w:rPr>
-          <w:lang w:val="en"/>
-        </w:rPr>
         <w:t xml:space="preserve">, derivable with certainty from the invocation context (§11.4.177</w:t>
       </w:r>
       <w:r>
-        <w:rPr>
-          <w:lang w:val="en"/>
-        </w:rPr>
-        <w:t xml:space="preserve"> </w:t>
-      </w:r>
-      <w:r>
-        <w:rPr>
-          <w:lang w:val="en"/>
-        </w:rPr>
+        <w:t xml:space="preserve"> </w:t>
+      </w:r>
+      <w:r>
         <w:t xml:space="preserve">invocation-directory operation). Fataling when a correct and safe default exists</w:t>
       </w:r>
       <w:r>
-        <w:rPr>
-          <w:lang w:val="en"/>
-        </w:rPr>
-        <w:t xml:space="preserve"> </w:t>
-      </w:r>
-      <w:r>
-        <w:rPr>
-          <w:lang w:val="en"/>
-        </w:rPr>
+        <w:t xml:space="preserve"> </w:t>
+      </w:r>
+      <w:r>
         <w:t xml:space="preserve">is the §11.4.201 false-refusal class — which is what the engine used to do, and</w:t>
       </w:r>
       <w:r>
-        <w:rPr>
-          <w:lang w:val="en"/>
-        </w:rPr>
-        <w:t xml:space="preserve"> </w:t>
-      </w:r>
-      <w:r>
-        <w:rPr>
-          <w:lang w:val="en"/>
-        </w:rPr>
+        <w:t xml:space="preserve"> </w:t>
+      </w:r>
+      <w:r>
         <w:t xml:space="preserve">what made multi-track work on exactly one hand-provisioned host.</w:t>
       </w:r>
     </w:p>
@@ -5624,9 +4047,6 @@
         <w:pStyle w:val="Heading3"/>
       </w:pPr>
       <w:r>
-        <w:rPr>
-          <w:lang w:val="en"/>
-        </w:rPr>
         <w:t xml:space="preserve">The three cases, kept strictly apart</w:t>
       </w:r>
     </w:p>
@@ -5651,9 +4071,6 @@
               <w:pStyle w:val="Compact"/>
             </w:pPr>
             <w:r>
-              <w:rPr>
-                <w:lang w:val="en"/>
-              </w:rPr>
               <w:t xml:space="preserve">situation</w:t>
             </w:r>
           </w:p>
@@ -5665,9 +4082,6 @@
               <w:pStyle w:val="Compact"/>
             </w:pPr>
             <w:r>
-              <w:rPr>
-                <w:lang w:val="en"/>
-              </w:rPr>
               <w:t xml:space="preserve">behaviour</w:t>
             </w:r>
           </w:p>
@@ -5681,22 +4095,15 @@
               <w:pStyle w:val="Compact"/>
             </w:pPr>
             <w:r>
-              <w:rPr>
-                <w:lang w:val="en"/>
-              </w:rPr>
               <w:t xml:space="preserve">a host config</w:t>
             </w:r>
             <w:r>
-              <w:rPr>
-                <w:lang w:val="en"/>
-              </w:rPr>
               <w:t xml:space="preserve"> </w:t>
             </w:r>
             <w:r>
               <w:rPr>
                 <w:b/>
                 <w:bCs/>
-                <w:lang w:val="en"/>
               </w:rPr>
               <w:t xml:space="preserve">exists</w:t>
             </w:r>
@@ -5709,22 +4116,15 @@
               <w:pStyle w:val="Compact"/>
             </w:pPr>
             <w:r>
-              <w:rPr>
-                <w:lang w:val="en"/>
-              </w:rPr>
               <w:t xml:space="preserve">loaded exactly as before —</w:t>
             </w:r>
             <w:r>
-              <w:rPr>
-                <w:lang w:val="en"/>
-              </w:rPr>
               <w:t xml:space="preserve"> </w:t>
             </w:r>
             <w:r>
               <w:rPr>
                 <w:b/>
                 <w:bCs/>
-                <w:lang w:val="en"/>
               </w:rPr>
               <w:t xml:space="preserve">no behaviour change at all</w:t>
             </w:r>
@@ -5739,35 +4139,22 @@
               <w:pStyle w:val="Compact"/>
             </w:pPr>
             <w:r>
-              <w:rPr>
-                <w:lang w:val="en"/>
-              </w:rPr>
               <w:t xml:space="preserve">a host config</w:t>
             </w:r>
             <w:r>
-              <w:rPr>
-                <w:lang w:val="en"/>
-              </w:rPr>
               <w:t xml:space="preserve"> </w:t>
             </w:r>
             <w:r>
               <w:rPr>
                 <w:b/>
                 <w:bCs/>
-                <w:lang w:val="en"/>
               </w:rPr>
               <w:t xml:space="preserve">is malformed</w:t>
             </w:r>
             <w:r>
-              <w:rPr>
-                <w:lang w:val="en"/>
-              </w:rPr>
-              <w:t xml:space="preserve"> </w:t>
-            </w:r>
-            <w:r>
-              <w:rPr>
-                <w:lang w:val="en"/>
-              </w:rPr>
+              <w:t xml:space="preserve"> </w:t>
+            </w:r>
+            <w:r>
               <w:t xml:space="preserve">(unparsable, or zero tracks)</w:t>
             </w:r>
           </w:p>
@@ -5782,46 +4169,29 @@
               <w:rPr>
                 <w:b/>
                 <w:bCs/>
-                <w:lang w:val="en"/>
               </w:rPr>
               <w:t xml:space="preserve">still FATAL.</w:t>
             </w:r>
             <w:r>
-              <w:rPr>
-                <w:lang w:val="en"/>
-              </w:rPr>
-              <w:t xml:space="preserve"> </w:t>
-            </w:r>
-            <w:r>
-              <w:rPr>
-                <w:lang w:val="en"/>
-              </w:rPr>
+              <w:t xml:space="preserve"> </w:t>
+            </w:r>
+            <w:r>
               <w:t xml:space="preserve">That</w:t>
             </w:r>
             <w:r>
-              <w:rPr>
-                <w:lang w:val="en"/>
-              </w:rPr>
               <w:t xml:space="preserve"> </w:t>
             </w:r>
             <w:r>
               <w:rPr>
                 <w:i/>
                 <w:iCs/>
-                <w:lang w:val="en"/>
               </w:rPr>
               <w:t xml:space="preserve">is</w:t>
             </w:r>
             <w:r>
-              <w:rPr>
-                <w:lang w:val="en"/>
-              </w:rPr>
-              <w:t xml:space="preserve"> </w:t>
-            </w:r>
-            <w:r>
-              <w:rPr>
-                <w:lang w:val="en"/>
-              </w:rPr>
+              <w:t xml:space="preserve"> </w:t>
+            </w:r>
+            <w:r>
               <w:t xml:space="preserve">ambiguity and is never defaulted past (§11.4.6)</w:t>
             </w:r>
           </w:p>
@@ -5838,20 +4208,13 @@
               <w:rPr>
                 <w:b/>
                 <w:bCs/>
-                <w:lang w:val="en"/>
               </w:rPr>
               <w:t xml:space="preserve">no</w:t>
             </w:r>
             <w:r>
-              <w:rPr>
-                <w:lang w:val="en"/>
-              </w:rPr>
-              <w:t xml:space="preserve"> </w:t>
-            </w:r>
-            <w:r>
-              <w:rPr>
-                <w:lang w:val="en"/>
-              </w:rPr>
+              <w:t xml:space="preserve"> </w:t>
+            </w:r>
+            <w:r>
               <w:t xml:space="preserve">host config at all</w:t>
             </w:r>
           </w:p>
@@ -5863,9 +4226,6 @@
               <w:pStyle w:val="Compact"/>
             </w:pPr>
             <w:r>
-              <w:rPr>
-                <w:lang w:val="en"/>
-              </w:rPr>
               <w:t xml:space="preserve">default single-track mode + a loud notice</w:t>
             </w:r>
           </w:p>
@@ -5877,33 +4237,18 @@
         <w:pStyle w:val="BodyText"/>
       </w:pPr>
       <w:r>
-        <w:rPr>
-          <w:lang w:val="en"/>
-        </w:rPr>
         <w:t xml:space="preserve">A defaulted setup can never be silently mistaken for a provisioned one: the</w:t>
       </w:r>
       <w:r>
-        <w:rPr>
-          <w:lang w:val="en"/>
-        </w:rPr>
-        <w:t xml:space="preserve"> </w:t>
-      </w:r>
-      <w:r>
-        <w:rPr>
-          <w:lang w:val="en"/>
-        </w:rPr>
+        <w:t xml:space="preserve"> </w:t>
+      </w:r>
+      <w:r>
         <w:t xml:space="preserve">notice names the mode, the host, the config path it looked for, the track count,</w:t>
       </w:r>
       <w:r>
-        <w:rPr>
-          <w:lang w:val="en"/>
-        </w:rPr>
-        <w:t xml:space="preserve"> </w:t>
-      </w:r>
-      <w:r>
-        <w:rPr>
-          <w:lang w:val="en"/>
-        </w:rPr>
+        <w:t xml:space="preserve"> </w:t>
+      </w:r>
+      <w:r>
         <w:t xml:space="preserve">and the resolved Track 1.</w:t>
       </w:r>
     </w:p>
@@ -5914,9 +4259,6 @@
         <w:pStyle w:val="Heading3"/>
       </w:pPr>
       <w:r>
-        <w:rPr>
-          <w:lang w:val="en"/>
-        </w:rPr>
         <w:t xml:space="preserve">Track 1 does not have to be the project root</w:t>
       </w:r>
     </w:p>
@@ -5925,84 +4267,49 @@
         <w:pStyle w:val="FirstParagraph"/>
       </w:pPr>
       <w:r>
-        <w:rPr>
-          <w:lang w:val="en"/>
-        </w:rPr>
         <w:t xml:space="preserve">It is only the</w:t>
       </w:r>
       <w:r>
-        <w:rPr>
-          <w:lang w:val="en"/>
-        </w:rPr>
         <w:t xml:space="preserve"> </w:t>
       </w:r>
       <w:r>
         <w:rPr>
           <w:b/>
           <w:bCs/>
-          <w:lang w:val="en"/>
         </w:rPr>
         <w:t xml:space="preserve">default</w:t>
       </w:r>
       <w:r>
-        <w:rPr>
-          <w:lang w:val="en"/>
-        </w:rPr>
         <w:t xml:space="preserve">. Point Track 1 anywhere —</w:t>
       </w:r>
       <w:r>
-        <w:rPr>
-          <w:lang w:val="en"/>
-        </w:rPr>
-        <w:t xml:space="preserve"> </w:t>
-      </w:r>
-      <w:r>
-        <w:rPr>
-          <w:rStyle w:val="VerbatimChar"/>
-          <w:lang w:val="en"/>
+        <w:t xml:space="preserve"> </w:t>
+      </w:r>
+      <w:r>
+        <w:rPr>
+          <w:rStyle w:val="VerbatimChar"/>
         </w:rPr>
         <w:t xml:space="preserve">/mnt/track-1</w:t>
       </w:r>
       <w:r>
-        <w:rPr>
-          <w:lang w:val="en"/>
-        </w:rPr>
         <w:t xml:space="preserve">, a</w:t>
       </w:r>
       <w:r>
-        <w:rPr>
-          <w:lang w:val="en"/>
-        </w:rPr>
-        <w:t xml:space="preserve"> </w:t>
-      </w:r>
-      <w:r>
-        <w:rPr>
-          <w:lang w:val="en"/>
-        </w:rPr>
+        <w:t xml:space="preserve"> </w:t>
+      </w:r>
+      <w:r>
         <w:t xml:space="preserve">dedicated drive, a worktree — by declaring it explicitly in the per-host config.</w:t>
       </w:r>
       <w:r>
-        <w:rPr>
-          <w:lang w:val="en"/>
-        </w:rPr>
-        <w:t xml:space="preserve"> </w:t>
-      </w:r>
-      <w:r>
-        <w:rPr>
-          <w:lang w:val="en"/>
-        </w:rPr>
+        <w:t xml:space="preserve"> </w:t>
+      </w:r>
+      <w:r>
         <w:t xml:space="preserve">The default exists so that a host with nothing configured still works, not to</w:t>
       </w:r>
       <w:r>
-        <w:rPr>
-          <w:lang w:val="en"/>
-        </w:rPr>
-        <w:t xml:space="preserve"> </w:t>
-      </w:r>
-      <w:r>
-        <w:rPr>
-          <w:lang w:val="en"/>
-        </w:rPr>
+        <w:t xml:space="preserve"> </w:t>
+      </w:r>
+      <w:r>
         <w:t xml:space="preserve">constrain a host that is configured.</w:t>
       </w:r>
     </w:p>
@@ -6013,9 +4320,6 @@
         <w:pStyle w:val="Heading3"/>
       </w:pPr>
       <w:r>
-        <w:rPr>
-          <w:lang w:val="en"/>
-        </w:rPr>
         <w:t xml:space="preserve">Overrides</w:t>
       </w:r>
     </w:p>
@@ -6040,9 +4344,6 @@
               <w:pStyle w:val="Compact"/>
             </w:pPr>
             <w:r>
-              <w:rPr>
-                <w:lang w:val="en"/>
-              </w:rPr>
               <w:t xml:space="preserve">variable</w:t>
             </w:r>
           </w:p>
@@ -6054,9 +4355,6 @@
               <w:pStyle w:val="Compact"/>
             </w:pPr>
             <w:r>
-              <w:rPr>
-                <w:lang w:val="en"/>
-              </w:rPr>
               <w:t xml:space="preserve">effect</w:t>
             </w:r>
           </w:p>
@@ -6072,7 +4370,6 @@
             <w:r>
               <w:rPr>
                 <w:rStyle w:val="VerbatimChar"/>
-                <w:lang w:val="en"/>
               </w:rPr>
               <w:t xml:space="preserve">MT_REQUIRE_HOST_CONFIG=1</w:t>
             </w:r>
@@ -6085,9 +4382,6 @@
               <w:pStyle w:val="Compact"/>
             </w:pPr>
             <w:r>
-              <w:rPr>
-                <w:lang w:val="en"/>
-              </w:rPr>
               <w:t xml:space="preserve">strict mode: restore the pre-§11.4.187 behaviour — a missing host config is fatal, never defaulted</w:t>
             </w:r>
           </w:p>
@@ -6103,7 +4397,6 @@
             <w:r>
               <w:rPr>
                 <w:rStyle w:val="VerbatimChar"/>
-                <w:lang w:val="en"/>
               </w:rPr>
               <w:t xml:space="preserve">MT_REPO_ROOT=/path</w:t>
             </w:r>
@@ -6116,9 +4409,6 @@
               <w:pStyle w:val="Compact"/>
             </w:pPr>
             <w:r>
-              <w:rPr>
-                <w:lang w:val="en"/>
-              </w:rPr>
               <w:t xml:space="preserve">pin the project root explicitly instead of deriving it from the invocation context</w:t>
             </w:r>
           </w:p>
@@ -6134,7 +4424,6 @@
             <w:r>
               <w:rPr>
                 <w:rStyle w:val="VerbatimChar"/>
-                <w:lang w:val="en"/>
               </w:rPr>
               <w:t xml:space="preserve">MT_CONFIG=/path/to.yaml</w:t>
             </w:r>
@@ -6147,9 +4436,6 @@
               <w:pStyle w:val="Compact"/>
             </w:pPr>
             <w:r>
-              <w:rPr>
-                <w:lang w:val="en"/>
-              </w:rPr>
               <w:t xml:space="preserve">use an explicit config file, bypassing the hostname-keyed lookup</w:t>
             </w:r>
           </w:p>
@@ -6161,47 +4447,28 @@
         <w:pStyle w:val="BodyText"/>
       </w:pPr>
       <w:r>
-        <w:rPr>
-          <w:lang w:val="en"/>
-        </w:rPr>
         <w:t xml:space="preserve">If the project root cannot be resolved at all, the engine</w:t>
       </w:r>
       <w:r>
-        <w:rPr>
-          <w:lang w:val="en"/>
-        </w:rPr>
         <w:t xml:space="preserve"> </w:t>
       </w:r>
       <w:r>
         <w:rPr>
           <w:b/>
           <w:bCs/>
-          <w:lang w:val="en"/>
         </w:rPr>
         <w:t xml:space="preserve">fails loudly</w:t>
       </w:r>
       <w:r>
-        <w:rPr>
-          <w:lang w:val="en"/>
-        </w:rPr>
-        <w:t xml:space="preserve"> </w:t>
-      </w:r>
-      <w:r>
-        <w:rPr>
-          <w:lang w:val="en"/>
-        </w:rPr>
+        <w:t xml:space="preserve"> </w:t>
+      </w:r>
+      <w:r>
         <w:t xml:space="preserve">— it</w:t>
       </w:r>
       <w:r>
-        <w:rPr>
-          <w:lang w:val="en"/>
-        </w:rPr>
-        <w:t xml:space="preserve"> </w:t>
-      </w:r>
-      <w:r>
-        <w:rPr>
-          <w:lang w:val="en"/>
-        </w:rPr>
+        <w:t xml:space="preserve"> </w:t>
+      </w:r>
+      <w:r>
         <w:t xml:space="preserve">never silently defaults Track 1 to a wrong location.</w:t>
       </w:r>
     </w:p>
@@ -6212,9 +4479,6 @@
         <w:pStyle w:val="Heading3"/>
       </w:pPr>
       <w:r>
-        <w:rPr>
-          <w:lang w:val="en"/>
-        </w:rPr>
         <w:t xml:space="preserve">Inspecting activation before it touches anything</w:t>
       </w:r>
     </w:p>
@@ -6257,90 +4521,56 @@
       <w:r>
         <w:rPr>
           <w:rStyle w:val="VerbatimChar"/>
-          <w:lang w:val="en"/>
         </w:rPr>
         <w:t xml:space="preserve">--check</w:t>
       </w:r>
       <w:r>
-        <w:rPr>
-          <w:lang w:val="en"/>
-        </w:rPr>
-        <w:t xml:space="preserve"> </w:t>
-      </w:r>
-      <w:r>
-        <w:rPr>
-          <w:lang w:val="en"/>
-        </w:rPr>
+        <w:t xml:space="preserve"> </w:t>
+      </w:r>
+      <w:r>
         <w:t xml:space="preserve">(alias</w:t>
       </w:r>
       <w:r>
-        <w:rPr>
-          <w:lang w:val="en"/>
-        </w:rPr>
-        <w:t xml:space="preserve"> </w:t>
-      </w:r>
-      <w:r>
-        <w:rPr>
-          <w:rStyle w:val="VerbatimChar"/>
-          <w:lang w:val="en"/>
+        <w:t xml:space="preserve"> </w:t>
+      </w:r>
+      <w:r>
+        <w:rPr>
+          <w:rStyle w:val="VerbatimChar"/>
         </w:rPr>
         <w:t xml:space="preserve">--dry-run</w:t>
       </w:r>
       <w:r>
-        <w:rPr>
-          <w:lang w:val="en"/>
-        </w:rPr>
         <w:t xml:space="preserve">) prints each step's decision and what it</w:t>
       </w:r>
       <w:r>
-        <w:rPr>
-          <w:lang w:val="en"/>
-        </w:rPr>
         <w:t xml:space="preserve"> </w:t>
       </w:r>
       <w:r>
         <w:rPr>
           <w:i/>
           <w:iCs/>
-          <w:lang w:val="en"/>
         </w:rPr>
         <w:t xml:space="preserve">would</w:t>
       </w:r>
       <w:r>
-        <w:rPr>
-          <w:lang w:val="en"/>
-        </w:rPr>
-        <w:t xml:space="preserve"> </w:t>
-      </w:r>
-      <w:r>
-        <w:rPr>
-          <w:lang w:val="en"/>
-        </w:rPr>
+        <w:t xml:space="preserve"> </w:t>
+      </w:r>
+      <w:r>
         <w:t xml:space="preserve">run. Two consecutive</w:t>
       </w:r>
       <w:r>
-        <w:rPr>
-          <w:lang w:val="en"/>
-        </w:rPr>
-        <w:t xml:space="preserve"> </w:t>
-      </w:r>
-      <w:r>
-        <w:rPr>
-          <w:rStyle w:val="VerbatimChar"/>
-          <w:lang w:val="en"/>
+        <w:t xml:space="preserve"> </w:t>
+      </w:r>
+      <w:r>
+        <w:rPr>
+          <w:rStyle w:val="VerbatimChar"/>
         </w:rPr>
         <w:t xml:space="preserve">--check</w:t>
       </w:r>
       <w:r>
-        <w:rPr>
-          <w:lang w:val="en"/>
-        </w:rPr>
-        <w:t xml:space="preserve"> </w:t>
-      </w:r>
-      <w:r>
-        <w:rPr>
-          <w:lang w:val="en"/>
-        </w:rPr>
+        <w:t xml:space="preserve"> </w:t>
+      </w:r>
+      <w:r>
         <w:t xml:space="preserve">runs produce byte-identical output.</w:t>
       </w:r>
     </w:p>
@@ -6351,9 +4581,6 @@
         <w:pStyle w:val="Heading3"/>
       </w:pPr>
       <w:r>
-        <w:rPr>
-          <w:lang w:val="en"/>
-        </w:rPr>
         <w:t xml:space="preserve">Directory tracks vs drive tracks</w:t>
       </w:r>
     </w:p>
@@ -6362,192 +4589,114 @@
         <w:pStyle w:val="FirstParagraph"/>
       </w:pPr>
       <w:r>
-        <w:rPr>
-          <w:lang w:val="en"/>
-        </w:rPr>
         <w:t xml:space="preserve">A track declared</w:t>
       </w:r>
       <w:r>
-        <w:rPr>
-          <w:lang w:val="en"/>
-        </w:rPr>
         <w:t xml:space="preserve"> </w:t>
       </w:r>
       <w:r>
         <w:rPr>
           <w:b/>
           <w:bCs/>
-          <w:lang w:val="en"/>
         </w:rPr>
         <w:t xml:space="preserve">without</w:t>
       </w:r>
       <w:r>
-        <w:rPr>
-          <w:lang w:val="en"/>
-        </w:rPr>
-        <w:t xml:space="preserve"> </w:t>
-      </w:r>
-      <w:r>
-        <w:rPr>
-          <w:lang w:val="en"/>
-        </w:rPr>
+        <w:t xml:space="preserve"> </w:t>
+      </w:r>
+      <w:r>
         <w:t xml:space="preserve">a</w:t>
       </w:r>
       <w:r>
-        <w:rPr>
-          <w:lang w:val="en"/>
-        </w:rPr>
-        <w:t xml:space="preserve"> </w:t>
-      </w:r>
-      <w:r>
-        <w:rPr>
-          <w:rStyle w:val="VerbatimChar"/>
-          <w:lang w:val="en"/>
+        <w:t xml:space="preserve"> </w:t>
+      </w:r>
+      <w:r>
+        <w:rPr>
+          <w:rStyle w:val="VerbatimChar"/>
         </w:rPr>
         <w:t xml:space="preserve">drive_serial</w:t>
       </w:r>
       <w:r>
-        <w:rPr>
-          <w:lang w:val="en"/>
-        </w:rPr>
-        <w:t xml:space="preserve"> </w:t>
-      </w:r>
-      <w:r>
-        <w:rPr>
-          <w:lang w:val="en"/>
-        </w:rPr>
+        <w:t xml:space="preserve"> </w:t>
+      </w:r>
+      <w:r>
         <w:t xml:space="preserve">is a</w:t>
       </w:r>
       <w:r>
-        <w:rPr>
-          <w:lang w:val="en"/>
-        </w:rPr>
         <w:t xml:space="preserve"> </w:t>
       </w:r>
       <w:r>
         <w:rPr>
           <w:i/>
           <w:iCs/>
-          <w:lang w:val="en"/>
         </w:rPr>
         <w:t xml:space="preserve">directory track</w:t>
       </w:r>
       <w:r>
-        <w:rPr>
-          <w:lang w:val="en"/>
-        </w:rPr>
         <w:t xml:space="preserve">: it is READY</w:t>
       </w:r>
       <w:r>
-        <w:rPr>
-          <w:lang w:val="en"/>
-        </w:rPr>
-        <w:t xml:space="preserve"> </w:t>
-      </w:r>
-      <w:r>
-        <w:rPr>
-          <w:lang w:val="en"/>
-        </w:rPr>
+        <w:t xml:space="preserve"> </w:t>
+      </w:r>
+      <w:r>
         <w:t xml:space="preserve">when its directory exists. The engine never probes</w:t>
       </w:r>
       <w:r>
-        <w:rPr>
-          <w:lang w:val="en"/>
-        </w:rPr>
-        <w:t xml:space="preserve"> </w:t>
-      </w:r>
-      <w:r>
-        <w:rPr>
-          <w:rStyle w:val="VerbatimChar"/>
-          <w:lang w:val="en"/>
+        <w:t xml:space="preserve"> </w:t>
+      </w:r>
+      <w:r>
+        <w:rPr>
+          <w:rStyle w:val="VerbatimChar"/>
         </w:rPr>
         <w:t xml:space="preserve">/proc/mounts</w:t>
       </w:r>
       <w:r>
-        <w:rPr>
-          <w:lang w:val="en"/>
-        </w:rPr>
-        <w:t xml:space="preserve"> </w:t>
-      </w:r>
-      <w:r>
-        <w:rPr>
-          <w:lang w:val="en"/>
-        </w:rPr>
+        <w:t xml:space="preserve"> </w:t>
+      </w:r>
+      <w:r>
         <w:t xml:space="preserve">for one, so a</w:t>
       </w:r>
       <w:r>
-        <w:rPr>
-          <w:lang w:val="en"/>
-        </w:rPr>
-        <w:t xml:space="preserve"> </w:t>
-      </w:r>
-      <w:r>
-        <w:rPr>
-          <w:lang w:val="en"/>
-        </w:rPr>
+        <w:t xml:space="preserve"> </w:t>
+      </w:r>
+      <w:r>
         <w:t xml:space="preserve">directory track is never reported as "unmounted" and never drags in the</w:t>
       </w:r>
       <w:r>
-        <w:rPr>
-          <w:lang w:val="en"/>
-        </w:rPr>
-        <w:t xml:space="preserve"> </w:t>
-      </w:r>
-      <w:r>
-        <w:rPr>
-          <w:lang w:val="en"/>
-        </w:rPr>
+        <w:t xml:space="preserve"> </w:t>
+      </w:r>
+      <w:r>
         <w:t xml:space="preserve">LUKS/mount operator hand-off that does not apply to it. A track</w:t>
       </w:r>
       <w:r>
-        <w:rPr>
-          <w:lang w:val="en"/>
-        </w:rPr>
         <w:t xml:space="preserve"> </w:t>
       </w:r>
       <w:r>
         <w:rPr>
           <w:b/>
           <w:bCs/>
-          <w:lang w:val="en"/>
         </w:rPr>
         <w:t xml:space="preserve">with</w:t>
       </w:r>
       <w:r>
-        <w:rPr>
-          <w:lang w:val="en"/>
-        </w:rPr>
-        <w:t xml:space="preserve"> </w:t>
-      </w:r>
-      <w:r>
-        <w:rPr>
-          <w:lang w:val="en"/>
-        </w:rPr>
+        <w:t xml:space="preserve"> </w:t>
+      </w:r>
+      <w:r>
         <w:t xml:space="preserve">a</w:t>
       </w:r>
       <w:r>
-        <w:rPr>
-          <w:lang w:val="en"/>
-        </w:rPr>
-        <w:t xml:space="preserve"> </w:t>
-      </w:r>
-      <w:r>
-        <w:rPr>
-          <w:rStyle w:val="VerbatimChar"/>
-          <w:lang w:val="en"/>
+        <w:t xml:space="preserve"> </w:t>
+      </w:r>
+      <w:r>
+        <w:rPr>
+          <w:rStyle w:val="VerbatimChar"/>
         </w:rPr>
         <w:t xml:space="preserve">drive_serial</w:t>
       </w:r>
       <w:r>
-        <w:rPr>
-          <w:lang w:val="en"/>
-        </w:rPr>
-        <w:t xml:space="preserve"> </w:t>
-      </w:r>
-      <w:r>
-        <w:rPr>
-          <w:lang w:val="en"/>
-        </w:rPr>
+        <w:t xml:space="preserve"> </w:t>
+      </w:r>
+      <w:r>
         <w:t xml:space="preserve">behaves exactly as before.</w:t>
       </w:r>
     </w:p>
@@ -6556,171 +4705,102 @@
         <w:pStyle w:val="BodyText"/>
       </w:pPr>
       <w:r>
-        <w:rPr>
-          <w:lang w:val="en"/>
-        </w:rPr>
         <w:t xml:space="preserve">Likewise, a host that declares no</w:t>
       </w:r>
       <w:r>
-        <w:rPr>
-          <w:lang w:val="en"/>
-        </w:rPr>
-        <w:t xml:space="preserve"> </w:t>
-      </w:r>
-      <w:r>
-        <w:rPr>
-          <w:rStyle w:val="VerbatimChar"/>
-          <w:lang w:val="en"/>
+        <w:t xml:space="preserve"> </w:t>
+      </w:r>
+      <w:r>
+        <w:rPr>
+          <w:rStyle w:val="VerbatimChar"/>
         </w:rPr>
         <w:t xml:space="preserve">device_pool</w:t>
       </w:r>
       <w:r>
-        <w:rPr>
-          <w:lang w:val="en"/>
-        </w:rPr>
-        <w:t xml:space="preserve"> </w:t>
-      </w:r>
-      <w:r>
-        <w:rPr>
-          <w:lang w:val="en"/>
-        </w:rPr>
+        <w:t xml:space="preserve"> </w:t>
+      </w:r>
+      <w:r>
         <w:t xml:space="preserve">reports an honestly empty pool</w:t>
       </w:r>
       <w:r>
-        <w:rPr>
-          <w:lang w:val="en"/>
-        </w:rPr>
-        <w:t xml:space="preserve"> </w:t>
-      </w:r>
-      <w:r>
-        <w:rPr>
-          <w:lang w:val="en"/>
-        </w:rPr>
+        <w:t xml:space="preserve"> </w:t>
+      </w:r>
+      <w:r>
         <w:t xml:space="preserve">instead of failing; only the commands that genuinely need a device</w:t>
       </w:r>
       <w:r>
-        <w:rPr>
-          <w:lang w:val="en"/>
-        </w:rPr>
-        <w:t xml:space="preserve"> </w:t>
-      </w:r>
-      <w:r>
-        <w:rPr>
-          <w:lang w:val="en"/>
-        </w:rPr>
+        <w:t xml:space="preserve"> </w:t>
+      </w:r>
+      <w:r>
         <w:t xml:space="preserve">(</w:t>
       </w:r>
       <w:r>
         <w:rPr>
           <w:rStyle w:val="VerbatimChar"/>
-          <w:lang w:val="en"/>
         </w:rPr>
         <w:t xml:space="preserve">acquire</w:t>
       </w:r>
       <w:r>
-        <w:rPr>
-          <w:lang w:val="en"/>
-        </w:rPr>
-        <w:t xml:space="preserve"> </w:t>
-      </w:r>
-      <w:r>
-        <w:rPr>
-          <w:lang w:val="en"/>
-        </w:rPr>
+        <w:t xml:space="preserve"> </w:t>
+      </w:r>
+      <w:r>
         <w:t xml:space="preserve">/</w:t>
       </w:r>
       <w:r>
-        <w:rPr>
-          <w:lang w:val="en"/>
-        </w:rPr>
-        <w:t xml:space="preserve"> </w:t>
-      </w:r>
-      <w:r>
-        <w:rPr>
-          <w:rStyle w:val="VerbatimChar"/>
-          <w:lang w:val="en"/>
+        <w:t xml:space="preserve"> </w:t>
+      </w:r>
+      <w:r>
+        <w:rPr>
+          <w:rStyle w:val="VerbatimChar"/>
         </w:rPr>
         <w:t xml:space="preserve">release</w:t>
       </w:r>
       <w:r>
-        <w:rPr>
-          <w:lang w:val="en"/>
-        </w:rPr>
-        <w:t xml:space="preserve"> </w:t>
-      </w:r>
-      <w:r>
-        <w:rPr>
-          <w:lang w:val="en"/>
-        </w:rPr>
+        <w:t xml:space="preserve"> </w:t>
+      </w:r>
+      <w:r>
         <w:t xml:space="preserve">/</w:t>
       </w:r>
       <w:r>
-        <w:rPr>
-          <w:lang w:val="en"/>
-        </w:rPr>
-        <w:t xml:space="preserve"> </w:t>
-      </w:r>
-      <w:r>
-        <w:rPr>
-          <w:rStyle w:val="VerbatimChar"/>
-          <w:lang w:val="en"/>
+        <w:t xml:space="preserve"> </w:t>
+      </w:r>
+      <w:r>
+        <w:rPr>
+          <w:rStyle w:val="VerbatimChar"/>
         </w:rPr>
         <w:t xml:space="preserve">heartbeat</w:t>
       </w:r>
       <w:r>
-        <w:rPr>
-          <w:lang w:val="en"/>
-        </w:rPr>
-        <w:t xml:space="preserve"> </w:t>
-      </w:r>
-      <w:r>
-        <w:rPr>
-          <w:lang w:val="en"/>
-        </w:rPr>
+        <w:t xml:space="preserve"> </w:t>
+      </w:r>
+      <w:r>
         <w:t xml:space="preserve">/</w:t>
       </w:r>
       <w:r>
-        <w:rPr>
-          <w:lang w:val="en"/>
-        </w:rPr>
-        <w:t xml:space="preserve"> </w:t>
-      </w:r>
-      <w:r>
-        <w:rPr>
-          <w:rStyle w:val="VerbatimChar"/>
-          <w:lang w:val="en"/>
+        <w:t xml:space="preserve"> </w:t>
+      </w:r>
+      <w:r>
+        <w:rPr>
+          <w:rStyle w:val="VerbatimChar"/>
         </w:rPr>
         <w:t xml:space="preserve">reap</w:t>
       </w:r>
       <w:r>
-        <w:rPr>
-          <w:lang w:val="en"/>
-        </w:rPr>
-        <w:t xml:space="preserve"> </w:t>
-      </w:r>
-      <w:r>
-        <w:rPr>
-          <w:lang w:val="en"/>
-        </w:rPr>
+        <w:t xml:space="preserve"> </w:t>
+      </w:r>
+      <w:r>
         <w:t xml:space="preserve">/</w:t>
       </w:r>
       <w:r>
-        <w:rPr>
-          <w:lang w:val="en"/>
-        </w:rPr>
-        <w:t xml:space="preserve"> </w:t>
-      </w:r>
-      <w:r>
-        <w:rPr>
-          <w:rStyle w:val="VerbatimChar"/>
-          <w:lang w:val="en"/>
+        <w:t xml:space="preserve"> </w:t>
+      </w:r>
+      <w:r>
+        <w:rPr>
+          <w:rStyle w:val="VerbatimChar"/>
         </w:rPr>
         <w:t xml:space="preserve">reconcile</w:t>
       </w:r>
       <w:r>
-        <w:rPr>
-          <w:lang w:val="en"/>
-        </w:rPr>
         <w:t xml:space="preserve">) refuse.</w:t>
       </w:r>
     </w:p>
@@ -6731,9 +4811,6 @@
         <w:pStyle w:val="Heading3"/>
       </w:pPr>
       <w:r>
-        <w:rPr>
-          <w:lang w:val="en"/>
-        </w:rPr>
         <w:t xml:space="preserve">Alias mapping in single-track mode</w:t>
       </w:r>
     </w:p>
@@ -6742,115 +4819,67 @@
         <w:pStyle w:val="FirstParagraph"/>
       </w:pPr>
       <w:r>
-        <w:rPr>
-          <w:lang w:val="en"/>
-        </w:rPr>
         <w:t xml:space="preserve">Aliases are mapped positionally onto</w:t>
       </w:r>
       <w:r>
-        <w:rPr>
-          <w:lang w:val="en"/>
-        </w:rPr>
         <w:t xml:space="preserve"> </w:t>
       </w:r>
       <w:r>
         <w:rPr>
           <w:b/>
           <w:bCs/>
-          <w:lang w:val="en"/>
         </w:rPr>
         <w:t xml:space="preserve">feature</w:t>
       </w:r>
       <w:r>
-        <w:rPr>
-          <w:lang w:val="en"/>
-        </w:rPr>
         <w:t xml:space="preserve">-role tracks. A single</w:t>
       </w:r>
       <w:r>
-        <w:rPr>
-          <w:lang w:val="en"/>
-        </w:rPr>
-        <w:t xml:space="preserve"> </w:t>
-      </w:r>
-      <w:r>
-        <w:rPr>
-          <w:lang w:val="en"/>
-        </w:rPr>
+        <w:t xml:space="preserve"> </w:t>
+      </w:r>
+      <w:r>
         <w:t xml:space="preserve">main-only track has no feature tracks, so no alias is worktree-bound — every</w:t>
       </w:r>
       <w:r>
-        <w:rPr>
-          <w:lang w:val="en"/>
-        </w:rPr>
-        <w:t xml:space="preserve"> </w:t>
-      </w:r>
-      <w:r>
-        <w:rPr>
-          <w:lang w:val="en"/>
-        </w:rPr>
+        <w:t xml:space="preserve"> </w:t>
+      </w:r>
+      <w:r>
         <w:t xml:space="preserve">session simply stays on the one checkout, which is the project root. That is the</w:t>
       </w:r>
       <w:r>
-        <w:rPr>
-          <w:lang w:val="en"/>
-        </w:rPr>
-        <w:t xml:space="preserve"> </w:t>
-      </w:r>
-      <w:r>
-        <w:rPr>
-          <w:lang w:val="en"/>
-        </w:rPr>
+        <w:t xml:space="preserve"> </w:t>
+      </w:r>
+      <w:r>
         <w:t xml:space="preserve">correct outcome, and</w:t>
       </w:r>
       <w:r>
-        <w:rPr>
-          <w:lang w:val="en"/>
-        </w:rPr>
-        <w:t xml:space="preserve"> </w:t>
-      </w:r>
-      <w:r>
-        <w:rPr>
-          <w:rStyle w:val="VerbatimChar"/>
-          <w:lang w:val="en"/>
+        <w:t xml:space="preserve"> </w:t>
+      </w:r>
+      <w:r>
+        <w:rPr>
+          <w:rStyle w:val="VerbatimChar"/>
         </w:rPr>
         <w:t xml:space="preserve">map</w:t>
       </w:r>
       <w:r>
-        <w:rPr>
-          <w:lang w:val="en"/>
-        </w:rPr>
-        <w:t xml:space="preserve"> </w:t>
-      </w:r>
-      <w:r>
-        <w:rPr>
-          <w:lang w:val="en"/>
-        </w:rPr>
+        <w:t xml:space="preserve"> </w:t>
+      </w:r>
+      <w:r>
         <w:t xml:space="preserve">reports it as</w:t>
       </w:r>
       <w:r>
-        <w:rPr>
-          <w:lang w:val="en"/>
-        </w:rPr>
-        <w:t xml:space="preserve"> </w:t>
-      </w:r>
-      <w:r>
-        <w:rPr>
-          <w:rStyle w:val="VerbatimChar"/>
-          <w:lang w:val="en"/>
+        <w:t xml:space="preserve"> </w:t>
+      </w:r>
+      <w:r>
+        <w:rPr>
+          <w:rStyle w:val="VerbatimChar"/>
         </w:rPr>
         <w:t xml:space="preserve">fallback(/home)</w:t>
       </w:r>
       <w:r>
-        <w:rPr>
-          <w:lang w:val="en"/>
-        </w:rPr>
-        <w:t xml:space="preserve"> </w:t>
-      </w:r>
-      <w:r>
-        <w:rPr>
-          <w:lang w:val="en"/>
-        </w:rPr>
+        <w:t xml:space="preserve"> </w:t>
+      </w:r>
+      <w:r>
         <w:t xml:space="preserve">for each alias.</w:t>
       </w:r>
     </w:p>
@@ -6862,9 +4891,6 @@
         <w:pStyle w:val="Heading2"/>
       </w:pPr>
       <w:r>
-        <w:rPr>
-          <w:lang w:val="en"/>
-        </w:rPr>
         <w:t xml:space="preserve">Genericization delta vs the reference consumer</w:t>
       </w:r>
     </w:p>
@@ -6873,46 +4899,27 @@
         <w:pStyle w:val="FirstParagraph"/>
       </w:pPr>
       <w:r>
-        <w:rPr>
-          <w:lang w:val="en"/>
-        </w:rPr>
         <w:t xml:space="preserve">Lifted from the reference project's</w:t>
       </w:r>
       <w:r>
-        <w:rPr>
-          <w:lang w:val="en"/>
-        </w:rPr>
-        <w:t xml:space="preserve"> </w:t>
-      </w:r>
-      <w:r>
-        <w:rPr>
-          <w:rStyle w:val="VerbatimChar"/>
-          <w:lang w:val="en"/>
+        <w:t xml:space="preserve"> </w:t>
+      </w:r>
+      <w:r>
+        <w:rPr>
+          <w:rStyle w:val="VerbatimChar"/>
         </w:rPr>
         <w:t xml:space="preserve">scripts/multitrack/</w:t>
       </w:r>
       <w:r>
-        <w:rPr>
-          <w:lang w:val="en"/>
-        </w:rPr>
-        <w:t xml:space="preserve"> </w:t>
-      </w:r>
-      <w:r>
-        <w:rPr>
-          <w:lang w:val="en"/>
-        </w:rPr>
+        <w:t xml:space="preserve"> </w:t>
+      </w:r>
+      <w:r>
         <w:t xml:space="preserve">per §11.4.35 with a</w:t>
       </w:r>
       <w:r>
-        <w:rPr>
-          <w:lang w:val="en"/>
-        </w:rPr>
-        <w:t xml:space="preserve"> </w:t>
-      </w:r>
-      <w:r>
-        <w:rPr>
-          <w:lang w:val="en"/>
-        </w:rPr>
+        <w:t xml:space="preserve"> </w:t>
+      </w:r>
+      <w:r>
         <w:t xml:space="preserve">small, mechanical delta (three executed-code fixes + comment-literal scrub):</w:t>
       </w:r>
     </w:p>
@@ -6928,163 +4935,97 @@
         <w:rPr>
           <w:b/>
           <w:bCs/>
-          <w:lang w:val="en"/>
         </w:rPr>
         <w:t xml:space="preserve">Namespace literal</w:t>
       </w:r>
       <w:r>
-        <w:rPr>
-          <w:lang w:val="en"/>
-        </w:rPr>
-        <w:t xml:space="preserve"> </w:t>
-      </w:r>
-      <w:r>
-        <w:rPr>
-          <w:lang w:val="en"/>
-        </w:rPr>
+        <w:t xml:space="preserve"> </w:t>
+      </w:r>
+      <w:r>
         <w:t xml:space="preserve">— the tmp-namespace defaults in</w:t>
       </w:r>
       <w:r>
-        <w:rPr>
-          <w:lang w:val="en"/>
-        </w:rPr>
-        <w:t xml:space="preserve"> </w:t>
-      </w:r>
-      <w:r>
-        <w:rPr>
-          <w:rStyle w:val="VerbatimChar"/>
-          <w:lang w:val="en"/>
+        <w:t xml:space="preserve"> </w:t>
+      </w:r>
+      <w:r>
+        <w:rPr>
+          <w:rStyle w:val="VerbatimChar"/>
         </w:rPr>
         <w:t xml:space="preserve">multitrack_registry.sh</w:t>
       </w:r>
       <w:r>
-        <w:rPr>
-          <w:lang w:val="en"/>
-        </w:rPr>
         <w:t xml:space="preserve">,</w:t>
       </w:r>
       <w:r>
-        <w:rPr>
-          <w:lang w:val="en"/>
-        </w:rPr>
-        <w:t xml:space="preserve"> </w:t>
-      </w:r>
-      <w:r>
-        <w:rPr>
-          <w:rStyle w:val="VerbatimChar"/>
-          <w:lang w:val="en"/>
+        <w:t xml:space="preserve"> </w:t>
+      </w:r>
+      <w:r>
+        <w:rPr>
+          <w:rStyle w:val="VerbatimChar"/>
         </w:rPr>
         <w:t xml:space="preserve">multitrack_resolve_worktree.sh</w:t>
       </w:r>
       <w:r>
-        <w:rPr>
-          <w:lang w:val="en"/>
-        </w:rPr>
         <w:t xml:space="preserve">,</w:t>
       </w:r>
       <w:r>
-        <w:rPr>
-          <w:lang w:val="en"/>
-        </w:rPr>
-        <w:t xml:space="preserve"> </w:t>
-      </w:r>
-      <w:r>
-        <w:rPr>
-          <w:rStyle w:val="VerbatimChar"/>
-          <w:lang w:val="en"/>
+        <w:t xml:space="preserve"> </w:t>
+      </w:r>
+      <w:r>
+        <w:rPr>
+          <w:rStyle w:val="VerbatimChar"/>
         </w:rPr>
         <w:t xml:space="preserve">multitrack_device_lock.sh</w:t>
       </w:r>
       <w:r>
-        <w:rPr>
-          <w:lang w:val="en"/>
-        </w:rPr>
         <w:t xml:space="preserve">, and</w:t>
       </w:r>
       <w:r>
-        <w:rPr>
-          <w:lang w:val="en"/>
-        </w:rPr>
-        <w:t xml:space="preserve"> </w:t>
-      </w:r>
-      <w:r>
-        <w:rPr>
-          <w:rStyle w:val="VerbatimChar"/>
-          <w:lang w:val="en"/>
+        <w:t xml:space="preserve"> </w:t>
+      </w:r>
+      <w:r>
+        <w:rPr>
+          <w:rStyle w:val="VerbatimChar"/>
         </w:rPr>
         <w:t xml:space="preserve">multitrack_alias_orchestrator.sh</w:t>
       </w:r>
       <w:r>
-        <w:rPr>
-          <w:lang w:val="en"/>
-        </w:rPr>
-        <w:t xml:space="preserve"> </w:t>
-      </w:r>
-      <w:r>
-        <w:rPr>
-          <w:lang w:val="en"/>
-        </w:rPr>
+        <w:t xml:space="preserve"> </w:t>
+      </w:r>
+      <w:r>
         <w:t xml:space="preserve">derive</w:t>
       </w:r>
       <w:r>
-        <w:rPr>
-          <w:lang w:val="en"/>
-        </w:rPr>
-        <w:t xml:space="preserve"> </w:t>
-      </w:r>
-      <w:r>
-        <w:rPr>
-          <w:lang w:val="en"/>
-        </w:rPr>
+        <w:t xml:space="preserve"> </w:t>
+      </w:r>
+      <w:r>
         <w:t xml:space="preserve">the top-level dir from</w:t>
       </w:r>
       <w:r>
-        <w:rPr>
-          <w:lang w:val="en"/>
-        </w:rPr>
-        <w:t xml:space="preserve"> </w:t>
-      </w:r>
-      <w:r>
-        <w:rPr>
-          <w:rStyle w:val="VerbatimChar"/>
-          <w:lang w:val="en"/>
+        <w:t xml:space="preserve"> </w:t>
+      </w:r>
+      <w:r>
+        <w:rPr>
+          <w:rStyle w:val="VerbatimChar"/>
         </w:rPr>
         <w:t xml:space="preserve">$(basename "$MT_REPO_ROOT")</w:t>
       </w:r>
       <w:r>
-        <w:rPr>
-          <w:lang w:val="en"/>
-        </w:rPr>
-        <w:t xml:space="preserve"> </w:t>
-      </w:r>
-      <w:r>
-        <w:rPr>
-          <w:lang w:val="en"/>
-        </w:rPr>
+        <w:t xml:space="preserve"> </w:t>
+      </w:r>
+      <w:r>
         <w:t xml:space="preserve">instead of a hardcoded</w:t>
       </w:r>
       <w:r>
-        <w:rPr>
-          <w:lang w:val="en"/>
-        </w:rPr>
-        <w:t xml:space="preserve"> </w:t>
-      </w:r>
-      <w:r>
-        <w:rPr>
-          <w:lang w:val="en"/>
-        </w:rPr>
+        <w:t xml:space="preserve"> </w:t>
+      </w:r>
+      <w:r>
         <w:t xml:space="preserve">project name (orchestrator + resolve share one runtime dir, so both are</w:t>
       </w:r>
       <w:r>
-        <w:rPr>
-          <w:lang w:val="en"/>
-        </w:rPr>
-        <w:t xml:space="preserve"> </w:t>
-      </w:r>
-      <w:r>
-        <w:rPr>
-          <w:lang w:val="en"/>
-        </w:rPr>
+        <w:t xml:space="preserve"> </w:t>
+      </w:r>
+      <w:r>
         <w:t xml:space="preserve">fixed in lockstep).</w:t>
       </w:r>
     </w:p>
@@ -7100,101 +5041,61 @@
         <w:rPr>
           <w:b/>
           <w:bCs/>
-          <w:lang w:val="en"/>
         </w:rPr>
         <w:t xml:space="preserve">Build command</w:t>
       </w:r>
       <w:r>
-        <w:rPr>
-          <w:lang w:val="en"/>
-        </w:rPr>
-        <w:t xml:space="preserve"> </w:t>
-      </w:r>
-      <w:r>
-        <w:rPr>
-          <w:lang w:val="en"/>
-        </w:rPr>
+        <w:t xml:space="preserve"> </w:t>
+      </w:r>
+      <w:r>
         <w:t xml:space="preserve">—</w:t>
       </w:r>
       <w:r>
-        <w:rPr>
-          <w:lang w:val="en"/>
-        </w:rPr>
-        <w:t xml:space="preserve"> </w:t>
-      </w:r>
-      <w:r>
-        <w:rPr>
-          <w:rStyle w:val="VerbatimChar"/>
-          <w:lang w:val="en"/>
+        <w:t xml:space="preserve"> </w:t>
+      </w:r>
+      <w:r>
+        <w:rPr>
+          <w:rStyle w:val="VerbatimChar"/>
         </w:rPr>
         <w:t xml:space="preserve">multitrack_build.sh</w:t>
       </w:r>
       <w:r>
-        <w:rPr>
-          <w:lang w:val="en"/>
-        </w:rPr>
-        <w:t xml:space="preserve"> </w:t>
-      </w:r>
-      <w:r>
-        <w:rPr>
-          <w:lang w:val="en"/>
-        </w:rPr>
+        <w:t xml:space="preserve"> </w:t>
+      </w:r>
+      <w:r>
         <w:t xml:space="preserve">reads the</w:t>
       </w:r>
       <w:r>
-        <w:rPr>
-          <w:lang w:val="en"/>
-        </w:rPr>
-        <w:t xml:space="preserve"> </w:t>
-      </w:r>
-      <w:r>
-        <w:rPr>
-          <w:rStyle w:val="VerbatimChar"/>
-          <w:lang w:val="en"/>
+        <w:t xml:space="preserve"> </w:t>
+      </w:r>
+      <w:r>
+        <w:rPr>
+          <w:rStyle w:val="VerbatimChar"/>
         </w:rPr>
         <w:t xml:space="preserve">build.command</w:t>
       </w:r>
       <w:r>
-        <w:rPr>
-          <w:lang w:val="en"/>
-        </w:rPr>
-        <w:t xml:space="preserve"> </w:t>
-      </w:r>
-      <w:r>
-        <w:rPr>
-          <w:lang w:val="en"/>
-        </w:rPr>
+        <w:t xml:space="preserve"> </w:t>
+      </w:r>
+      <w:r>
         <w:t xml:space="preserve">config</w:t>
       </w:r>
       <w:r>
-        <w:rPr>
-          <w:lang w:val="en"/>
-        </w:rPr>
-        <w:t xml:space="preserve"> </w:t>
-      </w:r>
-      <w:r>
-        <w:rPr>
-          <w:lang w:val="en"/>
-        </w:rPr>
+        <w:t xml:space="preserve"> </w:t>
+      </w:r>
+      <w:r>
         <w:t xml:space="preserve">key via</w:t>
       </w:r>
       <w:r>
-        <w:rPr>
-          <w:lang w:val="en"/>
-        </w:rPr>
-        <w:t xml:space="preserve"> </w:t>
-      </w:r>
-      <w:r>
-        <w:rPr>
-          <w:rStyle w:val="VerbatimChar"/>
-          <w:lang w:val="en"/>
+        <w:t xml:space="preserve"> </w:t>
+      </w:r>
+      <w:r>
+        <w:rPr>
+          <w:rStyle w:val="VerbatimChar"/>
         </w:rPr>
         <w:t xml:space="preserve">MT_BUILD_COMMAND</w:t>
       </w:r>
       <w:r>
-        <w:rPr>
-          <w:lang w:val="en"/>
-        </w:rPr>
         <w:t xml:space="preserve">, falling back to a documented auto-detect default.</w:t>
       </w:r>
     </w:p>
@@ -7210,113 +5111,67 @@
         <w:rPr>
           <w:b/>
           <w:bCs/>
-          <w:lang w:val="en"/>
         </w:rPr>
         <w:t xml:space="preserve">Item-id param</w:t>
       </w:r>
       <w:r>
-        <w:rPr>
-          <w:lang w:val="en"/>
-        </w:rPr>
-        <w:t xml:space="preserve"> </w:t>
-      </w:r>
-      <w:r>
-        <w:rPr>
-          <w:lang w:val="en"/>
-        </w:rPr>
+        <w:t xml:space="preserve"> </w:t>
+      </w:r>
+      <w:r>
         <w:t xml:space="preserve">—</w:t>
       </w:r>
       <w:r>
-        <w:rPr>
-          <w:lang w:val="en"/>
-        </w:rPr>
-        <w:t xml:space="preserve"> </w:t>
-      </w:r>
-      <w:r>
-        <w:rPr>
-          <w:rStyle w:val="VerbatimChar"/>
-          <w:lang w:val="en"/>
+        <w:t xml:space="preserve"> </w:t>
+      </w:r>
+      <w:r>
+        <w:rPr>
+          <w:rStyle w:val="VerbatimChar"/>
         </w:rPr>
         <w:t xml:space="preserve">multitrack_claim.sh</w:t>
       </w:r>
       <w:r>
-        <w:rPr>
-          <w:lang w:val="en"/>
-        </w:rPr>
         <w:t xml:space="preserve">'s user-facing</w:t>
       </w:r>
       <w:r>
-        <w:rPr>
-          <w:lang w:val="en"/>
-        </w:rPr>
-        <w:t xml:space="preserve"> </w:t>
-      </w:r>
-      <w:r>
-        <w:rPr>
-          <w:rStyle w:val="VerbatimChar"/>
-          <w:lang w:val="en"/>
+        <w:t xml:space="preserve"> </w:t>
+      </w:r>
+      <w:r>
+        <w:rPr>
+          <w:rStyle w:val="VerbatimChar"/>
         </w:rPr>
         <w:t xml:space="preserve">atm-id</w:t>
       </w:r>
       <w:r>
-        <w:rPr>
-          <w:lang w:val="en"/>
-        </w:rPr>
-        <w:t xml:space="preserve"> </w:t>
-      </w:r>
-      <w:r>
-        <w:rPr>
-          <w:lang w:val="en"/>
-        </w:rPr>
+        <w:t xml:space="preserve"> </w:t>
+      </w:r>
+      <w:r>
         <w:t xml:space="preserve">label is the</w:t>
       </w:r>
       <w:r>
-        <w:rPr>
-          <w:lang w:val="en"/>
-        </w:rPr>
-        <w:t xml:space="preserve"> </w:t>
-      </w:r>
-      <w:r>
-        <w:rPr>
-          <w:lang w:val="en"/>
-        </w:rPr>
+        <w:t xml:space="preserve"> </w:t>
+      </w:r>
+      <w:r>
         <w:t xml:space="preserve">scheme-agnostic</w:t>
       </w:r>
       <w:r>
-        <w:rPr>
-          <w:lang w:val="en"/>
-        </w:rPr>
-        <w:t xml:space="preserve"> </w:t>
-      </w:r>
-      <w:r>
-        <w:rPr>
-          <w:rStyle w:val="VerbatimChar"/>
-          <w:lang w:val="en"/>
+        <w:t xml:space="preserve"> </w:t>
+      </w:r>
+      <w:r>
+        <w:rPr>
+          <w:rStyle w:val="VerbatimChar"/>
         </w:rPr>
         <w:t xml:space="preserve">item-id</w:t>
       </w:r>
       <w:r>
-        <w:rPr>
-          <w:lang w:val="en"/>
-        </w:rPr>
-        <w:t xml:space="preserve"> </w:t>
-      </w:r>
-      <w:r>
-        <w:rPr>
-          <w:lang w:val="en"/>
-        </w:rPr>
+        <w:t xml:space="preserve"> </w:t>
+      </w:r>
+      <w:r>
         <w:t xml:space="preserve">(the positional arg accepts any stable id — no</w:t>
       </w:r>
       <w:r>
-        <w:rPr>
-          <w:lang w:val="en"/>
-        </w:rPr>
-        <w:t xml:space="preserve"> </w:t>
-      </w:r>
-      <w:r>
-        <w:rPr>
-          <w:lang w:val="en"/>
-        </w:rPr>
+        <w:t xml:space="preserve"> </w:t>
+      </w:r>
+      <w:r>
         <w:t xml:space="preserve">named flag existed, so no back-compat alias is needed).</w:t>
       </w:r>
     </w:p>
@@ -7325,34 +5180,21 @@
         <w:pStyle w:val="FirstParagraph"/>
       </w:pPr>
       <w:r>
-        <w:rPr>
-          <w:lang w:val="en"/>
-        </w:rPr>
         <w:t xml:space="preserve">Consumer-side DATA (</w:t>
       </w:r>
       <w:r>
         <w:rPr>
           <w:rStyle w:val="VerbatimChar"/>
-          <w:lang w:val="en"/>
         </w:rPr>
         <w:t xml:space="preserve">config/multitrack/&lt;host&gt;.yaml</w:t>
       </w:r>
       <w:r>
-        <w:rPr>
-          <w:lang w:val="en"/>
-        </w:rPr>
         <w:t xml:space="preserve">, serials, mount paths) stays</w:t>
       </w:r>
       <w:r>
-        <w:rPr>
-          <w:lang w:val="en"/>
-        </w:rPr>
-        <w:t xml:space="preserve"> </w:t>
-      </w:r>
-      <w:r>
-        <w:rPr>
-          <w:lang w:val="en"/>
-        </w:rPr>
+        <w:t xml:space="preserve"> </w:t>
+      </w:r>
+      <w:r>
         <w:t xml:space="preserve">in the consuming project and is NEVER copied here.</w:t>
       </w:r>
     </w:p>
@@ -7363,9 +5205,6 @@
         <w:pStyle w:val="Heading2"/>
       </w:pPr>
       <w:r>
-        <w:rPr>
-          <w:lang w:val="en"/>
-        </w:rPr>
         <w:t xml:space="preserve">Alias priority, per-alias limit/subscription tracking, auto-rebind-on-recovery (§11.4.196)</w:t>
       </w:r>
     </w:p>
@@ -7374,46 +5213,27 @@
         <w:pStyle w:val="FirstParagraph"/>
       </w:pPr>
       <w:r>
-        <w:rPr>
-          <w:lang w:val="en"/>
-        </w:rPr>
         <w:t xml:space="preserve">The alias↔track binding layer (</w:t>
       </w:r>
       <w:r>
         <w:rPr>
           <w:rStyle w:val="VerbatimChar"/>
-          <w:lang w:val="en"/>
         </w:rPr>
         <w:t xml:space="preserve">multitrack_alias_orchestrator.sh</w:t>
       </w:r>
       <w:r>
-        <w:rPr>
-          <w:lang w:val="en"/>
-        </w:rPr>
         <w:t xml:space="preserve">) implements the</w:t>
       </w:r>
       <w:r>
-        <w:rPr>
-          <w:lang w:val="en"/>
-        </w:rPr>
-        <w:t xml:space="preserve"> </w:t>
-      </w:r>
-      <w:r>
-        <w:rPr>
-          <w:lang w:val="en"/>
-        </w:rPr>
+        <w:t xml:space="preserve"> </w:t>
+      </w:r>
+      <w:r>
         <w:t xml:space="preserve">§11.4.196 mandate — the alias-binding + rate-limit/subscription-tracking layer of</w:t>
       </w:r>
       <w:r>
-        <w:rPr>
-          <w:lang w:val="en"/>
-        </w:rPr>
-        <w:t xml:space="preserve"> </w:t>
-      </w:r>
-      <w:r>
-        <w:rPr>
-          <w:lang w:val="en"/>
-        </w:rPr>
+        <w:t xml:space="preserve"> </w:t>
+      </w:r>
+      <w:r>
         <w:t xml:space="preserve">the §11.4.187 ruler:</w:t>
       </w:r>
     </w:p>
@@ -7425,262 +5245,154 @@
         <w:rPr>
           <w:b/>
           <w:bCs/>
-          <w:lang w:val="en"/>
         </w:rPr>
         <w:t xml:space="preserve">Native-alias-first priority.</w:t>
       </w:r>
       <w:r>
-        <w:rPr>
-          <w:lang w:val="en"/>
-        </w:rPr>
-        <w:t xml:space="preserve"> </w:t>
-      </w:r>
-      <w:r>
-        <w:rPr>
-          <w:rStyle w:val="VerbatimChar"/>
-          <w:lang w:val="en"/>
+        <w:t xml:space="preserve"> </w:t>
+      </w:r>
+      <w:r>
+        <w:rPr>
+          <w:rStyle w:val="VerbatimChar"/>
         </w:rPr>
         <w:t xml:space="preserve">_next_available_alias</w:t>
       </w:r>
       <w:r>
-        <w:rPr>
-          <w:lang w:val="en"/>
-        </w:rPr>
-        <w:t xml:space="preserve"> </w:t>
-      </w:r>
-      <w:r>
-        <w:rPr>
-          <w:lang w:val="en"/>
-        </w:rPr>
+        <w:t xml:space="preserve"> </w:t>
+      </w:r>
+      <w:r>
         <w:t xml:space="preserve">scans the</w:t>
       </w:r>
       <w:r>
-        <w:rPr>
-          <w:lang w:val="en"/>
-        </w:rPr>
-        <w:t xml:space="preserve"> </w:t>
-      </w:r>
-      <w:r>
-        <w:rPr>
-          <w:rStyle w:val="VerbatimChar"/>
-          <w:lang w:val="en"/>
+        <w:t xml:space="preserve"> </w:t>
+      </w:r>
+      <w:r>
+        <w:rPr>
+          <w:rStyle w:val="VerbatimChar"/>
         </w:rPr>
         <w:t xml:space="preserve">native</w:t>
       </w:r>
       <w:r>
-        <w:rPr>
-          <w:lang w:val="en"/>
-        </w:rPr>
-        <w:t xml:space="preserve"> </w:t>
-      </w:r>
-      <w:r>
-        <w:rPr>
-          <w:lang w:val="en"/>
-        </w:rPr>
+        <w:t xml:space="preserve"> </w:t>
+      </w:r>
+      <w:r>
         <w:t xml:space="preserve">class</w:t>
       </w:r>
       <w:r>
-        <w:rPr>
-          <w:lang w:val="en"/>
-        </w:rPr>
-        <w:t xml:space="preserve"> </w:t>
-      </w:r>
-      <w:r>
-        <w:rPr>
-          <w:lang w:val="en"/>
-        </w:rPr>
+        <w:t xml:space="preserve"> </w:t>
+      </w:r>
+      <w:r>
         <w:t xml:space="preserve">COMPLETELY before the</w:t>
       </w:r>
       <w:r>
-        <w:rPr>
-          <w:lang w:val="en"/>
-        </w:rPr>
-        <w:t xml:space="preserve"> </w:t>
-      </w:r>
-      <w:r>
-        <w:rPr>
-          <w:rStyle w:val="VerbatimChar"/>
-          <w:lang w:val="en"/>
+        <w:t xml:space="preserve"> </w:t>
+      </w:r>
+      <w:r>
+        <w:rPr>
+          <w:rStyle w:val="VerbatimChar"/>
         </w:rPr>
         <w:t xml:space="preserve">provider</w:t>
       </w:r>
       <w:r>
-        <w:rPr>
-          <w:lang w:val="en"/>
-        </w:rPr>
-        <w:t xml:space="preserve"> </w:t>
-      </w:r>
-      <w:r>
-        <w:rPr>
-          <w:lang w:val="en"/>
-        </w:rPr>
+        <w:t xml:space="preserve"> </w:t>
+      </w:r>
+      <w:r>
         <w:t xml:space="preserve">class, so an OPERATIONAL native (</w:t>
       </w:r>
       <w:r>
         <w:rPr>
           <w:rStyle w:val="VerbatimChar"/>
-          <w:lang w:val="en"/>
         </w:rPr>
         <w:t xml:space="preserve">claudeN</w:t>
       </w:r>
       <w:r>
-        <w:rPr>
-          <w:lang w:val="en"/>
-        </w:rPr>
         <w:t xml:space="preserve">) alias</w:t>
       </w:r>
       <w:r>
-        <w:rPr>
-          <w:lang w:val="en"/>
-        </w:rPr>
-        <w:t xml:space="preserve"> </w:t>
-      </w:r>
-      <w:r>
-        <w:rPr>
-          <w:lang w:val="en"/>
-        </w:rPr>
+        <w:t xml:space="preserve"> </w:t>
+      </w:r>
+      <w:r>
         <w:t xml:space="preserve">is ALWAYS selected before ANY provider, regardless of roster file order (§11.4.111</w:t>
       </w:r>
       <w:r>
-        <w:rPr>
-          <w:lang w:val="en"/>
-        </w:rPr>
-        <w:t xml:space="preserve"> </w:t>
-      </w:r>
-      <w:r>
-        <w:rPr>
-          <w:lang w:val="en"/>
-        </w:rPr>
+        <w:t xml:space="preserve"> </w:t>
+      </w:r>
+      <w:r>
         <w:t xml:space="preserve">resolve-by-CLASS-not-by-file-position). Within a class the operator-mandated order</w:t>
       </w:r>
       <w:r>
-        <w:rPr>
-          <w:lang w:val="en"/>
-        </w:rPr>
-        <w:t xml:space="preserve"> </w:t>
-      </w:r>
-      <w:r>
-        <w:rPr>
-          <w:lang w:val="en"/>
-        </w:rPr>
+        <w:t xml:space="preserve"> </w:t>
+      </w:r>
+      <w:r>
         <w:t xml:space="preserve">(native equal-capability; providers</w:t>
       </w:r>
       <w:r>
-        <w:rPr>
-          <w:lang w:val="en"/>
-        </w:rPr>
-        <w:t xml:space="preserve"> </w:t>
-      </w:r>
-      <w:r>
-        <w:rPr>
-          <w:rStyle w:val="VerbatimChar"/>
-          <w:lang w:val="en"/>
+        <w:t xml:space="preserve"> </w:t>
+      </w:r>
+      <w:r>
+        <w:rPr>
+          <w:rStyle w:val="VerbatimChar"/>
         </w:rPr>
         <w:t xml:space="preserve">deepseek → xiaomi → opencode → kimi-for-coding → …</w:t>
       </w:r>
       <w:r>
-        <w:rPr>
-          <w:lang w:val="en"/>
-        </w:rPr>
         <w:t xml:space="preserve">) is authoritative decision-DATA — the built-in</w:t>
       </w:r>
       <w:r>
-        <w:rPr>
-          <w:lang w:val="en"/>
-        </w:rPr>
-        <w:t xml:space="preserve"> </w:t>
-      </w:r>
-      <w:r>
-        <w:rPr>
-          <w:rStyle w:val="VerbatimChar"/>
-          <w:lang w:val="en"/>
+        <w:t xml:space="preserve"> </w:t>
+      </w:r>
+      <w:r>
+        <w:rPr>
+          <w:rStyle w:val="VerbatimChar"/>
         </w:rPr>
         <w:t xml:space="preserve">DEFAULT_ROSTER</w:t>
       </w:r>
       <w:r>
-        <w:rPr>
-          <w:lang w:val="en"/>
-        </w:rPr>
-        <w:t xml:space="preserve"> </w:t>
-      </w:r>
-      <w:r>
-        <w:rPr>
-          <w:lang w:val="en"/>
-        </w:rPr>
+        <w:t xml:space="preserve"> </w:t>
+      </w:r>
+      <w:r>
         <w:t xml:space="preserve">encodes it and</w:t>
       </w:r>
       <w:r>
-        <w:rPr>
-          <w:lang w:val="en"/>
-        </w:rPr>
-        <w:t xml:space="preserve"> </w:t>
-      </w:r>
-      <w:r>
-        <w:rPr>
-          <w:rStyle w:val="VerbatimChar"/>
-          <w:lang w:val="en"/>
+        <w:t xml:space="preserve"> </w:t>
+      </w:r>
+      <w:r>
+        <w:rPr>
+          <w:rStyle w:val="VerbatimChar"/>
         </w:rPr>
         <w:t xml:space="preserve">config/multitrack/alias_priority.yaml</w:t>
       </w:r>
       <w:r>
-        <w:rPr>
-          <w:lang w:val="en"/>
-        </w:rPr>
-        <w:t xml:space="preserve"> </w:t>
-      </w:r>
-      <w:r>
-        <w:rPr>
-          <w:lang w:val="en"/>
-        </w:rPr>
+        <w:t xml:space="preserve"> </w:t>
+      </w:r>
+      <w:r>
         <w:t xml:space="preserve">is its tracked, non-secret record (alias</w:t>
       </w:r>
       <w:r>
-        <w:rPr>
-          <w:lang w:val="en"/>
-        </w:rPr>
-        <w:t xml:space="preserve"> </w:t>
-      </w:r>
-      <w:r>
-        <w:rPr>
-          <w:lang w:val="en"/>
-        </w:rPr>
+        <w:t xml:space="preserve"> </w:t>
+      </w:r>
+      <w:r>
         <w:t xml:space="preserve">NAMES only, never keys — §11.4.10).</w:t>
       </w:r>
       <w:r>
-        <w:rPr>
-          <w:lang w:val="en"/>
-        </w:rPr>
-        <w:t xml:space="preserve"> </w:t>
-      </w:r>
-      <w:r>
-        <w:rPr>
-          <w:rStyle w:val="VerbatimChar"/>
-          <w:lang w:val="en"/>
+        <w:t xml:space="preserve"> </w:t>
+      </w:r>
+      <w:r>
+        <w:rPr>
+          <w:rStyle w:val="VerbatimChar"/>
         </w:rPr>
         <w:t xml:space="preserve">_alias_rank</w:t>
       </w:r>
       <w:r>
-        <w:rPr>
-          <w:lang w:val="en"/>
-        </w:rPr>
-        <w:t xml:space="preserve"> </w:t>
-      </w:r>
-      <w:r>
-        <w:rPr>
-          <w:lang w:val="en"/>
-        </w:rPr>
+        <w:t xml:space="preserve"> </w:t>
+      </w:r>
+      <w:r>
         <w:t xml:space="preserve">exposes the same ordering as a</w:t>
       </w:r>
       <w:r>
-        <w:rPr>
-          <w:lang w:val="en"/>
-        </w:rPr>
-        <w:t xml:space="preserve"> </w:t>
-      </w:r>
-      <w:r>
-        <w:rPr>
-          <w:lang w:val="en"/>
-        </w:rPr>
+        <w:t xml:space="preserve"> </w:t>
+      </w:r>
+      <w:r>
         <w:t xml:space="preserve">comparable integer (native base 0 &lt; provider base 100000).</w:t>
       </w:r>
     </w:p>
@@ -7692,132 +5404,79 @@
         <w:rPr>
           <w:b/>
           <w:bCs/>
-          <w:lang w:val="en"/>
         </w:rPr>
         <w:t xml:space="preserve">Per-alias reason-class limit tracking (from REAL signals, never faked — §11.4.6).</w:t>
       </w:r>
       <w:r>
-        <w:rPr>
-          <w:lang w:val="en"/>
-        </w:rPr>
-        <w:t xml:space="preserve"> </w:t>
-      </w:r>
-      <w:r>
-        <w:rPr>
-          <w:lang w:val="en"/>
-        </w:rPr>
+        <w:t xml:space="preserve"> </w:t>
+      </w:r>
+      <w:r>
         <w:t xml:space="preserve">A cooled alias's</w:t>
       </w:r>
       <w:r>
-        <w:rPr>
-          <w:lang w:val="en"/>
-        </w:rPr>
-        <w:t xml:space="preserve"> </w:t>
-      </w:r>
-      <w:r>
-        <w:rPr>
-          <w:rStyle w:val="VerbatimChar"/>
-          <w:lang w:val="en"/>
+        <w:t xml:space="preserve"> </w:t>
+      </w:r>
+      <w:r>
+        <w:rPr>
+          <w:rStyle w:val="VerbatimChar"/>
         </w:rPr>
         <w:t xml:space="preserve">cooldowns.snapshot</w:t>
       </w:r>
       <w:r>
-        <w:rPr>
-          <w:lang w:val="en"/>
-        </w:rPr>
-        <w:t xml:space="preserve"> </w:t>
-      </w:r>
-      <w:r>
-        <w:rPr>
-          <w:lang w:val="en"/>
-        </w:rPr>
+        <w:t xml:space="preserve"> </w:t>
+      </w:r>
+      <w:r>
         <w:t xml:space="preserve">row is</w:t>
       </w:r>
       <w:r>
-        <w:rPr>
-          <w:lang w:val="en"/>
-        </w:rPr>
-        <w:t xml:space="preserve"> </w:t>
-      </w:r>
-      <w:r>
-        <w:rPr>
-          <w:rStyle w:val="VerbatimChar"/>
-          <w:lang w:val="en"/>
+        <w:t xml:space="preserve"> </w:t>
+      </w:r>
+      <w:r>
+        <w:rPr>
+          <w:rStyle w:val="VerbatimChar"/>
         </w:rPr>
         <w:t xml:space="preserve">alias|until|reason|class</w:t>
       </w:r>
       <w:r>
-        <w:rPr>
-          <w:lang w:val="en"/>
-        </w:rPr>
-        <w:t xml:space="preserve"> </w:t>
-      </w:r>
-      <w:r>
-        <w:rPr>
-          <w:lang w:val="en"/>
-        </w:rPr>
+        <w:t xml:space="preserve"> </w:t>
+      </w:r>
+      <w:r>
         <w:t xml:space="preserve">where</w:t>
       </w:r>
       <w:r>
-        <w:rPr>
-          <w:lang w:val="en"/>
-        </w:rPr>
-        <w:t xml:space="preserve"> </w:t>
-      </w:r>
-      <w:r>
-        <w:rPr>
-          <w:rStyle w:val="VerbatimChar"/>
-          <w:lang w:val="en"/>
+        <w:t xml:space="preserve"> </w:t>
+      </w:r>
+      <w:r>
+        <w:rPr>
+          <w:rStyle w:val="VerbatimChar"/>
         </w:rPr>
         <w:t xml:space="preserve">class ∈ {session | weekly | subscription}</w:t>
       </w:r>
       <w:r>
-        <w:rPr>
-          <w:lang w:val="en"/>
-        </w:rPr>
-        <w:t xml:space="preserve"> </w:t>
-      </w:r>
-      <w:r>
-        <w:rPr>
-          <w:lang w:val="en"/>
-        </w:rPr>
+        <w:t xml:space="preserve"> </w:t>
+      </w:r>
+      <w:r>
         <w:t xml:space="preserve">and</w:t>
       </w:r>
       <w:r>
-        <w:rPr>
-          <w:lang w:val="en"/>
-        </w:rPr>
-        <w:t xml:space="preserve"> </w:t>
-      </w:r>
-      <w:r>
-        <w:rPr>
-          <w:rStyle w:val="VerbatimChar"/>
-          <w:lang w:val="en"/>
+        <w:t xml:space="preserve"> </w:t>
+      </w:r>
+      <w:r>
+        <w:rPr>
+          <w:rStyle w:val="VerbatimChar"/>
         </w:rPr>
         <w:t xml:space="preserve">until</w:t>
       </w:r>
       <w:r>
-        <w:rPr>
-          <w:lang w:val="en"/>
-        </w:rPr>
-        <w:t xml:space="preserve"> </w:t>
-      </w:r>
-      <w:r>
-        <w:rPr>
-          <w:lang w:val="en"/>
-        </w:rPr>
+        <w:t xml:space="preserve"> </w:t>
+      </w:r>
+      <w:r>
         <w:t xml:space="preserve">is its operational-again</w:t>
       </w:r>
       <w:r>
-        <w:rPr>
-          <w:lang w:val="en"/>
-        </w:rPr>
-        <w:t xml:space="preserve"> </w:t>
-      </w:r>
-      <w:r>
-        <w:rPr>
-          <w:lang w:val="en"/>
-        </w:rPr>
+        <w:t xml:space="preserve"> </w:t>
+      </w:r>
+      <w:r>
         <w:t xml:space="preserve">epoch. The three classes have DIFFERENT windows:</w:t>
       </w:r>
     </w:p>
@@ -7843,9 +5502,6 @@
               <w:pStyle w:val="Compact"/>
             </w:pPr>
             <w:r>
-              <w:rPr>
-                <w:lang w:val="en"/>
-              </w:rPr>
               <w:t xml:space="preserve">class</w:t>
             </w:r>
           </w:p>
@@ -7857,22 +5513,15 @@
               <w:pStyle w:val="Compact"/>
             </w:pPr>
             <w:r>
-              <w:rPr>
-                <w:lang w:val="en"/>
-              </w:rPr>
               <w:t xml:space="preserve">window (</w:t>
             </w:r>
             <w:r>
               <w:rPr>
                 <w:rStyle w:val="VerbatimChar"/>
-                <w:lang w:val="en"/>
               </w:rPr>
               <w:t xml:space="preserve">MT_COOLDOWN_*</w:t>
             </w:r>
             <w:r>
-              <w:rPr>
-                <w:lang w:val="en"/>
-              </w:rPr>
               <w:t xml:space="preserve">)</w:t>
             </w:r>
           </w:p>
@@ -7884,9 +5533,6 @@
               <w:pStyle w:val="Compact"/>
             </w:pPr>
             <w:r>
-              <w:rPr>
-                <w:lang w:val="en"/>
-              </w:rPr>
               <w:t xml:space="preserve">meaning</w:t>
             </w:r>
           </w:p>
@@ -7902,7 +5548,6 @@
             <w:r>
               <w:rPr>
                 <w:rStyle w:val="VerbatimChar"/>
-                <w:lang w:val="en"/>
               </w:rPr>
               <w:t xml:space="preserve">session</w:t>
             </w:r>
@@ -7917,20 +5562,13 @@
             <w:r>
               <w:rPr>
                 <w:rStyle w:val="VerbatimChar"/>
-                <w:lang w:val="en"/>
               </w:rPr>
               <w:t xml:space="preserve">MT_COOLDOWN_SESSION</w:t>
             </w:r>
             <w:r>
-              <w:rPr>
-                <w:lang w:val="en"/>
-              </w:rPr>
-              <w:t xml:space="preserve"> </w:t>
-            </w:r>
-            <w:r>
-              <w:rPr>
-                <w:lang w:val="en"/>
-              </w:rPr>
+              <w:t xml:space="preserve"> </w:t>
+            </w:r>
+            <w:r>
               <w:t xml:space="preserve">(=300s)</w:t>
             </w:r>
           </w:p>
@@ -7942,9 +5580,6 @@
               <w:pStyle w:val="Compact"/>
             </w:pPr>
             <w:r>
-              <w:rPr>
-                <w:lang w:val="en"/>
-              </w:rPr>
               <w:t xml:space="preserve">a 429 session rate-limit — self-heals at the reset</w:t>
             </w:r>
           </w:p>
@@ -7960,7 +5595,6 @@
             <w:r>
               <w:rPr>
                 <w:rStyle w:val="VerbatimChar"/>
-                <w:lang w:val="en"/>
               </w:rPr>
               <w:t xml:space="preserve">weekly</w:t>
             </w:r>
@@ -7975,20 +5609,13 @@
             <w:r>
               <w:rPr>
                 <w:rStyle w:val="VerbatimChar"/>
-                <w:lang w:val="en"/>
               </w:rPr>
               <w:t xml:space="preserve">MT_COOLDOWN_WEEKLY</w:t>
             </w:r>
             <w:r>
-              <w:rPr>
-                <w:lang w:val="en"/>
-              </w:rPr>
-              <w:t xml:space="preserve"> </w:t>
-            </w:r>
-            <w:r>
-              <w:rPr>
-                <w:lang w:val="en"/>
-              </w:rPr>
+              <w:t xml:space="preserve"> </w:t>
+            </w:r>
+            <w:r>
               <w:t xml:space="preserve">(=604800s)</w:t>
             </w:r>
           </w:p>
@@ -8000,9 +5627,6 @@
               <w:pStyle w:val="Compact"/>
             </w:pPr>
             <w:r>
-              <w:rPr>
-                <w:lang w:val="en"/>
-              </w:rPr>
               <w:t xml:space="preserve">weekly-limit-reached — ~until the weekly reset</w:t>
             </w:r>
           </w:p>
@@ -8018,7 +5642,6 @@
             <w:r>
               <w:rPr>
                 <w:rStyle w:val="VerbatimChar"/>
-                <w:lang w:val="en"/>
               </w:rPr>
               <w:t xml:space="preserve">subscription</w:t>
             </w:r>
@@ -8031,9 +5654,6 @@
               <w:pStyle w:val="Compact"/>
             </w:pPr>
             <w:r>
-              <w:rPr>
-                <w:lang w:val="en"/>
-              </w:rPr>
               <w:t xml:space="preserve">far-future sentinel (2100-01-01Z)</w:t>
             </w:r>
           </w:p>
@@ -8045,9 +5665,6 @@
               <w:pStyle w:val="Compact"/>
             </w:pPr>
             <w:r>
-              <w:rPr>
-                <w:lang w:val="en"/>
-              </w:rPr>
               <w:t xml:space="preserve">subscription expired — INDEFINITE until a REAL renewal</w:t>
             </w:r>
           </w:p>
@@ -8061,45 +5678,28 @@
       <w:r>
         <w:rPr>
           <w:rStyle w:val="VerbatimChar"/>
-          <w:lang w:val="en"/>
         </w:rPr>
         <w:t xml:space="preserve">§11.4.6</w:t>
       </w:r>
       <w:r>
-        <w:rPr>
-          <w:lang w:val="en"/>
-        </w:rPr>
-        <w:t xml:space="preserve"> </w:t>
-      </w:r>
-      <w:r>
-        <w:rPr>
-          <w:lang w:val="en"/>
-        </w:rPr>
+        <w:t xml:space="preserve"> </w:t>
+      </w:r>
+      <w:r>
         <w:t xml:space="preserve">NEVER guesses a renewal date — a caller MAY pass an exact</w:t>
       </w:r>
       <w:r>
-        <w:rPr>
-          <w:lang w:val="en"/>
-        </w:rPr>
-        <w:t xml:space="preserve"> </w:t>
-      </w:r>
-      <w:r>
-        <w:rPr>
-          <w:rStyle w:val="VerbatimChar"/>
-          <w:lang w:val="en"/>
+        <w:t xml:space="preserve"> </w:t>
+      </w:r>
+      <w:r>
+        <w:rPr>
+          <w:rStyle w:val="VerbatimChar"/>
         </w:rPr>
         <w:t xml:space="preserve">--until &lt;epoch&gt;</w:t>
       </w:r>
       <w:r>
-        <w:rPr>
-          <w:lang w:val="en"/>
-        </w:rPr>
-        <w:t xml:space="preserve"> </w:t>
-      </w:r>
-      <w:r>
-        <w:rPr>
-          <w:lang w:val="en"/>
-        </w:rPr>
+        <w:t xml:space="preserve"> </w:t>
+      </w:r>
+      <w:r>
         <w:t xml:space="preserve">parsed from a real reset marker, which wins over the class default.</w:t>
       </w:r>
     </w:p>
@@ -8111,7 +5711,6 @@
         <w:rPr>
           <w:b/>
           <w:bCs/>
-          <w:lang w:val="en"/>
         </w:rPr>
         <w:t xml:space="preserve">Commands.</w:t>
       </w:r>
@@ -8127,126 +5726,76 @@
       <w:r>
         <w:rPr>
           <w:rStyle w:val="VerbatimChar"/>
-          <w:lang w:val="en"/>
         </w:rPr>
         <w:t xml:space="preserve">mark-limited --alias A [--class session|weekly|subscription] [--until EPOCH] [--reason R]</w:t>
       </w:r>
       <w:r>
-        <w:rPr>
-          <w:lang w:val="en"/>
-        </w:rPr>
-        <w:t xml:space="preserve"> </w:t>
-      </w:r>
-      <w:r>
-        <w:rPr>
-          <w:lang w:val="en"/>
-        </w:rPr>
+        <w:t xml:space="preserve"> </w:t>
+      </w:r>
+      <w:r>
         <w:t xml:space="preserve">— record a per-alias limit from a real signal (the</w:t>
       </w:r>
       <w:r>
-        <w:rPr>
-          <w:lang w:val="en"/>
-        </w:rPr>
-        <w:t xml:space="preserve"> </w:t>
-      </w:r>
-      <w:r>
-        <w:rPr>
-          <w:rStyle w:val="VerbatimChar"/>
-          <w:lang w:val="en"/>
+        <w:t xml:space="preserve"> </w:t>
+      </w:r>
+      <w:r>
+        <w:rPr>
+          <w:rStyle w:val="VerbatimChar"/>
         </w:rPr>
         <w:t xml:space="preserve">multitrack_fallback_monitor.sh</w:t>
       </w:r>
       <w:r>
-        <w:rPr>
-          <w:lang w:val="en"/>
-        </w:rPr>
-        <w:t xml:space="preserve"> </w:t>
-      </w:r>
-      <w:r>
-        <w:rPr>
-          <w:lang w:val="en"/>
-        </w:rPr>
+        <w:t xml:space="preserve"> </w:t>
+      </w:r>
+      <w:r>
         <w:t xml:space="preserve">429-signature classifier calls this /</w:t>
       </w:r>
       <w:r>
-        <w:rPr>
-          <w:lang w:val="en"/>
-        </w:rPr>
-        <w:t xml:space="preserve"> </w:t>
-      </w:r>
-      <w:r>
-        <w:rPr>
-          <w:rStyle w:val="VerbatimChar"/>
-          <w:lang w:val="en"/>
+        <w:t xml:space="preserve"> </w:t>
+      </w:r>
+      <w:r>
+        <w:rPr>
+          <w:rStyle w:val="VerbatimChar"/>
         </w:rPr>
         <w:t xml:space="preserve">fallback --class …</w:t>
       </w:r>
       <w:r>
-        <w:rPr>
-          <w:lang w:val="en"/>
-        </w:rPr>
         <w:t xml:space="preserve">). A limited alias is</w:t>
       </w:r>
       <w:r>
-        <w:rPr>
-          <w:lang w:val="en"/>
-        </w:rPr>
-        <w:t xml:space="preserve"> </w:t>
-      </w:r>
-      <w:r>
-        <w:rPr>
-          <w:lang w:val="en"/>
-        </w:rPr>
+        <w:t xml:space="preserve"> </w:t>
+      </w:r>
+      <w:r>
         <w:t xml:space="preserve">never auto-selected until</w:t>
       </w:r>
       <w:r>
-        <w:rPr>
-          <w:lang w:val="en"/>
-        </w:rPr>
-        <w:t xml:space="preserve"> </w:t>
-      </w:r>
-      <w:r>
-        <w:rPr>
-          <w:rStyle w:val="VerbatimChar"/>
-          <w:lang w:val="en"/>
+        <w:t xml:space="preserve"> </w:t>
+      </w:r>
+      <w:r>
+        <w:rPr>
+          <w:rStyle w:val="VerbatimChar"/>
         </w:rPr>
         <w:t xml:space="preserve">until</w:t>
       </w:r>
       <w:r>
-        <w:rPr>
-          <w:lang w:val="en"/>
-        </w:rPr>
-        <w:t xml:space="preserve"> </w:t>
-      </w:r>
-      <w:r>
-        <w:rPr>
-          <w:lang w:val="en"/>
-        </w:rPr>
+        <w:t xml:space="preserve"> </w:t>
+      </w:r>
+      <w:r>
         <w:t xml:space="preserve">passes (session/weekly) or</w:t>
       </w:r>
       <w:r>
-        <w:rPr>
-          <w:lang w:val="en"/>
-        </w:rPr>
-        <w:t xml:space="preserve"> </w:t>
-      </w:r>
-      <w:r>
-        <w:rPr>
-          <w:rStyle w:val="VerbatimChar"/>
-          <w:lang w:val="en"/>
+        <w:t xml:space="preserve"> </w:t>
+      </w:r>
+      <w:r>
+        <w:rPr>
+          <w:rStyle w:val="VerbatimChar"/>
         </w:rPr>
         <w:t xml:space="preserve">mark-operational</w:t>
       </w:r>
       <w:r>
-        <w:rPr>
-          <w:lang w:val="en"/>
-        </w:rPr>
-        <w:t xml:space="preserve"> </w:t>
-      </w:r>
-      <w:r>
-        <w:rPr>
-          <w:lang w:val="en"/>
-        </w:rPr>
+        <w:t xml:space="preserve"> </w:t>
+      </w:r>
+      <w:r>
         <w:t xml:space="preserve">clears it (subscription).</w:t>
       </w:r>
     </w:p>
@@ -8261,70 +5810,43 @@
       <w:r>
         <w:rPr>
           <w:rStyle w:val="VerbatimChar"/>
-          <w:lang w:val="en"/>
         </w:rPr>
         <w:t xml:space="preserve">mark-operational --alias A</w:t>
       </w:r>
       <w:r>
-        <w:rPr>
-          <w:lang w:val="en"/>
-        </w:rPr>
-        <w:t xml:space="preserve"> </w:t>
-      </w:r>
-      <w:r>
-        <w:rPr>
-          <w:lang w:val="en"/>
-        </w:rPr>
+        <w:t xml:space="preserve"> </w:t>
+      </w:r>
+      <w:r>
         <w:t xml:space="preserve">— clear an alias's cooldown NOW (a subscription</w:t>
       </w:r>
       <w:r>
-        <w:rPr>
-          <w:lang w:val="en"/>
-        </w:rPr>
-        <w:t xml:space="preserve"> </w:t>
-      </w:r>
-      <w:r>
-        <w:rPr>
-          <w:lang w:val="en"/>
-        </w:rPr>
+        <w:t xml:space="preserve"> </w:t>
+      </w:r>
+      <w:r>
         <w:t xml:space="preserve">renewal / operator-confirmed recovery). The next</w:t>
       </w:r>
       <w:r>
-        <w:rPr>
-          <w:lang w:val="en"/>
-        </w:rPr>
-        <w:t xml:space="preserve"> </w:t>
-      </w:r>
-      <w:r>
-        <w:rPr>
-          <w:rStyle w:val="VerbatimChar"/>
-          <w:lang w:val="en"/>
+        <w:t xml:space="preserve"> </w:t>
+      </w:r>
+      <w:r>
+        <w:rPr>
+          <w:rStyle w:val="VerbatimChar"/>
         </w:rPr>
         <w:t xml:space="preserve">auto-assign</w:t>
       </w:r>
       <w:r>
-        <w:rPr>
-          <w:lang w:val="en"/>
-        </w:rPr>
         <w:t xml:space="preserve">/</w:t>
       </w:r>
       <w:r>
         <w:rPr>
           <w:rStyle w:val="VerbatimChar"/>
-          <w:lang w:val="en"/>
         </w:rPr>
         <w:t xml:space="preserve">promote</w:t>
       </w:r>
       <w:r>
-        <w:rPr>
-          <w:lang w:val="en"/>
-        </w:rPr>
-        <w:t xml:space="preserve"> </w:t>
-      </w:r>
-      <w:r>
-        <w:rPr>
-          <w:lang w:val="en"/>
-        </w:rPr>
+        <w:t xml:space="preserve"> </w:t>
+      </w:r>
+      <w:r>
         <w:t xml:space="preserve">prefers it.</w:t>
       </w:r>
     </w:p>
@@ -8339,87 +5861,49 @@
       <w:r>
         <w:rPr>
           <w:rStyle w:val="VerbatimChar"/>
-          <w:lang w:val="en"/>
         </w:rPr>
         <w:t xml:space="preserve">promote [--ttl S]</w:t>
       </w:r>
       <w:r>
-        <w:rPr>
-          <w:lang w:val="en"/>
-        </w:rPr>
-        <w:t xml:space="preserve"> </w:t>
-      </w:r>
-      <w:r>
-        <w:rPr>
-          <w:lang w:val="en"/>
-        </w:rPr>
+        <w:t xml:space="preserve"> </w:t>
+      </w:r>
+      <w:r>
         <w:t xml:space="preserve">— auto-use-on-recovery: for EVERY bound track, if a strictly</w:t>
       </w:r>
       <w:r>
-        <w:rPr>
-          <w:lang w:val="en"/>
-        </w:rPr>
-        <w:t xml:space="preserve"> </w:t>
-      </w:r>
-      <w:r>
-        <w:rPr>
-          <w:lang w:val="en"/>
-        </w:rPr>
+        <w:t xml:space="preserve"> </w:t>
+      </w:r>
+      <w:r>
         <w:t xml:space="preserve">higher-priority (lower</w:t>
       </w:r>
       <w:r>
-        <w:rPr>
-          <w:lang w:val="en"/>
-        </w:rPr>
-        <w:t xml:space="preserve"> </w:t>
-      </w:r>
-      <w:r>
-        <w:rPr>
-          <w:rStyle w:val="VerbatimChar"/>
-          <w:lang w:val="en"/>
+        <w:t xml:space="preserve"> </w:t>
+      </w:r>
+      <w:r>
+        <w:rPr>
+          <w:rStyle w:val="VerbatimChar"/>
         </w:rPr>
         <w:t xml:space="preserve">_alias_rank</w:t>
       </w:r>
       <w:r>
-        <w:rPr>
-          <w:lang w:val="en"/>
-        </w:rPr>
         <w:t xml:space="preserve">) NON-cooled alias exists, rebind the track</w:t>
       </w:r>
       <w:r>
-        <w:rPr>
-          <w:lang w:val="en"/>
-        </w:rPr>
-        <w:t xml:space="preserve"> </w:t>
-      </w:r>
-      <w:r>
-        <w:rPr>
-          <w:lang w:val="en"/>
-        </w:rPr>
+        <w:t xml:space="preserve"> </w:t>
+      </w:r>
+      <w:r>
         <w:t xml:space="preserve">UPWARD to it, PRESERVING the worktree AND device leases (leases key on the STABLE</w:t>
       </w:r>
       <w:r>
-        <w:rPr>
-          <w:lang w:val="en"/>
-        </w:rPr>
-        <w:t xml:space="preserve"> </w:t>
-      </w:r>
-      <w:r>
-        <w:rPr>
-          <w:lang w:val="en"/>
-        </w:rPr>
+        <w:t xml:space="preserve"> </w:t>
+      </w:r>
+      <w:r>
         <w:t xml:space="preserve">track id — §11.4.119). Idempotent. Run it after every reap/tick so a track that</w:t>
       </w:r>
       <w:r>
-        <w:rPr>
-          <w:lang w:val="en"/>
-        </w:rPr>
-        <w:t xml:space="preserve"> </w:t>
-      </w:r>
-      <w:r>
-        <w:rPr>
-          <w:lang w:val="en"/>
-        </w:rPr>
+        <w:t xml:space="preserve"> </w:t>
+      </w:r>
+      <w:r>
         <w:t xml:space="preserve">fell onto a provider returns to a recovered native automatically.</w:t>
       </w:r>
     </w:p>
@@ -8434,32 +5918,19 @@
       <w:r>
         <w:rPr>
           <w:rStyle w:val="VerbatimChar"/>
-          <w:lang w:val="en"/>
         </w:rPr>
         <w:t xml:space="preserve">fallback --track T [--class …] [--until …]</w:t>
       </w:r>
       <w:r>
-        <w:rPr>
-          <w:lang w:val="en"/>
-        </w:rPr>
-        <w:t xml:space="preserve"> </w:t>
-      </w:r>
-      <w:r>
-        <w:rPr>
-          <w:lang w:val="en"/>
-        </w:rPr>
+        <w:t xml:space="preserve"> </w:t>
+      </w:r>
+      <w:r>
         <w:t xml:space="preserve">— on a limit, cool the current alias</w:t>
       </w:r>
       <w:r>
-        <w:rPr>
-          <w:lang w:val="en"/>
-        </w:rPr>
-        <w:t xml:space="preserve"> </w:t>
-      </w:r>
-      <w:r>
-        <w:rPr>
-          <w:lang w:val="en"/>
-        </w:rPr>
+        <w:t xml:space="preserve"> </w:t>
+      </w:r>
+      <w:r>
         <w:t xml:space="preserve">(class-aware) and hand the track to the next available alias.</w:t>
       </w:r>
     </w:p>
@@ -8474,64 +5945,40 @@
       <w:r>
         <w:rPr>
           <w:rStyle w:val="VerbatimChar"/>
-          <w:lang w:val="en"/>
         </w:rPr>
         <w:t xml:space="preserve">status</w:t>
       </w:r>
       <w:r>
-        <w:rPr>
-          <w:lang w:val="en"/>
-        </w:rPr>
-        <w:t xml:space="preserve"> </w:t>
-      </w:r>
-      <w:r>
-        <w:rPr>
-          <w:lang w:val="en"/>
-        </w:rPr>
+        <w:t xml:space="preserve"> </w:t>
+      </w:r>
+      <w:r>
         <w:t xml:space="preserve">— the cooldown section now shows</w:t>
       </w:r>
       <w:r>
-        <w:rPr>
-          <w:lang w:val="en"/>
-        </w:rPr>
-        <w:t xml:space="preserve"> </w:t>
-      </w:r>
-      <w:r>
-        <w:rPr>
-          <w:rStyle w:val="VerbatimChar"/>
-          <w:lang w:val="en"/>
+        <w:t xml:space="preserve"> </w:t>
+      </w:r>
+      <w:r>
+        <w:rPr>
+          <w:rStyle w:val="VerbatimChar"/>
         </w:rPr>
         <w:t xml:space="preserve">class</w:t>
       </w:r>
       <w:r>
-        <w:rPr>
-          <w:lang w:val="en"/>
-        </w:rPr>
-        <w:t xml:space="preserve"> </w:t>
-      </w:r>
-      <w:r>
-        <w:rPr>
-          <w:lang w:val="en"/>
-        </w:rPr>
+        <w:t xml:space="preserve"> </w:t>
+      </w:r>
+      <w:r>
         <w:t xml:space="preserve">+</w:t>
       </w:r>
       <w:r>
-        <w:rPr>
-          <w:lang w:val="en"/>
-        </w:rPr>
-        <w:t xml:space="preserve"> </w:t>
-      </w:r>
-      <w:r>
-        <w:rPr>
-          <w:rStyle w:val="VerbatimChar"/>
-          <w:lang w:val="en"/>
+        <w:t xml:space="preserve"> </w:t>
+      </w:r>
+      <w:r>
+        <w:rPr>
+          <w:rStyle w:val="VerbatimChar"/>
         </w:rPr>
         <w:t xml:space="preserve">operational-again-epoch</w:t>
       </w:r>
       <w:r>
-        <w:rPr>
-          <w:lang w:val="en"/>
-        </w:rPr>
         <w:t xml:space="preserve">.</w:t>
       </w:r>
     </w:p>
@@ -8543,7 +5990,6 @@
         <w:rPr>
           <w:b/>
           <w:bCs/>
-          <w:lang w:val="en"/>
         </w:rPr>
         <w:t xml:space="preserve">RB-02 host-budget guard fix (</w:t>
       </w:r>
@@ -8552,7 +5998,6 @@
           <w:rStyle w:val="VerbatimChar"/>
           <w:b/>
           <w:bCs/>
-          <w:lang w:val="en"/>
         </w:rPr>
         <w:t xml:space="preserve">multitrack_host_budget.sh</w:t>
       </w:r>
@@ -8560,212 +6005,124 @@
         <w:rPr>
           <w:b/>
           <w:bCs/>
-          <w:lang w:val="en"/>
         </w:rPr>
         <w:t xml:space="preserve">, §12.12 / §11.4.196(D)).</w:t>
       </w:r>
       <w:r>
-        <w:rPr>
-          <w:lang w:val="en"/>
-        </w:rPr>
-        <w:t xml:space="preserve"> </w:t>
-      </w:r>
-      <w:r>
-        <w:rPr>
-          <w:rStyle w:val="VerbatimChar"/>
-          <w:lang w:val="en"/>
+        <w:t xml:space="preserve"> </w:t>
+      </w:r>
+      <w:r>
+        <w:rPr>
+          <w:rStyle w:val="VerbatimChar"/>
         </w:rPr>
         <w:t xml:space="preserve">_mt_host_budget_heavy_build_running</w:t>
       </w:r>
       <w:r>
-        <w:rPr>
-          <w:lang w:val="en"/>
-        </w:rPr>
-        <w:t xml:space="preserve"> </w:t>
-      </w:r>
-      <w:r>
-        <w:rPr>
-          <w:lang w:val="en"/>
-        </w:rPr>
+        <w:t xml:space="preserve"> </w:t>
+      </w:r>
+      <w:r>
         <w:t xml:space="preserve">no longer trusts a bare</w:t>
       </w:r>
       <w:r>
-        <w:rPr>
-          <w:lang w:val="en"/>
-        </w:rPr>
-        <w:t xml:space="preserve"> </w:t>
-      </w:r>
-      <w:r>
-        <w:rPr>
-          <w:rStyle w:val="VerbatimChar"/>
-          <w:lang w:val="en"/>
+        <w:t xml:space="preserve"> </w:t>
+      </w:r>
+      <w:r>
+        <w:rPr>
+          <w:rStyle w:val="VerbatimChar"/>
         </w:rPr>
         <w:t xml:space="preserve">pgrep -f REGEX</w:t>
       </w:r>
       <w:r>
-        <w:rPr>
-          <w:lang w:val="en"/>
-        </w:rPr>
-        <w:t xml:space="preserve"> </w:t>
-      </w:r>
-      <w:r>
-        <w:rPr>
-          <w:lang w:val="en"/>
-        </w:rPr>
+        <w:t xml:space="preserve"> </w:t>
+      </w:r>
+      <w:r>
         <w:t xml:space="preserve">substring match (which false-matched a live</w:t>
       </w:r>
       <w:r>
-        <w:rPr>
-          <w:lang w:val="en"/>
-        </w:rPr>
-        <w:t xml:space="preserve"> </w:t>
-      </w:r>
-      <w:r>
-        <w:rPr>
-          <w:rStyle w:val="VerbatimChar"/>
-          <w:lang w:val="en"/>
+        <w:t xml:space="preserve"> </w:t>
+      </w:r>
+      <w:r>
+        <w:rPr>
+          <w:rStyle w:val="VerbatimChar"/>
         </w:rPr>
         <w:t xml:space="preserve">claude</w:t>
       </w:r>
       <w:r>
-        <w:rPr>
-          <w:lang w:val="en"/>
-        </w:rPr>
-        <w:t xml:space="preserve"> </w:t>
-      </w:r>
-      <w:r>
-        <w:rPr>
-          <w:lang w:val="en"/>
-        </w:rPr>
+        <w:t xml:space="preserve"> </w:t>
+      </w:r>
+      <w:r>
         <w:t xml:space="preserve">worker whose prompt QUOTED the</w:t>
       </w:r>
       <w:r>
-        <w:rPr>
-          <w:lang w:val="en"/>
-        </w:rPr>
-        <w:t xml:space="preserve"> </w:t>
-      </w:r>
-      <w:r>
-        <w:rPr>
-          <w:lang w:val="en"/>
-        </w:rPr>
+        <w:t xml:space="preserve"> </w:t>
+      </w:r>
+      <w:r>
         <w:t xml:space="preserve">pgrep pattern and REFUSED every spawn on a host with zero real builds — forensic</w:t>
       </w:r>
       <w:r>
-        <w:rPr>
-          <w:lang w:val="en"/>
-        </w:rPr>
-        <w:t xml:space="preserve"> </w:t>
-      </w:r>
-      <w:r>
-        <w:rPr>
-          <w:lang w:val="en"/>
-        </w:rPr>
+        <w:t xml:space="preserve"> </w:t>
+      </w:r>
+      <w:r>
         <w:t xml:space="preserve">FACT 2026-07-13). It re-reads each matched PID's REAL</w:t>
       </w:r>
       <w:r>
-        <w:rPr>
-          <w:lang w:val="en"/>
-        </w:rPr>
-        <w:t xml:space="preserve"> </w:t>
-      </w:r>
-      <w:r>
-        <w:rPr>
-          <w:rStyle w:val="VerbatimChar"/>
-          <w:lang w:val="en"/>
+        <w:t xml:space="preserve"> </w:t>
+      </w:r>
+      <w:r>
+        <w:rPr>
+          <w:rStyle w:val="VerbatimChar"/>
         </w:rPr>
         <w:t xml:space="preserve">/proc/&lt;pid&gt;/cmdline</w:t>
       </w:r>
       <w:r>
-        <w:rPr>
-          <w:lang w:val="en"/>
-        </w:rPr>
-        <w:t xml:space="preserve"> </w:t>
-      </w:r>
-      <w:r>
-        <w:rPr>
-          <w:lang w:val="en"/>
-        </w:rPr>
+        <w:t xml:space="preserve"> </w:t>
+      </w:r>
+      <w:r>
         <w:t xml:space="preserve">(via the</w:t>
       </w:r>
       <w:r>
-        <w:rPr>
-          <w:lang w:val="en"/>
-        </w:rPr>
-        <w:t xml:space="preserve"> </w:t>
-      </w:r>
-      <w:r>
-        <w:rPr>
-          <w:rStyle w:val="VerbatimChar"/>
-          <w:lang w:val="en"/>
+        <w:t xml:space="preserve"> </w:t>
+      </w:r>
+      <w:r>
+        <w:rPr>
+          <w:rStyle w:val="VerbatimChar"/>
         </w:rPr>
         <w:t xml:space="preserve">_mt_host_budget_pid_cmdline</w:t>
       </w:r>
       <w:r>
-        <w:rPr>
-          <w:lang w:val="en"/>
-        </w:rPr>
-        <w:t xml:space="preserve"> </w:t>
-      </w:r>
-      <w:r>
-        <w:rPr>
-          <w:lang w:val="en"/>
-        </w:rPr>
+        <w:t xml:space="preserve"> </w:t>
+      </w:r>
+      <w:r>
         <w:t xml:space="preserve">seam) and excludes the pattern-CARRIER / multitrack-</w:t>
       </w:r>
       <w:r>
-        <w:rPr>
-          <w:lang w:val="en"/>
-        </w:rPr>
-        <w:t xml:space="preserve"> </w:t>
-      </w:r>
-      <w:r>
-        <w:rPr>
-          <w:lang w:val="en"/>
-        </w:rPr>
+        <w:t xml:space="preserve"> </w:t>
+      </w:r>
+      <w:r>
         <w:t xml:space="preserve">ENGINE /</w:t>
       </w:r>
       <w:r>
-        <w:rPr>
-          <w:lang w:val="en"/>
-        </w:rPr>
-        <w:t xml:space="preserve"> </w:t>
-      </w:r>
-      <w:r>
-        <w:rPr>
-          <w:rStyle w:val="VerbatimChar"/>
-          <w:lang w:val="en"/>
+        <w:t xml:space="preserve"> </w:t>
+      </w:r>
+      <w:r>
+        <w:rPr>
+          <w:rStyle w:val="VerbatimChar"/>
         </w:rPr>
         <w:t xml:space="preserve">claude</w:t>
       </w:r>
       <w:r>
-        <w:rPr>
-          <w:lang w:val="en"/>
-        </w:rPr>
         <w:t xml:space="preserve">-worker / self+parent classes; an UNREADABLE cmdline is</w:t>
       </w:r>
       <w:r>
-        <w:rPr>
-          <w:lang w:val="en"/>
-        </w:rPr>
-        <w:t xml:space="preserve"> </w:t>
-      </w:r>
-      <w:r>
-        <w:rPr>
-          <w:lang w:val="en"/>
-        </w:rPr>
+        <w:t xml:space="preserve"> </w:t>
+      </w:r>
+      <w:r>
         <w:t xml:space="preserve">conservatively counted as a build (REFUSE — the safe, reversible default,</w:t>
       </w:r>
       <w:r>
-        <w:rPr>
-          <w:lang w:val="en"/>
-        </w:rPr>
-        <w:t xml:space="preserve"> </w:t>
-      </w:r>
-      <w:r>
-        <w:rPr>
-          <w:lang w:val="en"/>
-        </w:rPr>
+        <w:t xml:space="preserve"> </w:t>
+      </w:r>
+      <w:r>
         <w:t xml:space="preserve">§11.4.101/§12.8), so a genuine soong/gradle/JVM-daemon build is still caught.</w:t>
       </w:r>
     </w:p>
@@ -8777,7 +6134,6 @@
         <w:rPr>
           <w:b/>
           <w:bCs/>
-          <w:lang w:val="en"/>
         </w:rPr>
         <w:t xml:space="preserve">Tests (anti-bluff, §11.4.115 RED-polarity + §1.1 mutation + §11.4.50 determinism):</w:t>
       </w:r>
@@ -8793,39 +6149,25 @@
       <w:r>
         <w:rPr>
           <w:rStyle w:val="VerbatimChar"/>
-          <w:lang w:val="en"/>
         </w:rPr>
         <w:t xml:space="preserve">test_multitrack_host_budget_rb02_pgrep.sh</w:t>
       </w:r>
       <w:r>
-        <w:rPr>
-          <w:lang w:val="en"/>
-        </w:rPr>
-        <w:t xml:space="preserve"> </w:t>
-      </w:r>
-      <w:r>
-        <w:rPr>
-          <w:lang w:val="en"/>
-        </w:rPr>
+        <w:t xml:space="preserve"> </w:t>
+      </w:r>
+      <w:r>
         <w:t xml:space="preserve">— RB-02 guard (hermetic stub + real-</w:t>
       </w:r>
       <w:r>
         <w:rPr>
           <w:rStyle w:val="VerbatimChar"/>
-          <w:lang w:val="en"/>
         </w:rPr>
         <w:t xml:space="preserve">/proc</w:t>
       </w:r>
       <w:r>
-        <w:rPr>
-          <w:lang w:val="en"/>
-        </w:rPr>
-        <w:t xml:space="preserve"> </w:t>
-      </w:r>
-      <w:r>
-        <w:rPr>
-          <w:lang w:val="en"/>
-        </w:rPr>
+        <w:t xml:space="preserve"> </w:t>
+      </w:r>
+      <w:r>
         <w:t xml:space="preserve">E2E).</w:t>
       </w:r>
     </w:p>
@@ -8840,39 +6182,25 @@
       <w:r>
         <w:rPr>
           <w:rStyle w:val="VerbatimChar"/>
-          <w:lang w:val="en"/>
         </w:rPr>
         <w:t xml:space="preserve">test_multitrack_alias_priority_limits.sh</w:t>
       </w:r>
       <w:r>
-        <w:rPr>
-          <w:lang w:val="en"/>
-        </w:rPr>
-        <w:t xml:space="preserve"> </w:t>
-      </w:r>
-      <w:r>
-        <w:rPr>
-          <w:lang w:val="en"/>
-        </w:rPr>
+        <w:t xml:space="preserve"> </w:t>
+      </w:r>
+      <w:r>
         <w:t xml:space="preserve">— native-first rank + per-class limit windows +</w:t>
       </w:r>
       <w:r>
-        <w:rPr>
-          <w:lang w:val="en"/>
-        </w:rPr>
-        <w:t xml:space="preserve"> </w:t>
-      </w:r>
-      <w:r>
-        <w:rPr>
-          <w:rStyle w:val="VerbatimChar"/>
-          <w:lang w:val="en"/>
+        <w:t xml:space="preserve"> </w:t>
+      </w:r>
+      <w:r>
+        <w:rPr>
+          <w:rStyle w:val="VerbatimChar"/>
         </w:rPr>
         <w:t xml:space="preserve">promote</w:t>
       </w:r>
       <w:r>
-        <w:rPr>
-          <w:lang w:val="en"/>
-        </w:rPr>
         <w:t xml:space="preserve">.</w:t>
       </w:r>
     </w:p>
@@ -8887,82 +6215,49 @@
       <w:r>
         <w:rPr>
           <w:rStyle w:val="VerbatimChar"/>
-          <w:lang w:val="en"/>
         </w:rPr>
         <w:t xml:space="preserve">test_multitrack_native_first_fallback.sh</w:t>
       </w:r>
       <w:r>
-        <w:rPr>
-          <w:lang w:val="en"/>
-        </w:rPr>
-        <w:t xml:space="preserve"> </w:t>
-      </w:r>
-      <w:r>
-        <w:rPr>
-          <w:lang w:val="en"/>
-        </w:rPr>
+        <w:t xml:space="preserve"> </w:t>
+      </w:r>
+      <w:r>
         <w:t xml:space="preserve">— native-first selection (pre-existing).</w:t>
       </w:r>
       <w:r>
-        <w:rPr>
-          <w:lang w:val="en"/>
-        </w:rPr>
-        <w:t xml:space="preserve"> </w:t>
-      </w:r>
-      <w:r>
-        <w:rPr>
-          <w:lang w:val="en"/>
-        </w:rPr>
+        <w:t xml:space="preserve"> </w:t>
+      </w:r>
+      <w:r>
         <w:t xml:space="preserve">Run each with</w:t>
       </w:r>
       <w:r>
-        <w:rPr>
-          <w:lang w:val="en"/>
-        </w:rPr>
-        <w:t xml:space="preserve"> </w:t>
-      </w:r>
-      <w:r>
-        <w:rPr>
-          <w:rStyle w:val="VerbatimChar"/>
-          <w:lang w:val="en"/>
+        <w:t xml:space="preserve"> </w:t>
+      </w:r>
+      <w:r>
+        <w:rPr>
+          <w:rStyle w:val="VerbatimChar"/>
         </w:rPr>
         <w:t xml:space="preserve">RED_MODE=1</w:t>
       </w:r>
       <w:r>
-        <w:rPr>
-          <w:lang w:val="en"/>
-        </w:rPr>
-        <w:t xml:space="preserve"> </w:t>
-      </w:r>
-      <w:r>
-        <w:rPr>
-          <w:lang w:val="en"/>
-        </w:rPr>
+        <w:t xml:space="preserve"> </w:t>
+      </w:r>
+      <w:r>
         <w:t xml:space="preserve">(reproduce the defect on the mutated artifact) and</w:t>
       </w:r>
       <w:r>
-        <w:rPr>
-          <w:lang w:val="en"/>
-        </w:rPr>
-        <w:t xml:space="preserve"> </w:t>
-      </w:r>
-      <w:r>
-        <w:rPr>
-          <w:rStyle w:val="VerbatimChar"/>
-          <w:lang w:val="en"/>
+        <w:t xml:space="preserve"> </w:t>
+      </w:r>
+      <w:r>
+        <w:rPr>
+          <w:rStyle w:val="VerbatimChar"/>
         </w:rPr>
         <w:t xml:space="preserve">RED_MODE=0</w:t>
       </w:r>
       <w:r>
-        <w:rPr>
-          <w:lang w:val="en"/>
-        </w:rPr>
-        <w:t xml:space="preserve"> </w:t>
-      </w:r>
-      <w:r>
-        <w:rPr>
-          <w:lang w:val="en"/>
-        </w:rPr>
+        <w:t xml:space="preserve"> </w:t>
+      </w:r>
+      <w:r>
         <w:t xml:space="preserve">(assert the fixed behaviour + §1.1 self-check).</w:t>
       </w:r>
     </w:p>
@@ -8971,33 +6266,18 @@
         <w:pStyle w:val="FirstParagraph"/>
       </w:pPr>
       <w:r>
-        <w:rPr>
-          <w:lang w:val="en"/>
-        </w:rPr>
         <w:t xml:space="preserve">Honest boundary (§11.4.6): these prove the selection / tracking / rebind / guard</w:t>
       </w:r>
       <w:r>
-        <w:rPr>
-          <w:lang w:val="en"/>
-        </w:rPr>
-        <w:t xml:space="preserve"> </w:t>
-      </w:r>
-      <w:r>
-        <w:rPr>
-          <w:lang w:val="en"/>
-        </w:rPr>
+        <w:t xml:space="preserve"> </w:t>
+      </w:r>
+      <w:r>
         <w:t xml:space="preserve">CONTRACT on the mechanism; genuine live per-subscription quota-isolation still needs</w:t>
       </w:r>
       <w:r>
-        <w:rPr>
-          <w:lang w:val="en"/>
-        </w:rPr>
-        <w:t xml:space="preserve"> </w:t>
-      </w:r>
-      <w:r>
-        <w:rPr>
-          <w:lang w:val="en"/>
-        </w:rPr>
+        <w:t xml:space="preserve"> </w:t>
+      </w:r>
+      <w:r>
         <w:t xml:space="preserve">live tokens exercising real rate-limit boundaries (an operator acceptance window).</w:t>
       </w:r>
     </w:p>
@@ -9436,8 +6716,8 @@
     </w:pPr>
     <w:rPr>
       <w:rFonts w:asciiTheme="majorHAnsi" w:cstheme="majorBidi" w:eastAsiaTheme="majorEastAsia" w:hAnsiTheme="majorHAnsi"/>
-      <w:sz w:val="56"/>
-      <w:szCs w:val="56"/>
+      <w:sz w:val="40"/>
+      <w:szCs w:val="40"/>
     </w:rPr>
   </w:style>
   <w:style w:customStyle="1" w:styleId="TitleChar" w:type="character">
@@ -9571,8 +6851,8 @@
     <w:rPr>
       <w:rFonts w:asciiTheme="majorHAnsi" w:cstheme="majorBidi" w:eastAsiaTheme="majorEastAsia" w:hAnsiTheme="majorHAnsi"/>
       <w:color w:themeColor="accent1" w:themeShade="BF" w:val="0F4761"/>
-      <w:sz w:val="40"/>
-      <w:szCs w:val="40"/>
+      <w:sz w:val="32"/>
+      <w:szCs w:val="32"/>
     </w:rPr>
   </w:style>
   <w:style w:styleId="Heading2" w:type="paragraph">
@@ -9594,8 +6874,8 @@
     <w:rPr>
       <w:rFonts w:asciiTheme="majorHAnsi" w:cstheme="majorBidi" w:eastAsiaTheme="majorEastAsia" w:hAnsiTheme="majorHAnsi"/>
       <w:color w:themeColor="accent1" w:themeShade="BF" w:val="0F4761"/>
-      <w:sz w:val="32"/>
-      <w:szCs w:val="32"/>
+      <w:sz w:val="26"/>
+      <w:szCs w:val="26"/>
     </w:rPr>
   </w:style>
   <w:style w:styleId="Heading3" w:type="paragraph">
@@ -9617,8 +6897,8 @@
     <w:rPr>
       <w:rFonts w:cstheme="majorBidi" w:eastAsiaTheme="majorEastAsia"/>
       <w:color w:themeColor="accent1" w:themeShade="BF" w:val="0F4761"/>
-      <w:sz w:val="28"/>
-      <w:szCs w:val="28"/>
+      <w:sz w:val="24"/>
+      <w:szCs w:val="24"/>
     </w:rPr>
   </w:style>
   <w:style w:styleId="Heading4" w:type="paragraph">
@@ -9638,6 +6918,8 @@
       <w:outlineLvl w:val="3"/>
     </w:pPr>
     <w:rPr>
+      <w:sz w:val="22"/>
+      <w:szCs w:val="22"/>
       <w:rFonts w:cstheme="majorBidi" w:eastAsiaTheme="majorEastAsia"/>
       <w:i/>
       <w:iCs/>
